--- a/Документация.docx
+++ b/Документация.docx
@@ -806,15 +806,7 @@
           <w:sz w:val="28"/>
           <w:szCs w:val="28"/>
         </w:rPr>
-        <w:t xml:space="preserve">-    </w:t>
-      </w:r>
-      <w:r>
-        <w:rPr>
-          <w:rFonts w:ascii="Times New Roman" w:hAnsi="Times New Roman" w:cs="Times New Roman"/>
-          <w:sz w:val="28"/>
-          <w:szCs w:val="28"/>
-        </w:rPr>
-        <w:t xml:space="preserve">Отсутствие возможности соревноваться с другими </w:t>
+        <w:t xml:space="preserve">-    Отсутствие возможности соревноваться с другими </w:t>
       </w:r>
     </w:p>
     <w:p>
@@ -871,15 +863,7 @@
           <w:sz w:val="28"/>
           <w:szCs w:val="28"/>
         </w:rPr>
-        <w:t xml:space="preserve">-   </w:t>
-      </w:r>
-      <w:r>
-        <w:rPr>
-          <w:rFonts w:ascii="Times New Roman" w:hAnsi="Times New Roman" w:cs="Times New Roman"/>
-          <w:sz w:val="28"/>
-          <w:szCs w:val="28"/>
-        </w:rPr>
-        <w:t xml:space="preserve">Банком задач по разным предметам </w:t>
+        <w:t xml:space="preserve">-   Банком задач по разным предметам </w:t>
       </w:r>
     </w:p>
     <w:p>
@@ -900,15 +884,7 @@
           <w:sz w:val="28"/>
           <w:szCs w:val="28"/>
         </w:rPr>
-        <w:t xml:space="preserve">-   </w:t>
-      </w:r>
-      <w:r>
-        <w:rPr>
-          <w:rFonts w:ascii="Times New Roman" w:hAnsi="Times New Roman" w:cs="Times New Roman"/>
-          <w:sz w:val="28"/>
-          <w:szCs w:val="28"/>
-        </w:rPr>
-        <w:t xml:space="preserve">Автоматической проверкой решений </w:t>
+        <w:t xml:space="preserve">-   Автоматической проверкой решений </w:t>
       </w:r>
     </w:p>
     <w:p>
@@ -929,15 +905,7 @@
           <w:sz w:val="28"/>
           <w:szCs w:val="28"/>
         </w:rPr>
-        <w:t>-</w:t>
-      </w:r>
-      <w:r>
-        <w:rPr>
-          <w:rFonts w:ascii="Times New Roman" w:hAnsi="Times New Roman" w:cs="Times New Roman"/>
-          <w:sz w:val="28"/>
-          <w:szCs w:val="28"/>
-        </w:rPr>
-        <w:t xml:space="preserve">   </w:t>
+        <w:t xml:space="preserve">-   </w:t>
       </w:r>
       <w:proofErr w:type="spellStart"/>
       <w:r>
@@ -976,23 +944,7 @@
           <w:sz w:val="28"/>
           <w:szCs w:val="28"/>
         </w:rPr>
-        <w:t>-</w:t>
-      </w:r>
-      <w:r>
-        <w:rPr>
-          <w:rFonts w:ascii="Times New Roman" w:hAnsi="Times New Roman" w:cs="Times New Roman"/>
-          <w:sz w:val="28"/>
-          <w:szCs w:val="28"/>
-        </w:rPr>
-        <w:t xml:space="preserve">   </w:t>
-      </w:r>
-      <w:r>
-        <w:rPr>
-          <w:rFonts w:ascii="Times New Roman" w:hAnsi="Times New Roman" w:cs="Times New Roman"/>
-          <w:sz w:val="28"/>
-          <w:szCs w:val="28"/>
-        </w:rPr>
-        <w:t xml:space="preserve">Системой аналитики прогресса </w:t>
+        <w:t xml:space="preserve">-   Системой аналитики прогресса </w:t>
       </w:r>
     </w:p>
     <w:p>
@@ -1013,23 +965,7 @@
           <w:sz w:val="28"/>
           <w:szCs w:val="28"/>
         </w:rPr>
-        <w:t xml:space="preserve">- </w:t>
-      </w:r>
-      <w:r>
-        <w:rPr>
-          <w:rFonts w:ascii="Times New Roman" w:hAnsi="Times New Roman" w:cs="Times New Roman"/>
-          <w:sz w:val="28"/>
-          <w:szCs w:val="28"/>
-        </w:rPr>
-        <w:t xml:space="preserve">  </w:t>
-      </w:r>
-      <w:r>
-        <w:rPr>
-          <w:rFonts w:ascii="Times New Roman" w:hAnsi="Times New Roman" w:cs="Times New Roman"/>
-          <w:sz w:val="28"/>
-          <w:szCs w:val="28"/>
-        </w:rPr>
-        <w:t xml:space="preserve">Геймификацией для повышения мотивации </w:t>
+        <w:t xml:space="preserve">-   Геймификацией для повышения мотивации </w:t>
       </w:r>
     </w:p>
     <w:p>
@@ -7572,41 +7508,28 @@
         <w:spacing w:line="360" w:lineRule="auto"/>
         <w:rPr>
           <w:rFonts w:ascii="Times New Roman" w:hAnsi="Times New Roman" w:cs="Times New Roman"/>
-        </w:rPr>
-      </w:pPr>
-      <w:r>
-        <w:rPr>
-          <w:rFonts w:ascii="Times New Roman" w:hAnsi="Times New Roman" w:cs="Times New Roman"/>
-        </w:rPr>
-        <w:t>8.1 Авторизация (</w:t>
-      </w:r>
-      <w:proofErr w:type="spellStart"/>
-      <w:r>
-        <w:rPr>
-          <w:rFonts w:ascii="Times New Roman" w:hAnsi="Times New Roman" w:cs="Times New Roman"/>
-        </w:rPr>
-        <w:t>backend</w:t>
-      </w:r>
-      <w:proofErr w:type="spellEnd"/>
-      <w:r>
-        <w:rPr>
-          <w:rFonts w:ascii="Times New Roman" w:hAnsi="Times New Roman" w:cs="Times New Roman"/>
-        </w:rPr>
-        <w:t>/</w:t>
-      </w:r>
-      <w:proofErr w:type="spellStart"/>
-      <w:r>
-        <w:rPr>
-          <w:rFonts w:ascii="Times New Roman" w:hAnsi="Times New Roman" w:cs="Times New Roman"/>
-        </w:rPr>
-        <w:t>app</w:t>
-      </w:r>
-      <w:proofErr w:type="spellEnd"/>
-      <w:r>
-        <w:rPr>
-          <w:rFonts w:ascii="Times New Roman" w:hAnsi="Times New Roman" w:cs="Times New Roman"/>
-        </w:rPr>
-        <w:t>/auth_middleware.py)</w:t>
+          <w:lang w:val="en-US"/>
+        </w:rPr>
+      </w:pPr>
+      <w:r>
+        <w:rPr>
+          <w:rFonts w:ascii="Times New Roman" w:hAnsi="Times New Roman" w:cs="Times New Roman"/>
+          <w:lang w:val="en-US"/>
+        </w:rPr>
+        <w:t xml:space="preserve">8.1 </w:t>
+      </w:r>
+      <w:r>
+        <w:rPr>
+          <w:rFonts w:ascii="Times New Roman" w:hAnsi="Times New Roman" w:cs="Times New Roman"/>
+        </w:rPr>
+        <w:t>Авторизация</w:t>
+      </w:r>
+      <w:r>
+        <w:rPr>
+          <w:rFonts w:ascii="Times New Roman" w:hAnsi="Times New Roman" w:cs="Times New Roman"/>
+          <w:lang w:val="en-US"/>
+        </w:rPr>
+        <w:t xml:space="preserve"> (backend/app/auth_middleware.py)</w:t>
       </w:r>
     </w:p>
     <w:p>
@@ -11911,51 +11834,62 @@
           <w:rFonts w:ascii="Times New Roman" w:hAnsi="Times New Roman" w:cs="Times New Roman"/>
           <w:sz w:val="28"/>
           <w:szCs w:val="28"/>
-          <w:lang w:val="en-US"/>
-        </w:rPr>
-      </w:pPr>
-      <w:r>
-        <w:rPr>
-          <w:rFonts w:ascii="Times New Roman" w:hAnsi="Times New Roman" w:cs="Times New Roman"/>
-          <w:sz w:val="28"/>
-          <w:szCs w:val="28"/>
-        </w:rPr>
-        <w:t xml:space="preserve">Ссылка на видеоролик: (вставьте ссылку на видео на ВКонтакте или </w:t>
-      </w:r>
-      <w:proofErr w:type="spellStart"/>
-      <w:r>
-        <w:rPr>
-          <w:rFonts w:ascii="Times New Roman" w:hAnsi="Times New Roman" w:cs="Times New Roman"/>
-          <w:sz w:val="28"/>
-          <w:szCs w:val="28"/>
-        </w:rPr>
-        <w:t>Rutube</w:t>
-      </w:r>
-      <w:proofErr w:type="spellEnd"/>
-      <w:r>
-        <w:rPr>
-          <w:rFonts w:ascii="Times New Roman" w:hAnsi="Times New Roman" w:cs="Times New Roman"/>
-          <w:sz w:val="28"/>
-          <w:szCs w:val="28"/>
-        </w:rPr>
-        <w:t xml:space="preserve">). </w:t>
-      </w:r>
-    </w:p>
-    <w:p>
-      <w:pPr>
-        <w:rPr>
-          <w:rFonts w:ascii="Times New Roman" w:hAnsi="Times New Roman" w:cs="Times New Roman"/>
-          <w:sz w:val="28"/>
-          <w:szCs w:val="28"/>
-          <w:lang w:val="en-US"/>
-        </w:rPr>
-      </w:pPr>
-      <w:r>
-        <w:rPr>
-          <w:rFonts w:ascii="Times New Roman" w:hAnsi="Times New Roman" w:cs="Times New Roman"/>
-          <w:sz w:val="28"/>
-          <w:szCs w:val="28"/>
-          <w:lang w:val="en-US"/>
+        </w:rPr>
+      </w:pPr>
+      <w:r>
+        <w:rPr>
+          <w:rFonts w:ascii="Times New Roman" w:hAnsi="Times New Roman" w:cs="Times New Roman"/>
+          <w:sz w:val="28"/>
+          <w:szCs w:val="28"/>
+        </w:rPr>
+        <w:t>Ссылка на</w:t>
+      </w:r>
+      <w:r>
+        <w:rPr>
+          <w:rFonts w:ascii="Times New Roman" w:hAnsi="Times New Roman" w:cs="Times New Roman"/>
+          <w:sz w:val="28"/>
+          <w:szCs w:val="28"/>
+        </w:rPr>
+        <w:t xml:space="preserve"> </w:t>
+      </w:r>
+      <w:r>
+        <w:rPr>
+          <w:rFonts w:ascii="Times New Roman" w:hAnsi="Times New Roman" w:cs="Times New Roman"/>
+          <w:sz w:val="28"/>
+          <w:szCs w:val="28"/>
+        </w:rPr>
+        <w:t>видеоролик:</w:t>
+      </w:r>
+      <w:r>
+        <w:rPr>
+          <w:rFonts w:ascii="Times New Roman" w:hAnsi="Times New Roman" w:cs="Times New Roman"/>
+          <w:sz w:val="28"/>
+          <w:szCs w:val="28"/>
+        </w:rPr>
+        <w:t xml:space="preserve"> </w:t>
+      </w:r>
+      <w:r>
+        <w:rPr>
+          <w:rFonts w:ascii="Times New Roman" w:hAnsi="Times New Roman" w:cs="Times New Roman"/>
+          <w:sz w:val="28"/>
+          <w:szCs w:val="28"/>
+        </w:rPr>
+        <w:t>https://rutube.ru/video/bc0a372a0938848370f08579d984b76a/</w:t>
+      </w:r>
+    </w:p>
+    <w:p>
+      <w:pPr>
+        <w:rPr>
+          <w:rFonts w:ascii="Times New Roman" w:hAnsi="Times New Roman" w:cs="Times New Roman"/>
+          <w:sz w:val="28"/>
+          <w:szCs w:val="28"/>
+        </w:rPr>
+      </w:pPr>
+      <w:r>
+        <w:rPr>
+          <w:rFonts w:ascii="Times New Roman" w:hAnsi="Times New Roman" w:cs="Times New Roman"/>
+          <w:sz w:val="28"/>
+          <w:szCs w:val="28"/>
         </w:rPr>
         <w:br w:type="page"/>
       </w:r>
@@ -12736,13 +12670,15 @@
           <w:bCs/>
           <w:sz w:val="28"/>
           <w:szCs w:val="28"/>
-        </w:rPr>
-      </w:pPr>
-      <w:r>
-        <w:rPr>
-          <w:rFonts w:ascii="Times New Roman" w:hAnsi="Times New Roman" w:cs="Times New Roman"/>
-          <w:sz w:val="28"/>
-          <w:szCs w:val="28"/>
+          <w:lang w:val="en-US"/>
+        </w:rPr>
+      </w:pPr>
+      <w:r>
+        <w:rPr>
+          <w:rFonts w:ascii="Times New Roman" w:hAnsi="Times New Roman" w:cs="Times New Roman"/>
+          <w:sz w:val="28"/>
+          <w:szCs w:val="28"/>
+          <w:lang w:val="en-US"/>
         </w:rPr>
         <w:br w:type="page"/>
       </w:r>

--- a/Документация.docx
+++ b/Документация.docx
@@ -159,23 +159,13 @@
           <w:szCs w:val="28"/>
         </w:rPr>
       </w:pPr>
-      <w:proofErr w:type="spellStart"/>
-      <w:r>
-        <w:rPr>
-          <w:rFonts w:ascii="Times New Roman" w:hAnsi="Times New Roman" w:cs="Times New Roman"/>
-          <w:sz w:val="28"/>
-          <w:szCs w:val="28"/>
-        </w:rPr>
-        <w:t>Коптуров</w:t>
-      </w:r>
-      <w:proofErr w:type="spellEnd"/>
-      <w:r>
-        <w:rPr>
-          <w:rFonts w:ascii="Times New Roman" w:hAnsi="Times New Roman" w:cs="Times New Roman"/>
-          <w:sz w:val="28"/>
-          <w:szCs w:val="28"/>
-        </w:rPr>
-        <w:t xml:space="preserve"> Роман</w:t>
+      <w:r>
+        <w:rPr>
+          <w:rFonts w:ascii="Times New Roman" w:hAnsi="Times New Roman" w:cs="Times New Roman"/>
+          <w:sz w:val="28"/>
+          <w:szCs w:val="28"/>
+        </w:rPr>
+        <w:t>Коптуров Роман</w:t>
       </w:r>
     </w:p>
     <w:p>
@@ -209,23 +199,13 @@
           <w:szCs w:val="28"/>
         </w:rPr>
       </w:pPr>
-      <w:proofErr w:type="spellStart"/>
-      <w:r>
-        <w:rPr>
-          <w:rFonts w:ascii="Times New Roman" w:hAnsi="Times New Roman" w:cs="Times New Roman"/>
-          <w:sz w:val="28"/>
-          <w:szCs w:val="28"/>
-        </w:rPr>
-        <w:t>Бардеев</w:t>
-      </w:r>
-      <w:proofErr w:type="spellEnd"/>
-      <w:r>
-        <w:rPr>
-          <w:rFonts w:ascii="Times New Roman" w:hAnsi="Times New Roman" w:cs="Times New Roman"/>
-          <w:sz w:val="28"/>
-          <w:szCs w:val="28"/>
-        </w:rPr>
-        <w:t xml:space="preserve"> Артем</w:t>
+      <w:r>
+        <w:rPr>
+          <w:rFonts w:ascii="Times New Roman" w:hAnsi="Times New Roman" w:cs="Times New Roman"/>
+          <w:sz w:val="28"/>
+          <w:szCs w:val="28"/>
+        </w:rPr>
+        <w:t>Бардеев Артем</w:t>
       </w:r>
     </w:p>
     <w:p>
@@ -905,25 +885,7 @@
           <w:sz w:val="28"/>
           <w:szCs w:val="28"/>
         </w:rPr>
-        <w:t xml:space="preserve">-   </w:t>
-      </w:r>
-      <w:proofErr w:type="spellStart"/>
-      <w:r>
-        <w:rPr>
-          <w:rFonts w:ascii="Times New Roman" w:hAnsi="Times New Roman" w:cs="Times New Roman"/>
-          <w:sz w:val="28"/>
-          <w:szCs w:val="28"/>
-        </w:rPr>
-        <w:t>PvP</w:t>
-      </w:r>
-      <w:proofErr w:type="spellEnd"/>
-      <w:r>
-        <w:rPr>
-          <w:rFonts w:ascii="Times New Roman" w:hAnsi="Times New Roman" w:cs="Times New Roman"/>
-          <w:sz w:val="28"/>
-          <w:szCs w:val="28"/>
-        </w:rPr>
-        <w:t xml:space="preserve">-режимом для соревнований </w:t>
+        <w:t xml:space="preserve">-   PvP-режимом для соревнований </w:t>
       </w:r>
     </w:p>
     <w:p>
@@ -1105,43 +1067,7 @@
           <w:sz w:val="28"/>
           <w:szCs w:val="28"/>
         </w:rPr>
-        <w:t xml:space="preserve">Внедрить </w:t>
-      </w:r>
-      <w:proofErr w:type="spellStart"/>
-      <w:r>
-        <w:rPr>
-          <w:rFonts w:ascii="Times New Roman" w:hAnsi="Times New Roman" w:cs="Times New Roman"/>
-          <w:sz w:val="28"/>
-          <w:szCs w:val="28"/>
-        </w:rPr>
-        <w:t>PvP</w:t>
-      </w:r>
-      <w:proofErr w:type="spellEnd"/>
-      <w:r>
-        <w:rPr>
-          <w:rFonts w:ascii="Times New Roman" w:hAnsi="Times New Roman" w:cs="Times New Roman"/>
-          <w:sz w:val="28"/>
-          <w:szCs w:val="28"/>
-        </w:rPr>
-        <w:t xml:space="preserve">-режим с </w:t>
-      </w:r>
-      <w:proofErr w:type="spellStart"/>
-      <w:r>
-        <w:rPr>
-          <w:rFonts w:ascii="Times New Roman" w:hAnsi="Times New Roman" w:cs="Times New Roman"/>
-          <w:sz w:val="28"/>
-          <w:szCs w:val="28"/>
-        </w:rPr>
-        <w:t>WebSocket</w:t>
-      </w:r>
-      <w:proofErr w:type="spellEnd"/>
-      <w:r>
-        <w:rPr>
-          <w:rFonts w:ascii="Times New Roman" w:hAnsi="Times New Roman" w:cs="Times New Roman"/>
-          <w:sz w:val="28"/>
-          <w:szCs w:val="28"/>
-        </w:rPr>
-        <w:t xml:space="preserve"> </w:t>
+        <w:t xml:space="preserve">Внедрить PvP-режим с WebSocket </w:t>
       </w:r>
     </w:p>
     <w:p>
@@ -1168,25 +1094,7 @@
           <w:sz w:val="28"/>
           <w:szCs w:val="28"/>
         </w:rPr>
-        <w:t xml:space="preserve">Реализовать рейтинговую систему </w:t>
-      </w:r>
-      <w:proofErr w:type="spellStart"/>
-      <w:r>
-        <w:rPr>
-          <w:rFonts w:ascii="Times New Roman" w:hAnsi="Times New Roman" w:cs="Times New Roman"/>
-          <w:sz w:val="28"/>
-          <w:szCs w:val="28"/>
-        </w:rPr>
-        <w:t>Elo</w:t>
-      </w:r>
-      <w:proofErr w:type="spellEnd"/>
-      <w:r>
-        <w:rPr>
-          <w:rFonts w:ascii="Times New Roman" w:hAnsi="Times New Roman" w:cs="Times New Roman"/>
-          <w:sz w:val="28"/>
-          <w:szCs w:val="28"/>
-        </w:rPr>
-        <w:t xml:space="preserve"> </w:t>
+        <w:t xml:space="preserve">Реализовать рейтинговую систему Elo </w:t>
       </w:r>
     </w:p>
     <w:p>
@@ -1324,16 +1232,7 @@
           <w:sz w:val="28"/>
           <w:szCs w:val="28"/>
         </w:rPr>
-        <w:t xml:space="preserve">Платформа </w:t>
-      </w:r>
-      <w:proofErr w:type="gramStart"/>
-      <w:r>
-        <w:rPr>
-          <w:rFonts w:ascii="Times New Roman" w:hAnsi="Times New Roman" w:cs="Times New Roman"/>
-          <w:sz w:val="28"/>
-          <w:szCs w:val="28"/>
-        </w:rPr>
-        <w:t>-</w:t>
+        <w:t>Платформа -</w:t>
       </w:r>
       <w:r>
         <w:rPr>
@@ -1349,16 +1248,7 @@
           <w:sz w:val="28"/>
           <w:szCs w:val="28"/>
         </w:rPr>
-        <w:t>это</w:t>
-      </w:r>
-      <w:proofErr w:type="gramEnd"/>
-      <w:r>
-        <w:rPr>
-          <w:rFonts w:ascii="Times New Roman" w:hAnsi="Times New Roman" w:cs="Times New Roman"/>
-          <w:sz w:val="28"/>
-          <w:szCs w:val="28"/>
-        </w:rPr>
-        <w:t xml:space="preserve"> веб-приложение с клиент-серверной архитектурой. </w:t>
+        <w:t xml:space="preserve">это веб-приложение с клиент-серверной архитектурой. </w:t>
       </w:r>
       <w:r>
         <w:rPr>
@@ -1384,9 +1274,16 @@
           <w:szCs w:val="28"/>
           <w:lang w:val="en-US"/>
         </w:rPr>
-        <w:t xml:space="preserve"> Python (</w:t>
-      </w:r>
-      <w:proofErr w:type="spellStart"/>
+        <w:t xml:space="preserve"> Python (FastAPI), frontend </w:t>
+      </w:r>
+      <w:r>
+        <w:rPr>
+          <w:rFonts w:ascii="Times New Roman" w:hAnsi="Times New Roman" w:cs="Times New Roman"/>
+          <w:sz w:val="28"/>
+          <w:szCs w:val="28"/>
+        </w:rPr>
+        <w:t>на</w:t>
+      </w:r>
       <w:r>
         <w:rPr>
           <w:rFonts w:ascii="Times New Roman" w:hAnsi="Times New Roman" w:cs="Times New Roman"/>
@@ -1394,9 +1291,16 @@
           <w:szCs w:val="28"/>
           <w:lang w:val="en-US"/>
         </w:rPr>
-        <w:t>FastAPI</w:t>
-      </w:r>
-      <w:proofErr w:type="spellEnd"/>
+        <w:t xml:space="preserve"> HTML/JavaScript, </w:t>
+      </w:r>
+      <w:r>
+        <w:rPr>
+          <w:rFonts w:ascii="Times New Roman" w:hAnsi="Times New Roman" w:cs="Times New Roman"/>
+          <w:sz w:val="28"/>
+          <w:szCs w:val="28"/>
+        </w:rPr>
+        <w:t>база</w:t>
+      </w:r>
       <w:r>
         <w:rPr>
           <w:rFonts w:ascii="Times New Roman" w:hAnsi="Times New Roman" w:cs="Times New Roman"/>
@@ -1404,15 +1308,15 @@
           <w:szCs w:val="28"/>
           <w:lang w:val="en-US"/>
         </w:rPr>
-        <w:t xml:space="preserve">), frontend </w:t>
-      </w:r>
-      <w:r>
-        <w:rPr>
-          <w:rFonts w:ascii="Times New Roman" w:hAnsi="Times New Roman" w:cs="Times New Roman"/>
-          <w:sz w:val="28"/>
-          <w:szCs w:val="28"/>
-        </w:rPr>
-        <w:t>на</w:t>
+        <w:t xml:space="preserve"> </w:t>
+      </w:r>
+      <w:r>
+        <w:rPr>
+          <w:rFonts w:ascii="Times New Roman" w:hAnsi="Times New Roman" w:cs="Times New Roman"/>
+          <w:sz w:val="28"/>
+          <w:szCs w:val="28"/>
+        </w:rPr>
+        <w:t>данных</w:t>
       </w:r>
       <w:r>
         <w:rPr>
@@ -1421,40 +1325,6 @@
           <w:szCs w:val="28"/>
           <w:lang w:val="en-US"/>
         </w:rPr>
-        <w:t xml:space="preserve"> HTML/JavaScript, </w:t>
-      </w:r>
-      <w:r>
-        <w:rPr>
-          <w:rFonts w:ascii="Times New Roman" w:hAnsi="Times New Roman" w:cs="Times New Roman"/>
-          <w:sz w:val="28"/>
-          <w:szCs w:val="28"/>
-        </w:rPr>
-        <w:t>база</w:t>
-      </w:r>
-      <w:r>
-        <w:rPr>
-          <w:rFonts w:ascii="Times New Roman" w:hAnsi="Times New Roman" w:cs="Times New Roman"/>
-          <w:sz w:val="28"/>
-          <w:szCs w:val="28"/>
-          <w:lang w:val="en-US"/>
-        </w:rPr>
-        <w:t xml:space="preserve"> </w:t>
-      </w:r>
-      <w:r>
-        <w:rPr>
-          <w:rFonts w:ascii="Times New Roman" w:hAnsi="Times New Roman" w:cs="Times New Roman"/>
-          <w:sz w:val="28"/>
-          <w:szCs w:val="28"/>
-        </w:rPr>
-        <w:t>данных</w:t>
-      </w:r>
-      <w:r>
-        <w:rPr>
-          <w:rFonts w:ascii="Times New Roman" w:hAnsi="Times New Roman" w:cs="Times New Roman"/>
-          <w:sz w:val="28"/>
-          <w:szCs w:val="28"/>
-          <w:lang w:val="en-US"/>
-        </w:rPr>
         <w:t xml:space="preserve"> SQLite.</w:t>
       </w:r>
     </w:p>
@@ -1497,61 +1367,7 @@
           <w:sz w:val="28"/>
           <w:szCs w:val="28"/>
         </w:rPr>
-        <w:t>3 уровня сложности (</w:t>
-      </w:r>
-      <w:proofErr w:type="spellStart"/>
-      <w:r>
-        <w:rPr>
-          <w:rFonts w:ascii="Times New Roman" w:hAnsi="Times New Roman" w:cs="Times New Roman"/>
-          <w:sz w:val="28"/>
-          <w:szCs w:val="28"/>
-        </w:rPr>
-        <w:t>easy</w:t>
-      </w:r>
-      <w:proofErr w:type="spellEnd"/>
-      <w:r>
-        <w:rPr>
-          <w:rFonts w:ascii="Times New Roman" w:hAnsi="Times New Roman" w:cs="Times New Roman"/>
-          <w:sz w:val="28"/>
-          <w:szCs w:val="28"/>
-        </w:rPr>
-        <w:t xml:space="preserve">, </w:t>
-      </w:r>
-      <w:proofErr w:type="spellStart"/>
-      <w:r>
-        <w:rPr>
-          <w:rFonts w:ascii="Times New Roman" w:hAnsi="Times New Roman" w:cs="Times New Roman"/>
-          <w:sz w:val="28"/>
-          <w:szCs w:val="28"/>
-        </w:rPr>
-        <w:t>medium</w:t>
-      </w:r>
-      <w:proofErr w:type="spellEnd"/>
-      <w:r>
-        <w:rPr>
-          <w:rFonts w:ascii="Times New Roman" w:hAnsi="Times New Roman" w:cs="Times New Roman"/>
-          <w:sz w:val="28"/>
-          <w:szCs w:val="28"/>
-        </w:rPr>
-        <w:t xml:space="preserve">, </w:t>
-      </w:r>
-      <w:proofErr w:type="spellStart"/>
-      <w:r>
-        <w:rPr>
-          <w:rFonts w:ascii="Times New Roman" w:hAnsi="Times New Roman" w:cs="Times New Roman"/>
-          <w:sz w:val="28"/>
-          <w:szCs w:val="28"/>
-        </w:rPr>
-        <w:t>hard</w:t>
-      </w:r>
-      <w:proofErr w:type="spellEnd"/>
-      <w:r>
-        <w:rPr>
-          <w:rFonts w:ascii="Times New Roman" w:hAnsi="Times New Roman" w:cs="Times New Roman"/>
-          <w:sz w:val="28"/>
-          <w:szCs w:val="28"/>
-        </w:rPr>
-        <w:t xml:space="preserve">) </w:t>
+        <w:t xml:space="preserve">3 уровня сложности (easy, medium, hard) </w:t>
       </w:r>
     </w:p>
     <w:p>
@@ -1591,23 +1407,13 @@
           <w:szCs w:val="28"/>
         </w:rPr>
       </w:pPr>
-      <w:proofErr w:type="spellStart"/>
-      <w:r>
-        <w:rPr>
-          <w:rFonts w:ascii="Times New Roman" w:hAnsi="Times New Roman" w:cs="Times New Roman"/>
-          <w:sz w:val="28"/>
-          <w:szCs w:val="28"/>
-        </w:rPr>
-        <w:t>PvP</w:t>
-      </w:r>
-      <w:proofErr w:type="spellEnd"/>
-      <w:r>
-        <w:rPr>
-          <w:rFonts w:ascii="Times New Roman" w:hAnsi="Times New Roman" w:cs="Times New Roman"/>
-          <w:sz w:val="28"/>
-          <w:szCs w:val="28"/>
-        </w:rPr>
-        <w:t xml:space="preserve">-матчи в реальном времени </w:t>
+      <w:r>
+        <w:rPr>
+          <w:rFonts w:ascii="Times New Roman" w:hAnsi="Times New Roman" w:cs="Times New Roman"/>
+          <w:sz w:val="28"/>
+          <w:szCs w:val="28"/>
+        </w:rPr>
+        <w:t xml:space="preserve">PvP-матчи в реальном времени </w:t>
       </w:r>
     </w:p>
     <w:p>
@@ -1630,25 +1436,7 @@
           <w:sz w:val="28"/>
           <w:szCs w:val="28"/>
         </w:rPr>
-        <w:t xml:space="preserve">Рейтинговая система </w:t>
-      </w:r>
-      <w:proofErr w:type="spellStart"/>
-      <w:r>
-        <w:rPr>
-          <w:rFonts w:ascii="Times New Roman" w:hAnsi="Times New Roman" w:cs="Times New Roman"/>
-          <w:sz w:val="28"/>
-          <w:szCs w:val="28"/>
-        </w:rPr>
-        <w:t>Elo</w:t>
-      </w:r>
-      <w:proofErr w:type="spellEnd"/>
-      <w:r>
-        <w:rPr>
-          <w:rFonts w:ascii="Times New Roman" w:hAnsi="Times New Roman" w:cs="Times New Roman"/>
-          <w:sz w:val="28"/>
-          <w:szCs w:val="28"/>
-        </w:rPr>
-        <w:t xml:space="preserve"> </w:t>
+        <w:t xml:space="preserve">Рейтинговая система Elo </w:t>
       </w:r>
     </w:p>
     <w:p>
@@ -1784,43 +1572,7 @@
           <w:sz w:val="28"/>
           <w:szCs w:val="28"/>
         </w:rPr>
-        <w:t xml:space="preserve">Регистрация с проверкой уникальности </w:t>
-      </w:r>
-      <w:proofErr w:type="spellStart"/>
-      <w:r>
-        <w:rPr>
-          <w:rFonts w:ascii="Times New Roman" w:hAnsi="Times New Roman" w:cs="Times New Roman"/>
-          <w:sz w:val="28"/>
-          <w:szCs w:val="28"/>
-        </w:rPr>
-        <w:t>username</w:t>
-      </w:r>
-      <w:proofErr w:type="spellEnd"/>
-      <w:r>
-        <w:rPr>
-          <w:rFonts w:ascii="Times New Roman" w:hAnsi="Times New Roman" w:cs="Times New Roman"/>
-          <w:sz w:val="28"/>
-          <w:szCs w:val="28"/>
-        </w:rPr>
-        <w:t>/</w:t>
-      </w:r>
-      <w:proofErr w:type="spellStart"/>
-      <w:r>
-        <w:rPr>
-          <w:rFonts w:ascii="Times New Roman" w:hAnsi="Times New Roman" w:cs="Times New Roman"/>
-          <w:sz w:val="28"/>
-          <w:szCs w:val="28"/>
-        </w:rPr>
-        <w:t>email</w:t>
-      </w:r>
-      <w:proofErr w:type="spellEnd"/>
-      <w:r>
-        <w:rPr>
-          <w:rFonts w:ascii="Times New Roman" w:hAnsi="Times New Roman" w:cs="Times New Roman"/>
-          <w:sz w:val="28"/>
-          <w:szCs w:val="28"/>
-        </w:rPr>
-        <w:t xml:space="preserve"> </w:t>
+        <w:t xml:space="preserve">Регистрация с проверкой уникальности username/email </w:t>
       </w:r>
     </w:p>
     <w:p>
@@ -1866,25 +1618,7 @@
           <w:sz w:val="28"/>
           <w:szCs w:val="28"/>
         </w:rPr>
-        <w:t xml:space="preserve">Хеширование паролей через </w:t>
-      </w:r>
-      <w:proofErr w:type="spellStart"/>
-      <w:r>
-        <w:rPr>
-          <w:rFonts w:ascii="Times New Roman" w:hAnsi="Times New Roman" w:cs="Times New Roman"/>
-          <w:sz w:val="28"/>
-          <w:szCs w:val="28"/>
-        </w:rPr>
-        <w:t>bcrypt</w:t>
-      </w:r>
-      <w:proofErr w:type="spellEnd"/>
-      <w:r>
-        <w:rPr>
-          <w:rFonts w:ascii="Times New Roman" w:hAnsi="Times New Roman" w:cs="Times New Roman"/>
-          <w:sz w:val="28"/>
-          <w:szCs w:val="28"/>
-        </w:rPr>
-        <w:t xml:space="preserve"> </w:t>
+        <w:t xml:space="preserve">Хеширование паролей через bcrypt </w:t>
       </w:r>
     </w:p>
     <w:p>
@@ -1901,23 +1635,13 @@
           <w:szCs w:val="28"/>
         </w:rPr>
       </w:pPr>
-      <w:proofErr w:type="spellStart"/>
-      <w:r>
-        <w:rPr>
-          <w:rFonts w:ascii="Times New Roman" w:hAnsi="Times New Roman" w:cs="Times New Roman"/>
-          <w:sz w:val="28"/>
-          <w:szCs w:val="28"/>
-        </w:rPr>
-        <w:t>Bearer</w:t>
-      </w:r>
-      <w:proofErr w:type="spellEnd"/>
-      <w:r>
-        <w:rPr>
-          <w:rFonts w:ascii="Times New Roman" w:hAnsi="Times New Roman" w:cs="Times New Roman"/>
-          <w:sz w:val="28"/>
-          <w:szCs w:val="28"/>
-        </w:rPr>
-        <w:t xml:space="preserve">-токены для API </w:t>
+      <w:r>
+        <w:rPr>
+          <w:rFonts w:ascii="Times New Roman" w:hAnsi="Times New Roman" w:cs="Times New Roman"/>
+          <w:sz w:val="28"/>
+          <w:szCs w:val="28"/>
+        </w:rPr>
+        <w:t xml:space="preserve">Bearer-токены для API </w:t>
       </w:r>
     </w:p>
     <w:p>
@@ -2124,23 +1848,13 @@
           <w:szCs w:val="28"/>
         </w:rPr>
       </w:pPr>
-      <w:proofErr w:type="spellStart"/>
-      <w:r>
-        <w:rPr>
-          <w:rFonts w:ascii="Times New Roman" w:hAnsi="Times New Roman" w:cs="Times New Roman"/>
-          <w:sz w:val="28"/>
-          <w:szCs w:val="28"/>
-        </w:rPr>
-        <w:t>PvP</w:t>
-      </w:r>
-      <w:proofErr w:type="spellEnd"/>
-      <w:r>
-        <w:rPr>
-          <w:rFonts w:ascii="Times New Roman" w:hAnsi="Times New Roman" w:cs="Times New Roman"/>
-          <w:sz w:val="28"/>
-          <w:szCs w:val="28"/>
-        </w:rPr>
-        <w:t xml:space="preserve">-режим (pvp.html, pvp_manager.py) </w:t>
+      <w:r>
+        <w:rPr>
+          <w:rFonts w:ascii="Times New Roman" w:hAnsi="Times New Roman" w:cs="Times New Roman"/>
+          <w:sz w:val="28"/>
+          <w:szCs w:val="28"/>
+        </w:rPr>
+        <w:t xml:space="preserve">PvP-режим (pvp.html, pvp_manager.py) </w:t>
       </w:r>
     </w:p>
     <w:p>
@@ -2180,7 +1894,6 @@
           <w:szCs w:val="28"/>
         </w:rPr>
       </w:pPr>
-      <w:proofErr w:type="spellStart"/>
       <w:r>
         <w:rPr>
           <w:rFonts w:ascii="Times New Roman" w:hAnsi="Times New Roman" w:cs="Times New Roman"/>
@@ -2188,34 +1901,7 @@
           <w:szCs w:val="28"/>
         </w:rPr>
         <w:lastRenderedPageBreak/>
-        <w:t>WebSocket</w:t>
-      </w:r>
-      <w:proofErr w:type="spellEnd"/>
-      <w:r>
-        <w:rPr>
-          <w:rFonts w:ascii="Times New Roman" w:hAnsi="Times New Roman" w:cs="Times New Roman"/>
-          <w:sz w:val="28"/>
-          <w:szCs w:val="28"/>
-        </w:rPr>
-        <w:t xml:space="preserve"> для </w:t>
-      </w:r>
-      <w:proofErr w:type="spellStart"/>
-      <w:r>
-        <w:rPr>
-          <w:rFonts w:ascii="Times New Roman" w:hAnsi="Times New Roman" w:cs="Times New Roman"/>
-          <w:sz w:val="28"/>
-          <w:szCs w:val="28"/>
-        </w:rPr>
-        <w:t>real-time</w:t>
-      </w:r>
-      <w:proofErr w:type="spellEnd"/>
-      <w:r>
-        <w:rPr>
-          <w:rFonts w:ascii="Times New Roman" w:hAnsi="Times New Roman" w:cs="Times New Roman"/>
-          <w:sz w:val="28"/>
-          <w:szCs w:val="28"/>
-        </w:rPr>
-        <w:t xml:space="preserve"> коммуникации </w:t>
+        <w:t xml:space="preserve">WebSocket для real-time коммуникации </w:t>
       </w:r>
     </w:p>
     <w:p>
@@ -2307,25 +1993,7 @@
           <w:sz w:val="28"/>
           <w:szCs w:val="28"/>
         </w:rPr>
-        <w:t xml:space="preserve">Расчет рейтинга по формуле </w:t>
-      </w:r>
-      <w:proofErr w:type="spellStart"/>
-      <w:r>
-        <w:rPr>
-          <w:rFonts w:ascii="Times New Roman" w:hAnsi="Times New Roman" w:cs="Times New Roman"/>
-          <w:sz w:val="28"/>
-          <w:szCs w:val="28"/>
-        </w:rPr>
-        <w:t>Elo</w:t>
-      </w:r>
-      <w:proofErr w:type="spellEnd"/>
-      <w:r>
-        <w:rPr>
-          <w:rFonts w:ascii="Times New Roman" w:hAnsi="Times New Roman" w:cs="Times New Roman"/>
-          <w:sz w:val="28"/>
-          <w:szCs w:val="28"/>
-        </w:rPr>
-        <w:t xml:space="preserve"> </w:t>
+        <w:t xml:space="preserve">Расчет рейтинга по формуле Elo </w:t>
       </w:r>
     </w:p>
     <w:p>
@@ -2809,30 +2477,8 @@
         <w:rPr>
           <w:rFonts w:ascii="Times New Roman" w:hAnsi="Times New Roman" w:cs="Times New Roman"/>
         </w:rPr>
-        <w:t xml:space="preserve">3.1 </w:t>
-      </w:r>
-      <w:proofErr w:type="spellStart"/>
-      <w:r>
-        <w:rPr>
-          <w:rFonts w:ascii="Times New Roman" w:hAnsi="Times New Roman" w:cs="Times New Roman"/>
-        </w:rPr>
-        <w:t>Backend</w:t>
-      </w:r>
-      <w:proofErr w:type="spellEnd"/>
-      <w:r>
-        <w:rPr>
-          <w:rFonts w:ascii="Times New Roman" w:hAnsi="Times New Roman" w:cs="Times New Roman"/>
-        </w:rPr>
-        <w:t xml:space="preserve">: Python + </w:t>
-      </w:r>
-      <w:proofErr w:type="spellStart"/>
-      <w:r>
-        <w:rPr>
-          <w:rFonts w:ascii="Times New Roman" w:hAnsi="Times New Roman" w:cs="Times New Roman"/>
-        </w:rPr>
-        <w:t>FastAPI</w:t>
-      </w:r>
-      <w:proofErr w:type="spellEnd"/>
+        <w:t>3.1 Backend: Python + FastAPI</w:t>
+      </w:r>
     </w:p>
     <w:p>
       <w:pPr>
@@ -2947,25 +2593,7 @@
           <w:sz w:val="28"/>
           <w:szCs w:val="28"/>
         </w:rPr>
-        <w:t xml:space="preserve">Почему </w:t>
-      </w:r>
-      <w:proofErr w:type="spellStart"/>
-      <w:r>
-        <w:rPr>
-          <w:rFonts w:ascii="Times New Roman" w:hAnsi="Times New Roman" w:cs="Times New Roman"/>
-          <w:sz w:val="28"/>
-          <w:szCs w:val="28"/>
-        </w:rPr>
-        <w:t>FastAPI</w:t>
-      </w:r>
-      <w:proofErr w:type="spellEnd"/>
-      <w:r>
-        <w:rPr>
-          <w:rFonts w:ascii="Times New Roman" w:hAnsi="Times New Roman" w:cs="Times New Roman"/>
-          <w:sz w:val="28"/>
-          <w:szCs w:val="28"/>
-        </w:rPr>
-        <w:t>:</w:t>
+        <w:t>Почему FastAPI:</w:t>
       </w:r>
     </w:p>
     <w:p>
@@ -3043,25 +2671,7 @@
           <w:sz w:val="28"/>
           <w:szCs w:val="28"/>
         </w:rPr>
-        <w:t xml:space="preserve">Встроенная поддержка </w:t>
-      </w:r>
-      <w:proofErr w:type="spellStart"/>
-      <w:r>
-        <w:rPr>
-          <w:rFonts w:ascii="Times New Roman" w:hAnsi="Times New Roman" w:cs="Times New Roman"/>
-          <w:sz w:val="28"/>
-          <w:szCs w:val="28"/>
-        </w:rPr>
-        <w:t>WebSocket</w:t>
-      </w:r>
-      <w:proofErr w:type="spellEnd"/>
-      <w:r>
-        <w:rPr>
-          <w:rFonts w:ascii="Times New Roman" w:hAnsi="Times New Roman" w:cs="Times New Roman"/>
-          <w:sz w:val="28"/>
-          <w:szCs w:val="28"/>
-        </w:rPr>
-        <w:t xml:space="preserve"> </w:t>
+        <w:t xml:space="preserve">Встроенная поддержка WebSocket </w:t>
       </w:r>
     </w:p>
     <w:p>
@@ -3087,25 +2697,7 @@
           <w:sz w:val="28"/>
           <w:szCs w:val="28"/>
         </w:rPr>
-        <w:t xml:space="preserve">Валидация данных через </w:t>
-      </w:r>
-      <w:proofErr w:type="spellStart"/>
-      <w:r>
-        <w:rPr>
-          <w:rFonts w:ascii="Times New Roman" w:hAnsi="Times New Roman" w:cs="Times New Roman"/>
-          <w:sz w:val="28"/>
-          <w:szCs w:val="28"/>
-        </w:rPr>
-        <w:t>Pydantic</w:t>
-      </w:r>
-      <w:proofErr w:type="spellEnd"/>
-      <w:r>
-        <w:rPr>
-          <w:rFonts w:ascii="Times New Roman" w:hAnsi="Times New Roman" w:cs="Times New Roman"/>
-          <w:sz w:val="28"/>
-          <w:szCs w:val="28"/>
-        </w:rPr>
-        <w:t xml:space="preserve"> </w:t>
+        <w:t xml:space="preserve">Валидация данных через Pydantic </w:t>
       </w:r>
     </w:p>
     <w:p>
@@ -3170,23 +2762,13 @@
           <w:szCs w:val="28"/>
         </w:rPr>
       </w:pPr>
-      <w:proofErr w:type="spellStart"/>
-      <w:r>
-        <w:rPr>
-          <w:rFonts w:ascii="Times New Roman" w:hAnsi="Times New Roman" w:cs="Times New Roman"/>
-          <w:sz w:val="28"/>
-          <w:szCs w:val="28"/>
-        </w:rPr>
-        <w:t>fastapi</w:t>
-      </w:r>
-      <w:proofErr w:type="spellEnd"/>
-      <w:r>
-        <w:rPr>
-          <w:rFonts w:ascii="Times New Roman" w:hAnsi="Times New Roman" w:cs="Times New Roman"/>
-          <w:sz w:val="28"/>
-          <w:szCs w:val="28"/>
-        </w:rPr>
-        <w:t xml:space="preserve"> - веб-фреймворк </w:t>
+      <w:r>
+        <w:rPr>
+          <w:rFonts w:ascii="Times New Roman" w:hAnsi="Times New Roman" w:cs="Times New Roman"/>
+          <w:sz w:val="28"/>
+          <w:szCs w:val="28"/>
+        </w:rPr>
+        <w:t xml:space="preserve">fastapi - веб-фреймворк </w:t>
       </w:r>
     </w:p>
     <w:p>
@@ -3206,23 +2788,13 @@
           <w:szCs w:val="28"/>
         </w:rPr>
       </w:pPr>
-      <w:proofErr w:type="spellStart"/>
-      <w:r>
-        <w:rPr>
-          <w:rFonts w:ascii="Times New Roman" w:hAnsi="Times New Roman" w:cs="Times New Roman"/>
-          <w:sz w:val="28"/>
-          <w:szCs w:val="28"/>
-        </w:rPr>
-        <w:t>uvicorn</w:t>
-      </w:r>
-      <w:proofErr w:type="spellEnd"/>
-      <w:r>
-        <w:rPr>
-          <w:rFonts w:ascii="Times New Roman" w:hAnsi="Times New Roman" w:cs="Times New Roman"/>
-          <w:sz w:val="28"/>
-          <w:szCs w:val="28"/>
-        </w:rPr>
-        <w:t xml:space="preserve"> - ASGI сервер </w:t>
+      <w:r>
+        <w:rPr>
+          <w:rFonts w:ascii="Times New Roman" w:hAnsi="Times New Roman" w:cs="Times New Roman"/>
+          <w:sz w:val="28"/>
+          <w:szCs w:val="28"/>
+        </w:rPr>
+        <w:t xml:space="preserve">uvicorn - ASGI сервер </w:t>
       </w:r>
     </w:p>
     <w:p>
@@ -3242,23 +2814,13 @@
           <w:szCs w:val="28"/>
         </w:rPr>
       </w:pPr>
-      <w:proofErr w:type="spellStart"/>
-      <w:r>
-        <w:rPr>
-          <w:rFonts w:ascii="Times New Roman" w:hAnsi="Times New Roman" w:cs="Times New Roman"/>
-          <w:sz w:val="28"/>
-          <w:szCs w:val="28"/>
-        </w:rPr>
-        <w:t>sqlalchemy</w:t>
-      </w:r>
-      <w:proofErr w:type="spellEnd"/>
-      <w:r>
-        <w:rPr>
-          <w:rFonts w:ascii="Times New Roman" w:hAnsi="Times New Roman" w:cs="Times New Roman"/>
-          <w:sz w:val="28"/>
-          <w:szCs w:val="28"/>
-        </w:rPr>
-        <w:t xml:space="preserve"> - ORM для БД </w:t>
+      <w:r>
+        <w:rPr>
+          <w:rFonts w:ascii="Times New Roman" w:hAnsi="Times New Roman" w:cs="Times New Roman"/>
+          <w:sz w:val="28"/>
+          <w:szCs w:val="28"/>
+        </w:rPr>
+        <w:t xml:space="preserve">sqlalchemy - ORM для БД </w:t>
       </w:r>
     </w:p>
     <w:p>
@@ -3278,23 +2840,13 @@
           <w:szCs w:val="28"/>
         </w:rPr>
       </w:pPr>
-      <w:proofErr w:type="spellStart"/>
-      <w:r>
-        <w:rPr>
-          <w:rFonts w:ascii="Times New Roman" w:hAnsi="Times New Roman" w:cs="Times New Roman"/>
-          <w:sz w:val="28"/>
-          <w:szCs w:val="28"/>
-        </w:rPr>
-        <w:t>bcrypt</w:t>
-      </w:r>
-      <w:proofErr w:type="spellEnd"/>
-      <w:r>
-        <w:rPr>
-          <w:rFonts w:ascii="Times New Roman" w:hAnsi="Times New Roman" w:cs="Times New Roman"/>
-          <w:sz w:val="28"/>
-          <w:szCs w:val="28"/>
-        </w:rPr>
-        <w:t xml:space="preserve"> - хеширование паролей </w:t>
+      <w:r>
+        <w:rPr>
+          <w:rFonts w:ascii="Times New Roman" w:hAnsi="Times New Roman" w:cs="Times New Roman"/>
+          <w:sz w:val="28"/>
+          <w:szCs w:val="28"/>
+        </w:rPr>
+        <w:t xml:space="preserve">bcrypt - хеширование паролей </w:t>
       </w:r>
     </w:p>
     <w:p>
@@ -3314,23 +2866,13 @@
           <w:szCs w:val="28"/>
         </w:rPr>
       </w:pPr>
-      <w:proofErr w:type="spellStart"/>
-      <w:r>
-        <w:rPr>
-          <w:rFonts w:ascii="Times New Roman" w:hAnsi="Times New Roman" w:cs="Times New Roman"/>
-          <w:sz w:val="28"/>
-          <w:szCs w:val="28"/>
-        </w:rPr>
-        <w:t>pydantic</w:t>
-      </w:r>
-      <w:proofErr w:type="spellEnd"/>
-      <w:r>
-        <w:rPr>
-          <w:rFonts w:ascii="Times New Roman" w:hAnsi="Times New Roman" w:cs="Times New Roman"/>
-          <w:sz w:val="28"/>
-          <w:szCs w:val="28"/>
-        </w:rPr>
-        <w:t xml:space="preserve"> - валидация данных </w:t>
+      <w:r>
+        <w:rPr>
+          <w:rFonts w:ascii="Times New Roman" w:hAnsi="Times New Roman" w:cs="Times New Roman"/>
+          <w:sz w:val="28"/>
+          <w:szCs w:val="28"/>
+        </w:rPr>
+        <w:t xml:space="preserve">pydantic - валидация данных </w:t>
       </w:r>
     </w:p>
     <w:p>
@@ -3350,41 +2892,13 @@
           <w:szCs w:val="28"/>
         </w:rPr>
       </w:pPr>
-      <w:proofErr w:type="spellStart"/>
-      <w:r>
-        <w:rPr>
-          <w:rFonts w:ascii="Times New Roman" w:hAnsi="Times New Roman" w:cs="Times New Roman"/>
-          <w:sz w:val="28"/>
-          <w:szCs w:val="28"/>
-        </w:rPr>
-        <w:t>websockets</w:t>
-      </w:r>
-      <w:proofErr w:type="spellEnd"/>
-      <w:r>
-        <w:rPr>
-          <w:rFonts w:ascii="Times New Roman" w:hAnsi="Times New Roman" w:cs="Times New Roman"/>
-          <w:sz w:val="28"/>
-          <w:szCs w:val="28"/>
-        </w:rPr>
-        <w:t xml:space="preserve"> - </w:t>
-      </w:r>
-      <w:proofErr w:type="spellStart"/>
-      <w:r>
-        <w:rPr>
-          <w:rFonts w:ascii="Times New Roman" w:hAnsi="Times New Roman" w:cs="Times New Roman"/>
-          <w:sz w:val="28"/>
-          <w:szCs w:val="28"/>
-        </w:rPr>
-        <w:t>WebSocket</w:t>
-      </w:r>
-      <w:proofErr w:type="spellEnd"/>
-      <w:r>
-        <w:rPr>
-          <w:rFonts w:ascii="Times New Roman" w:hAnsi="Times New Roman" w:cs="Times New Roman"/>
-          <w:sz w:val="28"/>
-          <w:szCs w:val="28"/>
-        </w:rPr>
-        <w:t xml:space="preserve"> </w:t>
+      <w:r>
+        <w:rPr>
+          <w:rFonts w:ascii="Times New Roman" w:hAnsi="Times New Roman" w:cs="Times New Roman"/>
+          <w:sz w:val="28"/>
+          <w:szCs w:val="28"/>
+        </w:rPr>
+        <w:t xml:space="preserve">websockets - WebSocket </w:t>
       </w:r>
     </w:p>
     <w:p>
@@ -3399,21 +2913,7 @@
         <w:rPr>
           <w:rFonts w:ascii="Times New Roman" w:hAnsi="Times New Roman" w:cs="Times New Roman"/>
         </w:rPr>
-        <w:t xml:space="preserve">3.2 </w:t>
-      </w:r>
-      <w:proofErr w:type="spellStart"/>
-      <w:r>
-        <w:rPr>
-          <w:rFonts w:ascii="Times New Roman" w:hAnsi="Times New Roman" w:cs="Times New Roman"/>
-        </w:rPr>
-        <w:t>Frontend</w:t>
-      </w:r>
-      <w:proofErr w:type="spellEnd"/>
-      <w:r>
-        <w:rPr>
-          <w:rFonts w:ascii="Times New Roman" w:hAnsi="Times New Roman" w:cs="Times New Roman"/>
-        </w:rPr>
-        <w:t>: HTML + JavaScript</w:t>
+        <w:t>3.2 Frontend: HTML + JavaScript</w:t>
       </w:r>
     </w:p>
     <w:p>
@@ -3432,25 +2932,7 @@
           <w:sz w:val="28"/>
           <w:szCs w:val="28"/>
         </w:rPr>
-        <w:t xml:space="preserve">Почему </w:t>
-      </w:r>
-      <w:proofErr w:type="spellStart"/>
-      <w:r>
-        <w:rPr>
-          <w:rFonts w:ascii="Times New Roman" w:hAnsi="Times New Roman" w:cs="Times New Roman"/>
-          <w:sz w:val="28"/>
-          <w:szCs w:val="28"/>
-        </w:rPr>
-        <w:t>Vanilla</w:t>
-      </w:r>
-      <w:proofErr w:type="spellEnd"/>
-      <w:r>
-        <w:rPr>
-          <w:rFonts w:ascii="Times New Roman" w:hAnsi="Times New Roman" w:cs="Times New Roman"/>
-          <w:sz w:val="28"/>
-          <w:szCs w:val="28"/>
-        </w:rPr>
-        <w:t xml:space="preserve"> JS:</w:t>
+        <w:t>Почему Vanilla JS:</w:t>
       </w:r>
     </w:p>
     <w:p>
@@ -3573,25 +3055,7 @@
           <w:sz w:val="28"/>
           <w:szCs w:val="28"/>
         </w:rPr>
-        <w:t xml:space="preserve">Почему </w:t>
-      </w:r>
-      <w:proofErr w:type="spellStart"/>
-      <w:r>
-        <w:rPr>
-          <w:rFonts w:ascii="Times New Roman" w:hAnsi="Times New Roman" w:cs="Times New Roman"/>
-          <w:sz w:val="28"/>
-          <w:szCs w:val="28"/>
-        </w:rPr>
-        <w:t>Tailwind</w:t>
-      </w:r>
-      <w:proofErr w:type="spellEnd"/>
-      <w:r>
-        <w:rPr>
-          <w:rFonts w:ascii="Times New Roman" w:hAnsi="Times New Roman" w:cs="Times New Roman"/>
-          <w:sz w:val="28"/>
-          <w:szCs w:val="28"/>
-        </w:rPr>
-        <w:t xml:space="preserve"> CSS:</w:t>
+        <w:t>Почему Tailwind CSS:</w:t>
       </w:r>
     </w:p>
     <w:p>
@@ -3644,25 +3108,7 @@
           <w:sz w:val="28"/>
           <w:szCs w:val="28"/>
         </w:rPr>
-        <w:t xml:space="preserve">Готовые </w:t>
-      </w:r>
-      <w:proofErr w:type="spellStart"/>
-      <w:r>
-        <w:rPr>
-          <w:rFonts w:ascii="Times New Roman" w:hAnsi="Times New Roman" w:cs="Times New Roman"/>
-          <w:sz w:val="28"/>
-          <w:szCs w:val="28"/>
-        </w:rPr>
-        <w:t>utility</w:t>
-      </w:r>
-      <w:proofErr w:type="spellEnd"/>
-      <w:r>
-        <w:rPr>
-          <w:rFonts w:ascii="Times New Roman" w:hAnsi="Times New Roman" w:cs="Times New Roman"/>
-          <w:sz w:val="28"/>
-          <w:szCs w:val="28"/>
-        </w:rPr>
-        <w:t xml:space="preserve">-классы </w:t>
+        <w:t xml:space="preserve">Готовые utility-классы </w:t>
       </w:r>
     </w:p>
     <w:p>
@@ -3703,16 +3149,8 @@
         <w:rPr>
           <w:rFonts w:ascii="Times New Roman" w:hAnsi="Times New Roman" w:cs="Times New Roman"/>
         </w:rPr>
-        <w:t xml:space="preserve">3.3 База данных: </w:t>
-      </w:r>
-      <w:proofErr w:type="spellStart"/>
-      <w:r>
-        <w:rPr>
-          <w:rFonts w:ascii="Times New Roman" w:hAnsi="Times New Roman" w:cs="Times New Roman"/>
-        </w:rPr>
-        <w:t>SQLite</w:t>
-      </w:r>
-      <w:proofErr w:type="spellEnd"/>
+        <w:t>3.3 База данных: SQLite</w:t>
+      </w:r>
     </w:p>
     <w:p>
       <w:pPr>
@@ -3730,25 +3168,7 @@
           <w:sz w:val="28"/>
           <w:szCs w:val="28"/>
         </w:rPr>
-        <w:t xml:space="preserve">Почему </w:t>
-      </w:r>
-      <w:proofErr w:type="spellStart"/>
-      <w:r>
-        <w:rPr>
-          <w:rFonts w:ascii="Times New Roman" w:hAnsi="Times New Roman" w:cs="Times New Roman"/>
-          <w:sz w:val="28"/>
-          <w:szCs w:val="28"/>
-        </w:rPr>
-        <w:t>SQLite</w:t>
-      </w:r>
-      <w:proofErr w:type="spellEnd"/>
-      <w:r>
-        <w:rPr>
-          <w:rFonts w:ascii="Times New Roman" w:hAnsi="Times New Roman" w:cs="Times New Roman"/>
-          <w:sz w:val="28"/>
-          <w:szCs w:val="28"/>
-        </w:rPr>
-        <w:t>:</w:t>
+        <w:t>Почему SQLite:</w:t>
       </w:r>
     </w:p>
     <w:p>
@@ -3878,25 +3298,7 @@
           <w:sz w:val="28"/>
           <w:szCs w:val="28"/>
         </w:rPr>
-        <w:t xml:space="preserve">Легко мигрировать на </w:t>
-      </w:r>
-      <w:proofErr w:type="spellStart"/>
-      <w:r>
-        <w:rPr>
-          <w:rFonts w:ascii="Times New Roman" w:hAnsi="Times New Roman" w:cs="Times New Roman"/>
-          <w:sz w:val="28"/>
-          <w:szCs w:val="28"/>
-        </w:rPr>
-        <w:t>PostgreSQL</w:t>
-      </w:r>
-      <w:proofErr w:type="spellEnd"/>
-      <w:r>
-        <w:rPr>
-          <w:rFonts w:ascii="Times New Roman" w:hAnsi="Times New Roman" w:cs="Times New Roman"/>
-          <w:sz w:val="28"/>
-          <w:szCs w:val="28"/>
-        </w:rPr>
-        <w:t xml:space="preserve"> </w:t>
+        <w:t xml:space="preserve">Легко мигрировать на PostgreSQL </w:t>
       </w:r>
       <w:r>
         <w:rPr>
@@ -4368,8 +3770,8 @@
           <w:lang w:val="en-US"/>
         </w:rPr>
         <w:br/>
-      </w:r>
-      <w:proofErr w:type="spellStart"/>
+        <w:t>FastAPI Server</w:t>
+      </w:r>
       <w:r>
         <w:rPr>
           <w:rFonts w:ascii="Times New Roman" w:hAnsi="Times New Roman" w:cs="Times New Roman"/>
@@ -4377,47 +3779,8 @@
           <w:szCs w:val="28"/>
           <w:lang w:val="en-US"/>
         </w:rPr>
-        <w:t>FastAPI</w:t>
-      </w:r>
-      <w:proofErr w:type="spellEnd"/>
-      <w:r>
-        <w:rPr>
-          <w:rFonts w:ascii="Times New Roman" w:hAnsi="Times New Roman" w:cs="Times New Roman"/>
-          <w:sz w:val="28"/>
-          <w:szCs w:val="28"/>
-          <w:lang w:val="en-US"/>
-        </w:rPr>
-        <w:t xml:space="preserve"> Server</w:t>
-      </w:r>
-      <w:r>
-        <w:rPr>
-          <w:rFonts w:ascii="Times New Roman" w:hAnsi="Times New Roman" w:cs="Times New Roman"/>
-          <w:sz w:val="28"/>
-          <w:szCs w:val="28"/>
-          <w:lang w:val="en-US"/>
-        </w:rPr>
         <w:br/>
-        <w:t xml:space="preserve"> </w:t>
-      </w:r>
-      <w:proofErr w:type="spellStart"/>
-      <w:r>
-        <w:rPr>
-          <w:rFonts w:ascii="Times New Roman" w:hAnsi="Times New Roman" w:cs="Times New Roman"/>
-          <w:sz w:val="28"/>
-          <w:szCs w:val="28"/>
-          <w:lang w:val="en-US"/>
-        </w:rPr>
-        <w:t>SQLAlchemy</w:t>
-      </w:r>
-      <w:proofErr w:type="spellEnd"/>
-      <w:r>
-        <w:rPr>
-          <w:rFonts w:ascii="Times New Roman" w:hAnsi="Times New Roman" w:cs="Times New Roman"/>
-          <w:sz w:val="28"/>
-          <w:szCs w:val="28"/>
-          <w:lang w:val="en-US"/>
-        </w:rPr>
-        <w:t xml:space="preserve"> ORM</w:t>
+        <w:t xml:space="preserve"> SQLAlchemy ORM</w:t>
       </w:r>
       <w:r>
         <w:rPr>
@@ -4514,23 +3877,13 @@
           <w:szCs w:val="28"/>
         </w:rPr>
       </w:pPr>
-      <w:proofErr w:type="spellStart"/>
-      <w:r>
-        <w:rPr>
-          <w:rFonts w:ascii="Times New Roman" w:hAnsi="Times New Roman" w:cs="Times New Roman"/>
-          <w:sz w:val="28"/>
-          <w:szCs w:val="28"/>
-        </w:rPr>
-        <w:t>PvP</w:t>
-      </w:r>
-      <w:proofErr w:type="spellEnd"/>
-      <w:r>
-        <w:rPr>
-          <w:rFonts w:ascii="Times New Roman" w:hAnsi="Times New Roman" w:cs="Times New Roman"/>
-          <w:sz w:val="28"/>
-          <w:szCs w:val="28"/>
-        </w:rPr>
-        <w:t xml:space="preserve"> - поиск, матч, рейтинг </w:t>
+      <w:r>
+        <w:rPr>
+          <w:rFonts w:ascii="Times New Roman" w:hAnsi="Times New Roman" w:cs="Times New Roman"/>
+          <w:sz w:val="28"/>
+          <w:szCs w:val="28"/>
+        </w:rPr>
+        <w:t xml:space="preserve">PvP - поиск, матч, рейтинг </w:t>
       </w:r>
     </w:p>
     <w:p>
@@ -4826,25 +4179,7 @@
           <w:sz w:val="28"/>
           <w:szCs w:val="28"/>
         </w:rPr>
-        <w:t xml:space="preserve">Отправка задачи обоим через </w:t>
-      </w:r>
-      <w:proofErr w:type="spellStart"/>
-      <w:r>
-        <w:rPr>
-          <w:rFonts w:ascii="Times New Roman" w:hAnsi="Times New Roman" w:cs="Times New Roman"/>
-          <w:sz w:val="28"/>
-          <w:szCs w:val="28"/>
-        </w:rPr>
-        <w:t>WebSocket</w:t>
-      </w:r>
-      <w:proofErr w:type="spellEnd"/>
-      <w:r>
-        <w:rPr>
-          <w:rFonts w:ascii="Times New Roman" w:hAnsi="Times New Roman" w:cs="Times New Roman"/>
-          <w:sz w:val="28"/>
-          <w:szCs w:val="28"/>
-        </w:rPr>
-        <w:t xml:space="preserve"> </w:t>
+        <w:t xml:space="preserve">Отправка задачи обоим через WebSocket </w:t>
       </w:r>
     </w:p>
     <w:p>
@@ -4974,25 +4309,7 @@
           <w:sz w:val="28"/>
           <w:szCs w:val="28"/>
         </w:rPr>
-        <w:t>Расчет изменения рейтинга (</w:t>
-      </w:r>
-      <w:proofErr w:type="spellStart"/>
-      <w:r>
-        <w:rPr>
-          <w:rFonts w:ascii="Times New Roman" w:hAnsi="Times New Roman" w:cs="Times New Roman"/>
-          <w:sz w:val="28"/>
-          <w:szCs w:val="28"/>
-        </w:rPr>
-        <w:t>Elo</w:t>
-      </w:r>
-      <w:proofErr w:type="spellEnd"/>
-      <w:r>
-        <w:rPr>
-          <w:rFonts w:ascii="Times New Roman" w:hAnsi="Times New Roman" w:cs="Times New Roman"/>
-          <w:sz w:val="28"/>
-          <w:szCs w:val="28"/>
-        </w:rPr>
-        <w:t xml:space="preserve">) </w:t>
+        <w:t xml:space="preserve">Расчет изменения рейтинга (Elo) </w:t>
       </w:r>
     </w:p>
     <w:p>
@@ -5090,25 +4407,7 @@
           <w:sz w:val="28"/>
           <w:szCs w:val="28"/>
         </w:rPr>
-        <w:t xml:space="preserve">Формула </w:t>
-      </w:r>
-      <w:proofErr w:type="spellStart"/>
-      <w:r>
-        <w:rPr>
-          <w:rFonts w:ascii="Times New Roman" w:hAnsi="Times New Roman" w:cs="Times New Roman"/>
-          <w:sz w:val="28"/>
-          <w:szCs w:val="28"/>
-        </w:rPr>
-        <w:t>Elo</w:t>
-      </w:r>
-      <w:proofErr w:type="spellEnd"/>
-      <w:r>
-        <w:rPr>
-          <w:rFonts w:ascii="Times New Roman" w:hAnsi="Times New Roman" w:cs="Times New Roman"/>
-          <w:sz w:val="28"/>
-          <w:szCs w:val="28"/>
-        </w:rPr>
-        <w:t>:</w:t>
+        <w:t>Формула Elo:</w:t>
       </w:r>
     </w:p>
     <w:p>
@@ -5186,25 +4485,7 @@
           <w:sz w:val="28"/>
           <w:szCs w:val="28"/>
         </w:rPr>
-        <w:t>EA = 1 / (1 + 10</w:t>
-      </w:r>
-      <w:proofErr w:type="gramStart"/>
-      <w:r>
-        <w:rPr>
-          <w:rFonts w:ascii="Times New Roman" w:hAnsi="Times New Roman" w:cs="Times New Roman"/>
-          <w:sz w:val="28"/>
-          <w:szCs w:val="28"/>
-        </w:rPr>
-        <w:t>^(</w:t>
-      </w:r>
-      <w:proofErr w:type="gramEnd"/>
-      <w:r>
-        <w:rPr>
-          <w:rFonts w:ascii="Times New Roman" w:hAnsi="Times New Roman" w:cs="Times New Roman"/>
-          <w:sz w:val="28"/>
-          <w:szCs w:val="28"/>
-        </w:rPr>
-        <w:t xml:space="preserve">(RB - RA) / 400)) </w:t>
+        <w:t xml:space="preserve">EA = 1 / (1 + 10^((RB - RA) / 400)) </w:t>
       </w:r>
     </w:p>
     <w:p>
@@ -5312,16 +4593,8 @@
         <w:rPr>
           <w:rFonts w:ascii="Times New Roman" w:hAnsi="Times New Roman" w:cs="Times New Roman"/>
         </w:rPr>
-        <w:t xml:space="preserve">6.1 </w:t>
-      </w:r>
-      <w:proofErr w:type="spellStart"/>
-      <w:r>
-        <w:rPr>
-          <w:rFonts w:ascii="Times New Roman" w:hAnsi="Times New Roman" w:cs="Times New Roman"/>
-        </w:rPr>
-        <w:t>SQLite</w:t>
-      </w:r>
-      <w:proofErr w:type="spellEnd"/>
+        <w:t>6.1 SQLite</w:t>
+      </w:r>
     </w:p>
     <w:p>
       <w:pPr>
@@ -5391,25 +4664,7 @@
           <w:sz w:val="28"/>
           <w:szCs w:val="28"/>
         </w:rPr>
-        <w:t>Один файл (</w:t>
-      </w:r>
-      <w:proofErr w:type="spellStart"/>
-      <w:r>
-        <w:rPr>
-          <w:rFonts w:ascii="Times New Roman" w:hAnsi="Times New Roman" w:cs="Times New Roman"/>
-          <w:sz w:val="28"/>
-          <w:szCs w:val="28"/>
-        </w:rPr>
-        <w:t>olimpiada.db</w:t>
-      </w:r>
-      <w:proofErr w:type="spellEnd"/>
-      <w:r>
-        <w:rPr>
-          <w:rFonts w:ascii="Times New Roman" w:hAnsi="Times New Roman" w:cs="Times New Roman"/>
-          <w:sz w:val="28"/>
-          <w:szCs w:val="28"/>
-        </w:rPr>
-        <w:t xml:space="preserve">) </w:t>
+        <w:t xml:space="preserve">Один файл (olimpiada.db) </w:t>
       </w:r>
     </w:p>
     <w:p>
@@ -5558,25 +4813,7 @@
           <w:sz w:val="28"/>
           <w:szCs w:val="28"/>
         </w:rPr>
-        <w:t xml:space="preserve">Файл: </w:t>
-      </w:r>
-      <w:proofErr w:type="spellStart"/>
-      <w:r>
-        <w:rPr>
-          <w:rFonts w:ascii="Times New Roman" w:hAnsi="Times New Roman" w:cs="Times New Roman"/>
-          <w:sz w:val="28"/>
-          <w:szCs w:val="28"/>
-        </w:rPr>
-        <w:t>olimpiada.db</w:t>
-      </w:r>
-      <w:proofErr w:type="spellEnd"/>
-      <w:r>
-        <w:rPr>
-          <w:rFonts w:ascii="Times New Roman" w:hAnsi="Times New Roman" w:cs="Times New Roman"/>
-          <w:sz w:val="28"/>
-          <w:szCs w:val="28"/>
-        </w:rPr>
-        <w:t xml:space="preserve"> </w:t>
+        <w:t xml:space="preserve">Файл: olimpiada.db </w:t>
       </w:r>
     </w:p>
     <w:p>
@@ -5693,23 +4930,13 @@
           <w:szCs w:val="28"/>
         </w:rPr>
       </w:pPr>
-      <w:proofErr w:type="spellStart"/>
-      <w:r>
-        <w:rPr>
-          <w:rFonts w:ascii="Times New Roman" w:hAnsi="Times New Roman" w:cs="Times New Roman"/>
-          <w:sz w:val="28"/>
-          <w:szCs w:val="28"/>
-        </w:rPr>
-        <w:t>users</w:t>
-      </w:r>
-      <w:proofErr w:type="spellEnd"/>
-      <w:r>
-        <w:rPr>
-          <w:rFonts w:ascii="Times New Roman" w:hAnsi="Times New Roman" w:cs="Times New Roman"/>
-          <w:sz w:val="28"/>
-          <w:szCs w:val="28"/>
-        </w:rPr>
-        <w:t xml:space="preserve"> - пользователи</w:t>
+      <w:r>
+        <w:rPr>
+          <w:rFonts w:ascii="Times New Roman" w:hAnsi="Times New Roman" w:cs="Times New Roman"/>
+          <w:sz w:val="28"/>
+          <w:szCs w:val="28"/>
+        </w:rPr>
+        <w:t>users - пользователи</w:t>
       </w:r>
     </w:p>
     <w:p>
@@ -5729,77 +4956,13 @@
           <w:szCs w:val="28"/>
         </w:rPr>
       </w:pPr>
-      <w:proofErr w:type="spellStart"/>
-      <w:r>
-        <w:rPr>
-          <w:rFonts w:ascii="Times New Roman" w:hAnsi="Times New Roman" w:cs="Times New Roman"/>
-          <w:sz w:val="28"/>
-          <w:szCs w:val="28"/>
-        </w:rPr>
-        <w:t>id</w:t>
-      </w:r>
-      <w:proofErr w:type="spellEnd"/>
-      <w:r>
-        <w:rPr>
-          <w:rFonts w:ascii="Times New Roman" w:hAnsi="Times New Roman" w:cs="Times New Roman"/>
-          <w:sz w:val="28"/>
-          <w:szCs w:val="28"/>
-        </w:rPr>
-        <w:t xml:space="preserve">, </w:t>
-      </w:r>
-      <w:proofErr w:type="spellStart"/>
-      <w:r>
-        <w:rPr>
-          <w:rFonts w:ascii="Times New Roman" w:hAnsi="Times New Roman" w:cs="Times New Roman"/>
-          <w:sz w:val="28"/>
-          <w:szCs w:val="28"/>
-        </w:rPr>
-        <w:t>username</w:t>
-      </w:r>
-      <w:proofErr w:type="spellEnd"/>
-      <w:r>
-        <w:rPr>
-          <w:rFonts w:ascii="Times New Roman" w:hAnsi="Times New Roman" w:cs="Times New Roman"/>
-          <w:sz w:val="28"/>
-          <w:szCs w:val="28"/>
-        </w:rPr>
-        <w:t xml:space="preserve">, </w:t>
-      </w:r>
-      <w:proofErr w:type="spellStart"/>
-      <w:r>
-        <w:rPr>
-          <w:rFonts w:ascii="Times New Roman" w:hAnsi="Times New Roman" w:cs="Times New Roman"/>
-          <w:sz w:val="28"/>
-          <w:szCs w:val="28"/>
-        </w:rPr>
-        <w:t>email</w:t>
-      </w:r>
-      <w:proofErr w:type="spellEnd"/>
-      <w:r>
-        <w:rPr>
-          <w:rFonts w:ascii="Times New Roman" w:hAnsi="Times New Roman" w:cs="Times New Roman"/>
-          <w:sz w:val="28"/>
-          <w:szCs w:val="28"/>
-        </w:rPr>
-        <w:t xml:space="preserve">, </w:t>
-      </w:r>
-      <w:proofErr w:type="spellStart"/>
-      <w:r>
-        <w:rPr>
-          <w:rFonts w:ascii="Times New Roman" w:hAnsi="Times New Roman" w:cs="Times New Roman"/>
-          <w:sz w:val="28"/>
-          <w:szCs w:val="28"/>
-        </w:rPr>
-        <w:t>password_hash</w:t>
-      </w:r>
-      <w:proofErr w:type="spellEnd"/>
-      <w:r>
-        <w:rPr>
-          <w:rFonts w:ascii="Times New Roman" w:hAnsi="Times New Roman" w:cs="Times New Roman"/>
-          <w:sz w:val="28"/>
-          <w:szCs w:val="28"/>
-        </w:rPr>
-        <w:t xml:space="preserve"> </w:t>
+      <w:r>
+        <w:rPr>
+          <w:rFonts w:ascii="Times New Roman" w:hAnsi="Times New Roman" w:cs="Times New Roman"/>
+          <w:sz w:val="28"/>
+          <w:szCs w:val="28"/>
+        </w:rPr>
+        <w:t xml:space="preserve">id, username, email, password_hash </w:t>
       </w:r>
     </w:p>
     <w:p>
@@ -5819,59 +4982,13 @@
           <w:szCs w:val="28"/>
         </w:rPr>
       </w:pPr>
-      <w:proofErr w:type="spellStart"/>
-      <w:r>
-        <w:rPr>
-          <w:rFonts w:ascii="Times New Roman" w:hAnsi="Times New Roman" w:cs="Times New Roman"/>
-          <w:sz w:val="28"/>
-          <w:szCs w:val="28"/>
-        </w:rPr>
-        <w:t>full_name</w:t>
-      </w:r>
-      <w:proofErr w:type="spellEnd"/>
-      <w:r>
-        <w:rPr>
-          <w:rFonts w:ascii="Times New Roman" w:hAnsi="Times New Roman" w:cs="Times New Roman"/>
-          <w:sz w:val="28"/>
-          <w:szCs w:val="28"/>
-        </w:rPr>
-        <w:t xml:space="preserve">, </w:t>
-      </w:r>
-      <w:proofErr w:type="spellStart"/>
-      <w:r>
-        <w:rPr>
-          <w:rFonts w:ascii="Times New Roman" w:hAnsi="Times New Roman" w:cs="Times New Roman"/>
-          <w:sz w:val="28"/>
-          <w:szCs w:val="28"/>
-        </w:rPr>
-        <w:t>school</w:t>
-      </w:r>
-      <w:proofErr w:type="spellEnd"/>
-      <w:r>
-        <w:rPr>
-          <w:rFonts w:ascii="Times New Roman" w:hAnsi="Times New Roman" w:cs="Times New Roman"/>
-          <w:sz w:val="28"/>
-          <w:szCs w:val="28"/>
-        </w:rPr>
-        <w:t xml:space="preserve">, </w:t>
-      </w:r>
-      <w:proofErr w:type="spellStart"/>
-      <w:r>
-        <w:rPr>
-          <w:rFonts w:ascii="Times New Roman" w:hAnsi="Times New Roman" w:cs="Times New Roman"/>
-          <w:sz w:val="28"/>
-          <w:szCs w:val="28"/>
-        </w:rPr>
-        <w:t>grade</w:t>
-      </w:r>
-      <w:proofErr w:type="spellEnd"/>
-      <w:r>
-        <w:rPr>
-          <w:rFonts w:ascii="Times New Roman" w:hAnsi="Times New Roman" w:cs="Times New Roman"/>
-          <w:sz w:val="28"/>
-          <w:szCs w:val="28"/>
-        </w:rPr>
-        <w:t xml:space="preserve"> </w:t>
+      <w:r>
+        <w:rPr>
+          <w:rFonts w:ascii="Times New Roman" w:hAnsi="Times New Roman" w:cs="Times New Roman"/>
+          <w:sz w:val="28"/>
+          <w:szCs w:val="28"/>
+        </w:rPr>
+        <w:t xml:space="preserve">full_name, school, grade </w:t>
       </w:r>
     </w:p>
     <w:p>
@@ -5891,23 +5008,13 @@
           <w:szCs w:val="28"/>
         </w:rPr>
       </w:pPr>
-      <w:proofErr w:type="spellStart"/>
-      <w:r>
-        <w:rPr>
-          <w:rFonts w:ascii="Times New Roman" w:hAnsi="Times New Roman" w:cs="Times New Roman"/>
-          <w:sz w:val="28"/>
-          <w:szCs w:val="28"/>
-        </w:rPr>
-        <w:t>rating</w:t>
-      </w:r>
-      <w:proofErr w:type="spellEnd"/>
-      <w:r>
-        <w:rPr>
-          <w:rFonts w:ascii="Times New Roman" w:hAnsi="Times New Roman" w:cs="Times New Roman"/>
-          <w:sz w:val="28"/>
-          <w:szCs w:val="28"/>
-        </w:rPr>
-        <w:t xml:space="preserve"> (по умолчанию 1000) </w:t>
+      <w:r>
+        <w:rPr>
+          <w:rFonts w:ascii="Times New Roman" w:hAnsi="Times New Roman" w:cs="Times New Roman"/>
+          <w:sz w:val="28"/>
+          <w:szCs w:val="28"/>
+        </w:rPr>
+        <w:t xml:space="preserve">rating (по умолчанию 1000) </w:t>
       </w:r>
     </w:p>
     <w:p>
@@ -5927,41 +5034,13 @@
           <w:szCs w:val="28"/>
         </w:rPr>
       </w:pPr>
-      <w:proofErr w:type="spellStart"/>
-      <w:r>
-        <w:rPr>
-          <w:rFonts w:ascii="Times New Roman" w:hAnsi="Times New Roman" w:cs="Times New Roman"/>
-          <w:sz w:val="28"/>
-          <w:szCs w:val="28"/>
-        </w:rPr>
-        <w:t>is_admin</w:t>
-      </w:r>
-      <w:proofErr w:type="spellEnd"/>
-      <w:r>
-        <w:rPr>
-          <w:rFonts w:ascii="Times New Roman" w:hAnsi="Times New Roman" w:cs="Times New Roman"/>
-          <w:sz w:val="28"/>
-          <w:szCs w:val="28"/>
-        </w:rPr>
-        <w:t xml:space="preserve">, </w:t>
-      </w:r>
-      <w:proofErr w:type="spellStart"/>
-      <w:r>
-        <w:rPr>
-          <w:rFonts w:ascii="Times New Roman" w:hAnsi="Times New Roman" w:cs="Times New Roman"/>
-          <w:sz w:val="28"/>
-          <w:szCs w:val="28"/>
-        </w:rPr>
-        <w:t>is_active</w:t>
-      </w:r>
-      <w:proofErr w:type="spellEnd"/>
-      <w:r>
-        <w:rPr>
-          <w:rFonts w:ascii="Times New Roman" w:hAnsi="Times New Roman" w:cs="Times New Roman"/>
-          <w:sz w:val="28"/>
-          <w:szCs w:val="28"/>
-        </w:rPr>
-        <w:t xml:space="preserve"> </w:t>
+      <w:r>
+        <w:rPr>
+          <w:rFonts w:ascii="Times New Roman" w:hAnsi="Times New Roman" w:cs="Times New Roman"/>
+          <w:sz w:val="28"/>
+          <w:szCs w:val="28"/>
+        </w:rPr>
+        <w:t xml:space="preserve">is_admin, is_active </w:t>
       </w:r>
     </w:p>
     <w:p>
@@ -5981,41 +5060,13 @@
           <w:szCs w:val="28"/>
         </w:rPr>
       </w:pPr>
-      <w:proofErr w:type="spellStart"/>
-      <w:r>
-        <w:rPr>
-          <w:rFonts w:ascii="Times New Roman" w:hAnsi="Times New Roman" w:cs="Times New Roman"/>
-          <w:sz w:val="28"/>
-          <w:szCs w:val="28"/>
-        </w:rPr>
-        <w:t>created_at</w:t>
-      </w:r>
-      <w:proofErr w:type="spellEnd"/>
-      <w:r>
-        <w:rPr>
-          <w:rFonts w:ascii="Times New Roman" w:hAnsi="Times New Roman" w:cs="Times New Roman"/>
-          <w:sz w:val="28"/>
-          <w:szCs w:val="28"/>
-        </w:rPr>
-        <w:t xml:space="preserve">, </w:t>
-      </w:r>
-      <w:proofErr w:type="spellStart"/>
-      <w:r>
-        <w:rPr>
-          <w:rFonts w:ascii="Times New Roman" w:hAnsi="Times New Roman" w:cs="Times New Roman"/>
-          <w:sz w:val="28"/>
-          <w:szCs w:val="28"/>
-        </w:rPr>
-        <w:t>last_login</w:t>
-      </w:r>
-      <w:proofErr w:type="spellEnd"/>
-      <w:r>
-        <w:rPr>
-          <w:rFonts w:ascii="Times New Roman" w:hAnsi="Times New Roman" w:cs="Times New Roman"/>
-          <w:sz w:val="28"/>
-          <w:szCs w:val="28"/>
-        </w:rPr>
-        <w:t xml:space="preserve"> </w:t>
+      <w:r>
+        <w:rPr>
+          <w:rFonts w:ascii="Times New Roman" w:hAnsi="Times New Roman" w:cs="Times New Roman"/>
+          <w:sz w:val="28"/>
+          <w:szCs w:val="28"/>
+        </w:rPr>
+        <w:t xml:space="preserve">created_at, last_login </w:t>
       </w:r>
     </w:p>
     <w:p>
@@ -6036,7 +5087,6 @@
           <w:lang w:val="en-US"/>
         </w:rPr>
       </w:pPr>
-      <w:proofErr w:type="spellStart"/>
       <w:r>
         <w:rPr>
           <w:rFonts w:ascii="Times New Roman" w:hAnsi="Times New Roman" w:cs="Times New Roman"/>
@@ -6044,19 +5094,448 @@
           <w:szCs w:val="28"/>
           <w:lang w:val="en-US"/>
         </w:rPr>
-        <w:t>avatar_url</w:t>
-      </w:r>
-      <w:proofErr w:type="spellEnd"/>
-      <w:r>
+        <w:t xml:space="preserve">avatar_url, bio, phone, telegram, vk, github </w:t>
+      </w:r>
+    </w:p>
+    <w:p>
+      <w:pPr>
+        <w:pStyle w:val="a1"/>
+        <w:spacing w:line="360" w:lineRule="auto"/>
+        <w:rPr>
+          <w:rFonts w:ascii="Times New Roman" w:hAnsi="Times New Roman" w:cs="Times New Roman"/>
+          <w:sz w:val="28"/>
+          <w:szCs w:val="28"/>
+        </w:rPr>
+      </w:pPr>
+      <w:r>
+        <w:rPr>
+          <w:rFonts w:ascii="Times New Roman" w:hAnsi="Times New Roman" w:cs="Times New Roman"/>
+          <w:sz w:val="28"/>
+          <w:szCs w:val="28"/>
+        </w:rPr>
+        <w:t>tasks - задачи</w:t>
+      </w:r>
+    </w:p>
+    <w:p>
+      <w:pPr>
+        <w:pStyle w:val="a1"/>
+        <w:numPr>
+          <w:ilvl w:val="0"/>
+          <w:numId w:val="33"/>
+        </w:numPr>
+        <w:tabs>
+          <w:tab w:val="left" w:pos="709"/>
+        </w:tabs>
+        <w:spacing w:after="0" w:line="360" w:lineRule="auto"/>
+        <w:rPr>
+          <w:rFonts w:ascii="Times New Roman" w:hAnsi="Times New Roman" w:cs="Times New Roman"/>
+          <w:sz w:val="28"/>
+          <w:szCs w:val="28"/>
+        </w:rPr>
+      </w:pPr>
+      <w:r>
+        <w:rPr>
+          <w:rFonts w:ascii="Times New Roman" w:hAnsi="Times New Roman" w:cs="Times New Roman"/>
+          <w:sz w:val="28"/>
+          <w:szCs w:val="28"/>
+        </w:rPr>
+        <w:t xml:space="preserve">id, title, problem_statement </w:t>
+      </w:r>
+    </w:p>
+    <w:p>
+      <w:pPr>
+        <w:pStyle w:val="a1"/>
+        <w:numPr>
+          <w:ilvl w:val="0"/>
+          <w:numId w:val="33"/>
+        </w:numPr>
+        <w:tabs>
+          <w:tab w:val="left" w:pos="709"/>
+        </w:tabs>
+        <w:spacing w:after="0" w:line="360" w:lineRule="auto"/>
+        <w:rPr>
+          <w:rFonts w:ascii="Times New Roman" w:hAnsi="Times New Roman" w:cs="Times New Roman"/>
+          <w:sz w:val="28"/>
+          <w:szCs w:val="28"/>
+        </w:rPr>
+      </w:pPr>
+      <w:r>
+        <w:rPr>
+          <w:rFonts w:ascii="Times New Roman" w:hAnsi="Times New Roman" w:cs="Times New Roman"/>
+          <w:sz w:val="28"/>
+          <w:szCs w:val="28"/>
+        </w:rPr>
+        <w:t xml:space="preserve">input_format, output_format, examples </w:t>
+      </w:r>
+    </w:p>
+    <w:p>
+      <w:pPr>
+        <w:pStyle w:val="a1"/>
+        <w:numPr>
+          <w:ilvl w:val="0"/>
+          <w:numId w:val="33"/>
+        </w:numPr>
+        <w:tabs>
+          <w:tab w:val="left" w:pos="709"/>
+        </w:tabs>
+        <w:spacing w:after="0" w:line="360" w:lineRule="auto"/>
+        <w:rPr>
+          <w:rFonts w:ascii="Times New Roman" w:hAnsi="Times New Roman" w:cs="Times New Roman"/>
+          <w:sz w:val="28"/>
+          <w:szCs w:val="28"/>
+        </w:rPr>
+      </w:pPr>
+      <w:r>
+        <w:rPr>
+          <w:rFonts w:ascii="Times New Roman" w:hAnsi="Times New Roman" w:cs="Times New Roman"/>
+          <w:sz w:val="28"/>
+          <w:szCs w:val="28"/>
+        </w:rPr>
+        <w:t xml:space="preserve">answer, solution_explanation </w:t>
+      </w:r>
+    </w:p>
+    <w:p>
+      <w:pPr>
+        <w:pStyle w:val="a1"/>
+        <w:numPr>
+          <w:ilvl w:val="0"/>
+          <w:numId w:val="33"/>
+        </w:numPr>
+        <w:tabs>
+          <w:tab w:val="left" w:pos="709"/>
+        </w:tabs>
+        <w:spacing w:after="0" w:line="360" w:lineRule="auto"/>
+        <w:rPr>
+          <w:rFonts w:ascii="Times New Roman" w:hAnsi="Times New Roman" w:cs="Times New Roman"/>
+          <w:sz w:val="28"/>
+          <w:szCs w:val="28"/>
+        </w:rPr>
+      </w:pPr>
+      <w:r>
+        <w:rPr>
+          <w:rFonts w:ascii="Times New Roman" w:hAnsi="Times New Roman" w:cs="Times New Roman"/>
+          <w:sz w:val="28"/>
+          <w:szCs w:val="28"/>
+        </w:rPr>
+        <w:t xml:space="preserve">difficulty (easy/medium/hard) </w:t>
+      </w:r>
+    </w:p>
+    <w:p>
+      <w:pPr>
+        <w:pStyle w:val="a1"/>
+        <w:numPr>
+          <w:ilvl w:val="0"/>
+          <w:numId w:val="33"/>
+        </w:numPr>
+        <w:tabs>
+          <w:tab w:val="left" w:pos="709"/>
+        </w:tabs>
+        <w:spacing w:after="0" w:line="360" w:lineRule="auto"/>
+        <w:rPr>
+          <w:rFonts w:ascii="Times New Roman" w:hAnsi="Times New Roman" w:cs="Times New Roman"/>
+          <w:sz w:val="28"/>
+          <w:szCs w:val="28"/>
+        </w:rPr>
+      </w:pPr>
+      <w:r>
+        <w:rPr>
+          <w:rFonts w:ascii="Times New Roman" w:hAnsi="Times New Roman" w:cs="Times New Roman"/>
+          <w:sz w:val="28"/>
+          <w:szCs w:val="28"/>
+        </w:rPr>
+        <w:t xml:space="preserve">subject, topic, tags </w:t>
+      </w:r>
+    </w:p>
+    <w:p>
+      <w:pPr>
+        <w:pStyle w:val="a1"/>
+        <w:numPr>
+          <w:ilvl w:val="0"/>
+          <w:numId w:val="33"/>
+        </w:numPr>
+        <w:tabs>
+          <w:tab w:val="left" w:pos="709"/>
+        </w:tabs>
+        <w:spacing w:after="0" w:line="360" w:lineRule="auto"/>
+        <w:rPr>
+          <w:rFonts w:ascii="Times New Roman" w:hAnsi="Times New Roman" w:cs="Times New Roman"/>
+          <w:sz w:val="28"/>
+          <w:szCs w:val="28"/>
+        </w:rPr>
+      </w:pPr>
+      <w:r>
+        <w:rPr>
+          <w:rFonts w:ascii="Times New Roman" w:hAnsi="Times New Roman" w:cs="Times New Roman"/>
+          <w:sz w:val="28"/>
+          <w:szCs w:val="28"/>
+        </w:rPr>
+        <w:t xml:space="preserve">points, time_limit </w:t>
+      </w:r>
+    </w:p>
+    <w:p>
+      <w:pPr>
+        <w:pStyle w:val="a1"/>
+        <w:numPr>
+          <w:ilvl w:val="0"/>
+          <w:numId w:val="33"/>
+        </w:numPr>
+        <w:tabs>
+          <w:tab w:val="left" w:pos="709"/>
+        </w:tabs>
+        <w:spacing w:line="360" w:lineRule="auto"/>
+        <w:rPr>
+          <w:rFonts w:ascii="Times New Roman" w:hAnsi="Times New Roman" w:cs="Times New Roman"/>
+          <w:sz w:val="28"/>
+          <w:szCs w:val="28"/>
+        </w:rPr>
+      </w:pPr>
+      <w:r>
+        <w:rPr>
+          <w:rFonts w:ascii="Times New Roman" w:hAnsi="Times New Roman" w:cs="Times New Roman"/>
+          <w:sz w:val="28"/>
+          <w:szCs w:val="28"/>
+        </w:rPr>
+        <w:t xml:space="preserve">created_by, created_at </w:t>
+      </w:r>
+    </w:p>
+    <w:p>
+      <w:pPr>
+        <w:pStyle w:val="a1"/>
+        <w:spacing w:line="360" w:lineRule="auto"/>
+        <w:rPr>
+          <w:rFonts w:ascii="Times New Roman" w:hAnsi="Times New Roman" w:cs="Times New Roman"/>
+          <w:sz w:val="28"/>
+          <w:szCs w:val="28"/>
+        </w:rPr>
+      </w:pPr>
+      <w:r>
+        <w:rPr>
+          <w:rFonts w:ascii="Times New Roman" w:hAnsi="Times New Roman" w:cs="Times New Roman"/>
+          <w:sz w:val="28"/>
+          <w:szCs w:val="28"/>
+        </w:rPr>
+        <w:t>solutions - решения</w:t>
+      </w:r>
+    </w:p>
+    <w:p>
+      <w:pPr>
+        <w:pStyle w:val="a1"/>
+        <w:numPr>
+          <w:ilvl w:val="0"/>
+          <w:numId w:val="34"/>
+        </w:numPr>
+        <w:tabs>
+          <w:tab w:val="left" w:pos="709"/>
+        </w:tabs>
+        <w:spacing w:after="0" w:line="360" w:lineRule="auto"/>
+        <w:rPr>
+          <w:rFonts w:ascii="Times New Roman" w:hAnsi="Times New Roman" w:cs="Times New Roman"/>
+          <w:sz w:val="28"/>
+          <w:szCs w:val="28"/>
+        </w:rPr>
+      </w:pPr>
+      <w:r>
+        <w:rPr>
+          <w:rFonts w:ascii="Times New Roman" w:hAnsi="Times New Roman" w:cs="Times New Roman"/>
+          <w:sz w:val="28"/>
+          <w:szCs w:val="28"/>
+        </w:rPr>
+        <w:t xml:space="preserve">id, user_id, task_id </w:t>
+      </w:r>
+    </w:p>
+    <w:p>
+      <w:pPr>
+        <w:pStyle w:val="a1"/>
+        <w:numPr>
+          <w:ilvl w:val="0"/>
+          <w:numId w:val="34"/>
+        </w:numPr>
+        <w:tabs>
+          <w:tab w:val="left" w:pos="709"/>
+        </w:tabs>
+        <w:spacing w:after="0" w:line="360" w:lineRule="auto"/>
+        <w:rPr>
+          <w:rFonts w:ascii="Times New Roman" w:hAnsi="Times New Roman" w:cs="Times New Roman"/>
+          <w:sz w:val="28"/>
+          <w:szCs w:val="28"/>
+        </w:rPr>
+      </w:pPr>
+      <w:r>
+        <w:rPr>
+          <w:rFonts w:ascii="Times New Roman" w:hAnsi="Times New Roman" w:cs="Times New Roman"/>
+          <w:sz w:val="28"/>
+          <w:szCs w:val="28"/>
+        </w:rPr>
+        <w:t xml:space="preserve">answer, is_correct </w:t>
+      </w:r>
+    </w:p>
+    <w:p>
+      <w:pPr>
+        <w:pStyle w:val="a1"/>
+        <w:numPr>
+          <w:ilvl w:val="0"/>
+          <w:numId w:val="34"/>
+        </w:numPr>
+        <w:tabs>
+          <w:tab w:val="left" w:pos="709"/>
+        </w:tabs>
+        <w:spacing w:after="0" w:line="360" w:lineRule="auto"/>
+        <w:rPr>
+          <w:rFonts w:ascii="Times New Roman" w:hAnsi="Times New Roman" w:cs="Times New Roman"/>
+          <w:sz w:val="28"/>
+          <w:szCs w:val="28"/>
+        </w:rPr>
+      </w:pPr>
+      <w:r>
+        <w:rPr>
+          <w:rFonts w:ascii="Times New Roman" w:hAnsi="Times New Roman" w:cs="Times New Roman"/>
+          <w:sz w:val="28"/>
+          <w:szCs w:val="28"/>
+        </w:rPr>
+        <w:t xml:space="preserve">solve_time, points_earned </w:t>
+      </w:r>
+    </w:p>
+    <w:p>
+      <w:pPr>
+        <w:pStyle w:val="a1"/>
+        <w:numPr>
+          <w:ilvl w:val="0"/>
+          <w:numId w:val="34"/>
+        </w:numPr>
+        <w:tabs>
+          <w:tab w:val="left" w:pos="709"/>
+        </w:tabs>
+        <w:spacing w:line="360" w:lineRule="auto"/>
+        <w:rPr>
+          <w:rFonts w:ascii="Times New Roman" w:hAnsi="Times New Roman" w:cs="Times New Roman"/>
+          <w:sz w:val="28"/>
+          <w:szCs w:val="28"/>
+        </w:rPr>
+      </w:pPr>
+      <w:r>
+        <w:rPr>
+          <w:rFonts w:ascii="Times New Roman" w:hAnsi="Times New Roman" w:cs="Times New Roman"/>
+          <w:sz w:val="28"/>
+          <w:szCs w:val="28"/>
+        </w:rPr>
+        <w:t xml:space="preserve">viewed_solution, created_at </w:t>
+      </w:r>
+    </w:p>
+    <w:p>
+      <w:pPr>
+        <w:pStyle w:val="a1"/>
+        <w:spacing w:line="360" w:lineRule="auto"/>
+        <w:rPr>
+          <w:rFonts w:ascii="Times New Roman" w:hAnsi="Times New Roman" w:cs="Times New Roman"/>
+          <w:sz w:val="28"/>
+          <w:szCs w:val="28"/>
+        </w:rPr>
+      </w:pPr>
+      <w:r>
+        <w:rPr>
+          <w:rFonts w:ascii="Times New Roman" w:hAnsi="Times New Roman" w:cs="Times New Roman"/>
+          <w:sz w:val="28"/>
+          <w:szCs w:val="28"/>
+        </w:rPr>
+        <w:t>matches - PvP-матчи</w:t>
+      </w:r>
+    </w:p>
+    <w:p>
+      <w:pPr>
+        <w:pStyle w:val="a1"/>
+        <w:numPr>
+          <w:ilvl w:val="0"/>
+          <w:numId w:val="35"/>
+        </w:numPr>
+        <w:tabs>
+          <w:tab w:val="left" w:pos="709"/>
+        </w:tabs>
+        <w:spacing w:after="0" w:line="360" w:lineRule="auto"/>
+        <w:rPr>
+          <w:rFonts w:ascii="Times New Roman" w:hAnsi="Times New Roman" w:cs="Times New Roman"/>
+          <w:sz w:val="28"/>
+          <w:szCs w:val="28"/>
+        </w:rPr>
+      </w:pPr>
+      <w:r>
+        <w:rPr>
+          <w:rFonts w:ascii="Times New Roman" w:hAnsi="Times New Roman" w:cs="Times New Roman"/>
+          <w:sz w:val="28"/>
+          <w:szCs w:val="28"/>
+        </w:rPr>
+        <w:t xml:space="preserve">id, player1_id, player2_id </w:t>
+      </w:r>
+    </w:p>
+    <w:p>
+      <w:pPr>
+        <w:pStyle w:val="a1"/>
+        <w:numPr>
+          <w:ilvl w:val="0"/>
+          <w:numId w:val="35"/>
+        </w:numPr>
+        <w:tabs>
+          <w:tab w:val="left" w:pos="709"/>
+        </w:tabs>
+        <w:spacing w:after="0" w:line="360" w:lineRule="auto"/>
+        <w:rPr>
+          <w:rFonts w:ascii="Times New Roman" w:hAnsi="Times New Roman" w:cs="Times New Roman"/>
+          <w:sz w:val="28"/>
+          <w:szCs w:val="28"/>
+        </w:rPr>
+      </w:pPr>
+      <w:r>
+        <w:rPr>
+          <w:rFonts w:ascii="Times New Roman" w:hAnsi="Times New Roman" w:cs="Times New Roman"/>
+          <w:sz w:val="28"/>
+          <w:szCs w:val="28"/>
+        </w:rPr>
+        <w:t xml:space="preserve">task_id, winner_id </w:t>
+      </w:r>
+    </w:p>
+    <w:p>
+      <w:pPr>
+        <w:pStyle w:val="a1"/>
+        <w:numPr>
+          <w:ilvl w:val="0"/>
+          <w:numId w:val="35"/>
+        </w:numPr>
+        <w:tabs>
+          <w:tab w:val="left" w:pos="709"/>
+        </w:tabs>
+        <w:spacing w:after="0" w:line="360" w:lineRule="auto"/>
+        <w:rPr>
+          <w:rFonts w:ascii="Times New Roman" w:hAnsi="Times New Roman" w:cs="Times New Roman"/>
+          <w:sz w:val="28"/>
+          <w:szCs w:val="28"/>
+        </w:rPr>
+      </w:pPr>
+      <w:r>
+        <w:rPr>
+          <w:rFonts w:ascii="Times New Roman" w:hAnsi="Times New Roman" w:cs="Times New Roman"/>
+          <w:sz w:val="28"/>
+          <w:szCs w:val="28"/>
+        </w:rPr>
+        <w:t xml:space="preserve">player1_score, player2_score </w:t>
+      </w:r>
+    </w:p>
+    <w:p>
+      <w:pPr>
+        <w:pStyle w:val="a1"/>
+        <w:numPr>
+          <w:ilvl w:val="0"/>
+          <w:numId w:val="35"/>
+        </w:numPr>
+        <w:tabs>
+          <w:tab w:val="left" w:pos="709"/>
+        </w:tabs>
+        <w:spacing w:after="0" w:line="360" w:lineRule="auto"/>
         <w:rPr>
           <w:rFonts w:ascii="Times New Roman" w:hAnsi="Times New Roman" w:cs="Times New Roman"/>
           <w:sz w:val="28"/>
           <w:szCs w:val="28"/>
           <w:lang w:val="en-US"/>
         </w:rPr>
-        <w:t xml:space="preserve">, bio, phone, telegram, </w:t>
-      </w:r>
-      <w:proofErr w:type="spellStart"/>
+      </w:pPr>
       <w:r>
         <w:rPr>
           <w:rFonts w:ascii="Times New Roman" w:hAnsi="Times New Roman" w:cs="Times New Roman"/>
@@ -6064,19 +5543,27 @@
           <w:szCs w:val="28"/>
           <w:lang w:val="en-US"/>
         </w:rPr>
-        <w:t>vk</w:t>
-      </w:r>
-      <w:proofErr w:type="spellEnd"/>
-      <w:r>
+        <w:t xml:space="preserve">status (waiting/active/finished/cancelled) </w:t>
+      </w:r>
+    </w:p>
+    <w:p>
+      <w:pPr>
+        <w:pStyle w:val="a1"/>
+        <w:numPr>
+          <w:ilvl w:val="0"/>
+          <w:numId w:val="35"/>
+        </w:numPr>
+        <w:tabs>
+          <w:tab w:val="left" w:pos="709"/>
+        </w:tabs>
+        <w:spacing w:line="360" w:lineRule="auto"/>
         <w:rPr>
           <w:rFonts w:ascii="Times New Roman" w:hAnsi="Times New Roman" w:cs="Times New Roman"/>
           <w:sz w:val="28"/>
           <w:szCs w:val="28"/>
           <w:lang w:val="en-US"/>
         </w:rPr>
-        <w:t xml:space="preserve">, </w:t>
-      </w:r>
-      <w:proofErr w:type="spellStart"/>
+      </w:pPr>
       <w:r>
         <w:rPr>
           <w:rFonts w:ascii="Times New Roman" w:hAnsi="Times New Roman" w:cs="Times New Roman"/>
@@ -6084,17 +5571,8 @@
           <w:szCs w:val="28"/>
           <w:lang w:val="en-US"/>
         </w:rPr>
-        <w:t>github</w:t>
-      </w:r>
-      <w:proofErr w:type="spellEnd"/>
-      <w:r>
-        <w:rPr>
-          <w:rFonts w:ascii="Times New Roman" w:hAnsi="Times New Roman" w:cs="Times New Roman"/>
-          <w:sz w:val="28"/>
-          <w:szCs w:val="28"/>
-          <w:lang w:val="en-US"/>
-        </w:rPr>
-        <w:t xml:space="preserve"> </w:t>
+        <w:lastRenderedPageBreak/>
+        <w:t xml:space="preserve">started_at, finished_at, created_at </w:t>
       </w:r>
     </w:p>
     <w:p>
@@ -6107,31 +5585,21 @@
           <w:szCs w:val="28"/>
         </w:rPr>
       </w:pPr>
-      <w:proofErr w:type="spellStart"/>
-      <w:r>
-        <w:rPr>
-          <w:rFonts w:ascii="Times New Roman" w:hAnsi="Times New Roman" w:cs="Times New Roman"/>
-          <w:sz w:val="28"/>
-          <w:szCs w:val="28"/>
-        </w:rPr>
-        <w:t>tasks</w:t>
-      </w:r>
-      <w:proofErr w:type="spellEnd"/>
-      <w:r>
-        <w:rPr>
-          <w:rFonts w:ascii="Times New Roman" w:hAnsi="Times New Roman" w:cs="Times New Roman"/>
-          <w:sz w:val="28"/>
-          <w:szCs w:val="28"/>
-        </w:rPr>
-        <w:t xml:space="preserve"> - задачи</w:t>
-      </w:r>
-    </w:p>
-    <w:p>
-      <w:pPr>
-        <w:pStyle w:val="a1"/>
-        <w:numPr>
-          <w:ilvl w:val="0"/>
-          <w:numId w:val="33"/>
+      <w:r>
+        <w:rPr>
+          <w:rFonts w:ascii="Times New Roman" w:hAnsi="Times New Roman" w:cs="Times New Roman"/>
+          <w:sz w:val="28"/>
+          <w:szCs w:val="28"/>
+        </w:rPr>
+        <w:t>user_stats - статистика</w:t>
+      </w:r>
+    </w:p>
+    <w:p>
+      <w:pPr>
+        <w:pStyle w:val="a1"/>
+        <w:numPr>
+          <w:ilvl w:val="0"/>
+          <w:numId w:val="36"/>
         </w:numPr>
         <w:tabs>
           <w:tab w:val="left" w:pos="709"/>
@@ -6143,67 +5611,21 @@
           <w:szCs w:val="28"/>
         </w:rPr>
       </w:pPr>
-      <w:proofErr w:type="spellStart"/>
-      <w:r>
-        <w:rPr>
-          <w:rFonts w:ascii="Times New Roman" w:hAnsi="Times New Roman" w:cs="Times New Roman"/>
-          <w:sz w:val="28"/>
-          <w:szCs w:val="28"/>
-        </w:rPr>
-        <w:t>id</w:t>
-      </w:r>
-      <w:proofErr w:type="spellEnd"/>
-      <w:r>
-        <w:rPr>
-          <w:rFonts w:ascii="Times New Roman" w:hAnsi="Times New Roman" w:cs="Times New Roman"/>
-          <w:sz w:val="28"/>
-          <w:szCs w:val="28"/>
-        </w:rPr>
-        <w:t xml:space="preserve">, </w:t>
-      </w:r>
-      <w:proofErr w:type="spellStart"/>
-      <w:r>
-        <w:rPr>
-          <w:rFonts w:ascii="Times New Roman" w:hAnsi="Times New Roman" w:cs="Times New Roman"/>
-          <w:sz w:val="28"/>
-          <w:szCs w:val="28"/>
-        </w:rPr>
-        <w:t>title</w:t>
-      </w:r>
-      <w:proofErr w:type="spellEnd"/>
-      <w:r>
-        <w:rPr>
-          <w:rFonts w:ascii="Times New Roman" w:hAnsi="Times New Roman" w:cs="Times New Roman"/>
-          <w:sz w:val="28"/>
-          <w:szCs w:val="28"/>
-        </w:rPr>
-        <w:t xml:space="preserve">, </w:t>
-      </w:r>
-      <w:proofErr w:type="spellStart"/>
-      <w:r>
-        <w:rPr>
-          <w:rFonts w:ascii="Times New Roman" w:hAnsi="Times New Roman" w:cs="Times New Roman"/>
-          <w:sz w:val="28"/>
-          <w:szCs w:val="28"/>
-        </w:rPr>
-        <w:t>problem_statement</w:t>
-      </w:r>
-      <w:proofErr w:type="spellEnd"/>
-      <w:r>
-        <w:rPr>
-          <w:rFonts w:ascii="Times New Roman" w:hAnsi="Times New Roman" w:cs="Times New Roman"/>
-          <w:sz w:val="28"/>
-          <w:szCs w:val="28"/>
-        </w:rPr>
-        <w:t xml:space="preserve"> </w:t>
-      </w:r>
-    </w:p>
-    <w:p>
-      <w:pPr>
-        <w:pStyle w:val="a1"/>
-        <w:numPr>
-          <w:ilvl w:val="0"/>
-          <w:numId w:val="33"/>
+      <w:r>
+        <w:rPr>
+          <w:rFonts w:ascii="Times New Roman" w:hAnsi="Times New Roman" w:cs="Times New Roman"/>
+          <w:sz w:val="28"/>
+          <w:szCs w:val="28"/>
+        </w:rPr>
+        <w:t xml:space="preserve">id, user_id </w:t>
+      </w:r>
+    </w:p>
+    <w:p>
+      <w:pPr>
+        <w:pStyle w:val="a1"/>
+        <w:numPr>
+          <w:ilvl w:val="0"/>
+          <w:numId w:val="36"/>
         </w:numPr>
         <w:tabs>
           <w:tab w:val="left" w:pos="709"/>
@@ -6215,67 +5637,21 @@
           <w:szCs w:val="28"/>
         </w:rPr>
       </w:pPr>
-      <w:proofErr w:type="spellStart"/>
-      <w:r>
-        <w:rPr>
-          <w:rFonts w:ascii="Times New Roman" w:hAnsi="Times New Roman" w:cs="Times New Roman"/>
-          <w:sz w:val="28"/>
-          <w:szCs w:val="28"/>
-        </w:rPr>
-        <w:t>input_format</w:t>
-      </w:r>
-      <w:proofErr w:type="spellEnd"/>
-      <w:r>
-        <w:rPr>
-          <w:rFonts w:ascii="Times New Roman" w:hAnsi="Times New Roman" w:cs="Times New Roman"/>
-          <w:sz w:val="28"/>
-          <w:szCs w:val="28"/>
-        </w:rPr>
-        <w:t xml:space="preserve">, </w:t>
-      </w:r>
-      <w:proofErr w:type="spellStart"/>
-      <w:r>
-        <w:rPr>
-          <w:rFonts w:ascii="Times New Roman" w:hAnsi="Times New Roman" w:cs="Times New Roman"/>
-          <w:sz w:val="28"/>
-          <w:szCs w:val="28"/>
-        </w:rPr>
-        <w:t>output_format</w:t>
-      </w:r>
-      <w:proofErr w:type="spellEnd"/>
-      <w:r>
-        <w:rPr>
-          <w:rFonts w:ascii="Times New Roman" w:hAnsi="Times New Roman" w:cs="Times New Roman"/>
-          <w:sz w:val="28"/>
-          <w:szCs w:val="28"/>
-        </w:rPr>
-        <w:t xml:space="preserve">, </w:t>
-      </w:r>
-      <w:proofErr w:type="spellStart"/>
-      <w:r>
-        <w:rPr>
-          <w:rFonts w:ascii="Times New Roman" w:hAnsi="Times New Roman" w:cs="Times New Roman"/>
-          <w:sz w:val="28"/>
-          <w:szCs w:val="28"/>
-        </w:rPr>
-        <w:t>examples</w:t>
-      </w:r>
-      <w:proofErr w:type="spellEnd"/>
-      <w:r>
-        <w:rPr>
-          <w:rFonts w:ascii="Times New Roman" w:hAnsi="Times New Roman" w:cs="Times New Roman"/>
-          <w:sz w:val="28"/>
-          <w:szCs w:val="28"/>
-        </w:rPr>
-        <w:t xml:space="preserve"> </w:t>
-      </w:r>
-    </w:p>
-    <w:p>
-      <w:pPr>
-        <w:pStyle w:val="a1"/>
-        <w:numPr>
-          <w:ilvl w:val="0"/>
-          <w:numId w:val="33"/>
+      <w:r>
+        <w:rPr>
+          <w:rFonts w:ascii="Times New Roman" w:hAnsi="Times New Roman" w:cs="Times New Roman"/>
+          <w:sz w:val="28"/>
+          <w:szCs w:val="28"/>
+        </w:rPr>
+        <w:t xml:space="preserve">total_solved, correct_answers </w:t>
+      </w:r>
+    </w:p>
+    <w:p>
+      <w:pPr>
+        <w:pStyle w:val="a1"/>
+        <w:numPr>
+          <w:ilvl w:val="0"/>
+          <w:numId w:val="36"/>
         </w:numPr>
         <w:tabs>
           <w:tab w:val="left" w:pos="709"/>
@@ -6287,49 +5663,21 @@
           <w:szCs w:val="28"/>
         </w:rPr>
       </w:pPr>
-      <w:proofErr w:type="spellStart"/>
-      <w:r>
-        <w:rPr>
-          <w:rFonts w:ascii="Times New Roman" w:hAnsi="Times New Roman" w:cs="Times New Roman"/>
-          <w:sz w:val="28"/>
-          <w:szCs w:val="28"/>
-        </w:rPr>
-        <w:t>answer</w:t>
-      </w:r>
-      <w:proofErr w:type="spellEnd"/>
-      <w:r>
-        <w:rPr>
-          <w:rFonts w:ascii="Times New Roman" w:hAnsi="Times New Roman" w:cs="Times New Roman"/>
-          <w:sz w:val="28"/>
-          <w:szCs w:val="28"/>
-        </w:rPr>
-        <w:t xml:space="preserve">, </w:t>
-      </w:r>
-      <w:proofErr w:type="spellStart"/>
-      <w:r>
-        <w:rPr>
-          <w:rFonts w:ascii="Times New Roman" w:hAnsi="Times New Roman" w:cs="Times New Roman"/>
-          <w:sz w:val="28"/>
-          <w:szCs w:val="28"/>
-        </w:rPr>
-        <w:t>solution_explanation</w:t>
-      </w:r>
-      <w:proofErr w:type="spellEnd"/>
-      <w:r>
-        <w:rPr>
-          <w:rFonts w:ascii="Times New Roman" w:hAnsi="Times New Roman" w:cs="Times New Roman"/>
-          <w:sz w:val="28"/>
-          <w:szCs w:val="28"/>
-        </w:rPr>
-        <w:t xml:space="preserve"> </w:t>
-      </w:r>
-    </w:p>
-    <w:p>
-      <w:pPr>
-        <w:pStyle w:val="a1"/>
-        <w:numPr>
-          <w:ilvl w:val="0"/>
-          <w:numId w:val="33"/>
+      <w:r>
+        <w:rPr>
+          <w:rFonts w:ascii="Times New Roman" w:hAnsi="Times New Roman" w:cs="Times New Roman"/>
+          <w:sz w:val="28"/>
+          <w:szCs w:val="28"/>
+        </w:rPr>
+        <w:t xml:space="preserve">total_points, avg_solve_time </w:t>
+      </w:r>
+    </w:p>
+    <w:p>
+      <w:pPr>
+        <w:pStyle w:val="a1"/>
+        <w:numPr>
+          <w:ilvl w:val="0"/>
+          <w:numId w:val="36"/>
         </w:numPr>
         <w:tabs>
           <w:tab w:val="left" w:pos="709"/>
@@ -6341,85 +5689,21 @@
           <w:szCs w:val="28"/>
         </w:rPr>
       </w:pPr>
-      <w:proofErr w:type="spellStart"/>
-      <w:r>
-        <w:rPr>
-          <w:rFonts w:ascii="Times New Roman" w:hAnsi="Times New Roman" w:cs="Times New Roman"/>
-          <w:sz w:val="28"/>
-          <w:szCs w:val="28"/>
-        </w:rPr>
-        <w:t>difficulty</w:t>
-      </w:r>
-      <w:proofErr w:type="spellEnd"/>
-      <w:r>
-        <w:rPr>
-          <w:rFonts w:ascii="Times New Roman" w:hAnsi="Times New Roman" w:cs="Times New Roman"/>
-          <w:sz w:val="28"/>
-          <w:szCs w:val="28"/>
-        </w:rPr>
-        <w:t xml:space="preserve"> (</w:t>
-      </w:r>
-      <w:proofErr w:type="spellStart"/>
-      <w:r>
-        <w:rPr>
-          <w:rFonts w:ascii="Times New Roman" w:hAnsi="Times New Roman" w:cs="Times New Roman"/>
-          <w:sz w:val="28"/>
-          <w:szCs w:val="28"/>
-        </w:rPr>
-        <w:t>easy</w:t>
-      </w:r>
-      <w:proofErr w:type="spellEnd"/>
-      <w:r>
-        <w:rPr>
-          <w:rFonts w:ascii="Times New Roman" w:hAnsi="Times New Roman" w:cs="Times New Roman"/>
-          <w:sz w:val="28"/>
-          <w:szCs w:val="28"/>
-        </w:rPr>
-        <w:t>/</w:t>
-      </w:r>
-      <w:proofErr w:type="spellStart"/>
-      <w:r>
-        <w:rPr>
-          <w:rFonts w:ascii="Times New Roman" w:hAnsi="Times New Roman" w:cs="Times New Roman"/>
-          <w:sz w:val="28"/>
-          <w:szCs w:val="28"/>
-        </w:rPr>
-        <w:t>medium</w:t>
-      </w:r>
-      <w:proofErr w:type="spellEnd"/>
-      <w:r>
-        <w:rPr>
-          <w:rFonts w:ascii="Times New Roman" w:hAnsi="Times New Roman" w:cs="Times New Roman"/>
-          <w:sz w:val="28"/>
-          <w:szCs w:val="28"/>
-        </w:rPr>
-        <w:t>/</w:t>
-      </w:r>
-      <w:proofErr w:type="spellStart"/>
-      <w:r>
-        <w:rPr>
-          <w:rFonts w:ascii="Times New Roman" w:hAnsi="Times New Roman" w:cs="Times New Roman"/>
-          <w:sz w:val="28"/>
-          <w:szCs w:val="28"/>
-        </w:rPr>
-        <w:t>hard</w:t>
-      </w:r>
-      <w:proofErr w:type="spellEnd"/>
-      <w:r>
-        <w:rPr>
-          <w:rFonts w:ascii="Times New Roman" w:hAnsi="Times New Roman" w:cs="Times New Roman"/>
-          <w:sz w:val="28"/>
-          <w:szCs w:val="28"/>
-        </w:rPr>
-        <w:t xml:space="preserve">) </w:t>
-      </w:r>
-    </w:p>
-    <w:p>
-      <w:pPr>
-        <w:pStyle w:val="a1"/>
-        <w:numPr>
-          <w:ilvl w:val="0"/>
-          <w:numId w:val="33"/>
+      <w:r>
+        <w:rPr>
+          <w:rFonts w:ascii="Times New Roman" w:hAnsi="Times New Roman" w:cs="Times New Roman"/>
+          <w:sz w:val="28"/>
+          <w:szCs w:val="28"/>
+        </w:rPr>
+        <w:t xml:space="preserve">matches_played, matches_won </w:t>
+      </w:r>
+    </w:p>
+    <w:p>
+      <w:pPr>
+        <w:pStyle w:val="a1"/>
+        <w:numPr>
+          <w:ilvl w:val="0"/>
+          <w:numId w:val="36"/>
         </w:numPr>
         <w:tabs>
           <w:tab w:val="left" w:pos="709"/>
@@ -6431,125 +5715,25 @@
           <w:szCs w:val="28"/>
         </w:rPr>
       </w:pPr>
-      <w:proofErr w:type="spellStart"/>
-      <w:r>
-        <w:rPr>
-          <w:rFonts w:ascii="Times New Roman" w:hAnsi="Times New Roman" w:cs="Times New Roman"/>
-          <w:sz w:val="28"/>
-          <w:szCs w:val="28"/>
-        </w:rPr>
-        <w:t>subject</w:t>
-      </w:r>
-      <w:proofErr w:type="spellEnd"/>
-      <w:r>
-        <w:rPr>
-          <w:rFonts w:ascii="Times New Roman" w:hAnsi="Times New Roman" w:cs="Times New Roman"/>
-          <w:sz w:val="28"/>
-          <w:szCs w:val="28"/>
-        </w:rPr>
-        <w:t xml:space="preserve">, </w:t>
-      </w:r>
-      <w:proofErr w:type="spellStart"/>
-      <w:r>
-        <w:rPr>
-          <w:rFonts w:ascii="Times New Roman" w:hAnsi="Times New Roman" w:cs="Times New Roman"/>
-          <w:sz w:val="28"/>
-          <w:szCs w:val="28"/>
-        </w:rPr>
-        <w:t>topic</w:t>
-      </w:r>
-      <w:proofErr w:type="spellEnd"/>
-      <w:r>
-        <w:rPr>
-          <w:rFonts w:ascii="Times New Roman" w:hAnsi="Times New Roman" w:cs="Times New Roman"/>
-          <w:sz w:val="28"/>
-          <w:szCs w:val="28"/>
-        </w:rPr>
-        <w:t xml:space="preserve">, </w:t>
-      </w:r>
-      <w:proofErr w:type="spellStart"/>
-      <w:r>
-        <w:rPr>
-          <w:rFonts w:ascii="Times New Roman" w:hAnsi="Times New Roman" w:cs="Times New Roman"/>
-          <w:sz w:val="28"/>
-          <w:szCs w:val="28"/>
-        </w:rPr>
-        <w:t>tags</w:t>
-      </w:r>
-      <w:proofErr w:type="spellEnd"/>
-      <w:r>
-        <w:rPr>
-          <w:rFonts w:ascii="Times New Roman" w:hAnsi="Times New Roman" w:cs="Times New Roman"/>
-          <w:sz w:val="28"/>
-          <w:szCs w:val="28"/>
-        </w:rPr>
-        <w:t xml:space="preserve"> </w:t>
-      </w:r>
-    </w:p>
-    <w:p>
-      <w:pPr>
-        <w:pStyle w:val="a1"/>
-        <w:numPr>
-          <w:ilvl w:val="0"/>
-          <w:numId w:val="33"/>
+      <w:r>
+        <w:rPr>
+          <w:rFonts w:ascii="Times New Roman" w:hAnsi="Times New Roman" w:cs="Times New Roman"/>
+          <w:sz w:val="28"/>
+          <w:szCs w:val="28"/>
+        </w:rPr>
+        <w:t xml:space="preserve">current_streak, best_streak </w:t>
+      </w:r>
+    </w:p>
+    <w:p>
+      <w:pPr>
+        <w:pStyle w:val="a1"/>
+        <w:numPr>
+          <w:ilvl w:val="0"/>
+          <w:numId w:val="36"/>
         </w:numPr>
         <w:tabs>
           <w:tab w:val="left" w:pos="709"/>
         </w:tabs>
-        <w:spacing w:after="0" w:line="360" w:lineRule="auto"/>
-        <w:rPr>
-          <w:rFonts w:ascii="Times New Roman" w:hAnsi="Times New Roman" w:cs="Times New Roman"/>
-          <w:sz w:val="28"/>
-          <w:szCs w:val="28"/>
-        </w:rPr>
-      </w:pPr>
-      <w:proofErr w:type="spellStart"/>
-      <w:r>
-        <w:rPr>
-          <w:rFonts w:ascii="Times New Roman" w:hAnsi="Times New Roman" w:cs="Times New Roman"/>
-          <w:sz w:val="28"/>
-          <w:szCs w:val="28"/>
-        </w:rPr>
-        <w:t>points</w:t>
-      </w:r>
-      <w:proofErr w:type="spellEnd"/>
-      <w:r>
-        <w:rPr>
-          <w:rFonts w:ascii="Times New Roman" w:hAnsi="Times New Roman" w:cs="Times New Roman"/>
-          <w:sz w:val="28"/>
-          <w:szCs w:val="28"/>
-        </w:rPr>
-        <w:t xml:space="preserve">, </w:t>
-      </w:r>
-      <w:proofErr w:type="spellStart"/>
-      <w:r>
-        <w:rPr>
-          <w:rFonts w:ascii="Times New Roman" w:hAnsi="Times New Roman" w:cs="Times New Roman"/>
-          <w:sz w:val="28"/>
-          <w:szCs w:val="28"/>
-        </w:rPr>
-        <w:t>time_limit</w:t>
-      </w:r>
-      <w:proofErr w:type="spellEnd"/>
-      <w:r>
-        <w:rPr>
-          <w:rFonts w:ascii="Times New Roman" w:hAnsi="Times New Roman" w:cs="Times New Roman"/>
-          <w:sz w:val="28"/>
-          <w:szCs w:val="28"/>
-        </w:rPr>
-        <w:t xml:space="preserve"> </w:t>
-      </w:r>
-    </w:p>
-    <w:p>
-      <w:pPr>
-        <w:pStyle w:val="a1"/>
-        <w:numPr>
-          <w:ilvl w:val="0"/>
-          <w:numId w:val="33"/>
-        </w:numPr>
-        <w:tabs>
-          <w:tab w:val="left" w:pos="709"/>
-        </w:tabs>
         <w:spacing w:line="360" w:lineRule="auto"/>
         <w:rPr>
           <w:rFonts w:ascii="Times New Roman" w:hAnsi="Times New Roman" w:cs="Times New Roman"/>
@@ -6557,910 +5741,13 @@
           <w:szCs w:val="28"/>
         </w:rPr>
       </w:pPr>
-      <w:proofErr w:type="spellStart"/>
-      <w:r>
-        <w:rPr>
-          <w:rFonts w:ascii="Times New Roman" w:hAnsi="Times New Roman" w:cs="Times New Roman"/>
-          <w:sz w:val="28"/>
-          <w:szCs w:val="28"/>
-        </w:rPr>
-        <w:t>created_by</w:t>
-      </w:r>
-      <w:proofErr w:type="spellEnd"/>
-      <w:r>
-        <w:rPr>
-          <w:rFonts w:ascii="Times New Roman" w:hAnsi="Times New Roman" w:cs="Times New Roman"/>
-          <w:sz w:val="28"/>
-          <w:szCs w:val="28"/>
-        </w:rPr>
-        <w:t xml:space="preserve">, </w:t>
-      </w:r>
-      <w:proofErr w:type="spellStart"/>
-      <w:r>
-        <w:rPr>
-          <w:rFonts w:ascii="Times New Roman" w:hAnsi="Times New Roman" w:cs="Times New Roman"/>
-          <w:sz w:val="28"/>
-          <w:szCs w:val="28"/>
-        </w:rPr>
-        <w:t>created_at</w:t>
-      </w:r>
-      <w:proofErr w:type="spellEnd"/>
-      <w:r>
-        <w:rPr>
-          <w:rFonts w:ascii="Times New Roman" w:hAnsi="Times New Roman" w:cs="Times New Roman"/>
-          <w:sz w:val="28"/>
-          <w:szCs w:val="28"/>
-        </w:rPr>
-        <w:t xml:space="preserve"> </w:t>
-      </w:r>
-    </w:p>
-    <w:p>
-      <w:pPr>
-        <w:pStyle w:val="a1"/>
-        <w:spacing w:line="360" w:lineRule="auto"/>
-        <w:rPr>
-          <w:rFonts w:ascii="Times New Roman" w:hAnsi="Times New Roman" w:cs="Times New Roman"/>
-          <w:sz w:val="28"/>
-          <w:szCs w:val="28"/>
-        </w:rPr>
-      </w:pPr>
-      <w:proofErr w:type="spellStart"/>
-      <w:r>
-        <w:rPr>
-          <w:rFonts w:ascii="Times New Roman" w:hAnsi="Times New Roman" w:cs="Times New Roman"/>
-          <w:sz w:val="28"/>
-          <w:szCs w:val="28"/>
-        </w:rPr>
-        <w:t>solutions</w:t>
-      </w:r>
-      <w:proofErr w:type="spellEnd"/>
-      <w:r>
-        <w:rPr>
-          <w:rFonts w:ascii="Times New Roman" w:hAnsi="Times New Roman" w:cs="Times New Roman"/>
-          <w:sz w:val="28"/>
-          <w:szCs w:val="28"/>
-        </w:rPr>
-        <w:t xml:space="preserve"> - решения</w:t>
-      </w:r>
-    </w:p>
-    <w:p>
-      <w:pPr>
-        <w:pStyle w:val="a1"/>
-        <w:numPr>
-          <w:ilvl w:val="0"/>
-          <w:numId w:val="34"/>
-        </w:numPr>
-        <w:tabs>
-          <w:tab w:val="left" w:pos="709"/>
-        </w:tabs>
-        <w:spacing w:after="0" w:line="360" w:lineRule="auto"/>
-        <w:rPr>
-          <w:rFonts w:ascii="Times New Roman" w:hAnsi="Times New Roman" w:cs="Times New Roman"/>
-          <w:sz w:val="28"/>
-          <w:szCs w:val="28"/>
-        </w:rPr>
-      </w:pPr>
-      <w:proofErr w:type="spellStart"/>
-      <w:r>
-        <w:rPr>
-          <w:rFonts w:ascii="Times New Roman" w:hAnsi="Times New Roman" w:cs="Times New Roman"/>
-          <w:sz w:val="28"/>
-          <w:szCs w:val="28"/>
-        </w:rPr>
-        <w:t>id</w:t>
-      </w:r>
-      <w:proofErr w:type="spellEnd"/>
-      <w:r>
-        <w:rPr>
-          <w:rFonts w:ascii="Times New Roman" w:hAnsi="Times New Roman" w:cs="Times New Roman"/>
-          <w:sz w:val="28"/>
-          <w:szCs w:val="28"/>
-        </w:rPr>
-        <w:t xml:space="preserve">, </w:t>
-      </w:r>
-      <w:proofErr w:type="spellStart"/>
-      <w:r>
-        <w:rPr>
-          <w:rFonts w:ascii="Times New Roman" w:hAnsi="Times New Roman" w:cs="Times New Roman"/>
-          <w:sz w:val="28"/>
-          <w:szCs w:val="28"/>
-        </w:rPr>
-        <w:t>user_id</w:t>
-      </w:r>
-      <w:proofErr w:type="spellEnd"/>
-      <w:r>
-        <w:rPr>
-          <w:rFonts w:ascii="Times New Roman" w:hAnsi="Times New Roman" w:cs="Times New Roman"/>
-          <w:sz w:val="28"/>
-          <w:szCs w:val="28"/>
-        </w:rPr>
-        <w:t xml:space="preserve">, </w:t>
-      </w:r>
-      <w:proofErr w:type="spellStart"/>
-      <w:r>
-        <w:rPr>
-          <w:rFonts w:ascii="Times New Roman" w:hAnsi="Times New Roman" w:cs="Times New Roman"/>
-          <w:sz w:val="28"/>
-          <w:szCs w:val="28"/>
-        </w:rPr>
-        <w:t>task_id</w:t>
-      </w:r>
-      <w:proofErr w:type="spellEnd"/>
-      <w:r>
-        <w:rPr>
-          <w:rFonts w:ascii="Times New Roman" w:hAnsi="Times New Roman" w:cs="Times New Roman"/>
-          <w:sz w:val="28"/>
-          <w:szCs w:val="28"/>
-        </w:rPr>
-        <w:t xml:space="preserve"> </w:t>
-      </w:r>
-    </w:p>
-    <w:p>
-      <w:pPr>
-        <w:pStyle w:val="a1"/>
-        <w:numPr>
-          <w:ilvl w:val="0"/>
-          <w:numId w:val="34"/>
-        </w:numPr>
-        <w:tabs>
-          <w:tab w:val="left" w:pos="709"/>
-        </w:tabs>
-        <w:spacing w:after="0" w:line="360" w:lineRule="auto"/>
-        <w:rPr>
-          <w:rFonts w:ascii="Times New Roman" w:hAnsi="Times New Roman" w:cs="Times New Roman"/>
-          <w:sz w:val="28"/>
-          <w:szCs w:val="28"/>
-        </w:rPr>
-      </w:pPr>
-      <w:proofErr w:type="spellStart"/>
-      <w:r>
-        <w:rPr>
-          <w:rFonts w:ascii="Times New Roman" w:hAnsi="Times New Roman" w:cs="Times New Roman"/>
-          <w:sz w:val="28"/>
-          <w:szCs w:val="28"/>
-        </w:rPr>
-        <w:t>answer</w:t>
-      </w:r>
-      <w:proofErr w:type="spellEnd"/>
-      <w:r>
-        <w:rPr>
-          <w:rFonts w:ascii="Times New Roman" w:hAnsi="Times New Roman" w:cs="Times New Roman"/>
-          <w:sz w:val="28"/>
-          <w:szCs w:val="28"/>
-        </w:rPr>
-        <w:t xml:space="preserve">, </w:t>
-      </w:r>
-      <w:proofErr w:type="spellStart"/>
-      <w:r>
-        <w:rPr>
-          <w:rFonts w:ascii="Times New Roman" w:hAnsi="Times New Roman" w:cs="Times New Roman"/>
-          <w:sz w:val="28"/>
-          <w:szCs w:val="28"/>
-        </w:rPr>
-        <w:t>is_correct</w:t>
-      </w:r>
-      <w:proofErr w:type="spellEnd"/>
-      <w:r>
-        <w:rPr>
-          <w:rFonts w:ascii="Times New Roman" w:hAnsi="Times New Roman" w:cs="Times New Roman"/>
-          <w:sz w:val="28"/>
-          <w:szCs w:val="28"/>
-        </w:rPr>
-        <w:t xml:space="preserve"> </w:t>
-      </w:r>
-    </w:p>
-    <w:p>
-      <w:pPr>
-        <w:pStyle w:val="a1"/>
-        <w:numPr>
-          <w:ilvl w:val="0"/>
-          <w:numId w:val="34"/>
-        </w:numPr>
-        <w:tabs>
-          <w:tab w:val="left" w:pos="709"/>
-        </w:tabs>
-        <w:spacing w:after="0" w:line="360" w:lineRule="auto"/>
-        <w:rPr>
-          <w:rFonts w:ascii="Times New Roman" w:hAnsi="Times New Roman" w:cs="Times New Roman"/>
-          <w:sz w:val="28"/>
-          <w:szCs w:val="28"/>
-        </w:rPr>
-      </w:pPr>
-      <w:proofErr w:type="spellStart"/>
-      <w:r>
-        <w:rPr>
-          <w:rFonts w:ascii="Times New Roman" w:hAnsi="Times New Roman" w:cs="Times New Roman"/>
-          <w:sz w:val="28"/>
-          <w:szCs w:val="28"/>
-        </w:rPr>
-        <w:t>solve_time</w:t>
-      </w:r>
-      <w:proofErr w:type="spellEnd"/>
-      <w:r>
-        <w:rPr>
-          <w:rFonts w:ascii="Times New Roman" w:hAnsi="Times New Roman" w:cs="Times New Roman"/>
-          <w:sz w:val="28"/>
-          <w:szCs w:val="28"/>
-        </w:rPr>
-        <w:t xml:space="preserve">, </w:t>
-      </w:r>
-      <w:proofErr w:type="spellStart"/>
-      <w:r>
-        <w:rPr>
-          <w:rFonts w:ascii="Times New Roman" w:hAnsi="Times New Roman" w:cs="Times New Roman"/>
-          <w:sz w:val="28"/>
-          <w:szCs w:val="28"/>
-        </w:rPr>
-        <w:t>points_earned</w:t>
-      </w:r>
-      <w:proofErr w:type="spellEnd"/>
-      <w:r>
-        <w:rPr>
-          <w:rFonts w:ascii="Times New Roman" w:hAnsi="Times New Roman" w:cs="Times New Roman"/>
-          <w:sz w:val="28"/>
-          <w:szCs w:val="28"/>
-        </w:rPr>
-        <w:t xml:space="preserve"> </w:t>
-      </w:r>
-    </w:p>
-    <w:p>
-      <w:pPr>
-        <w:pStyle w:val="a1"/>
-        <w:numPr>
-          <w:ilvl w:val="0"/>
-          <w:numId w:val="34"/>
-        </w:numPr>
-        <w:tabs>
-          <w:tab w:val="left" w:pos="709"/>
-        </w:tabs>
-        <w:spacing w:line="360" w:lineRule="auto"/>
-        <w:rPr>
-          <w:rFonts w:ascii="Times New Roman" w:hAnsi="Times New Roman" w:cs="Times New Roman"/>
-          <w:sz w:val="28"/>
-          <w:szCs w:val="28"/>
-        </w:rPr>
-      </w:pPr>
-      <w:proofErr w:type="spellStart"/>
-      <w:r>
-        <w:rPr>
-          <w:rFonts w:ascii="Times New Roman" w:hAnsi="Times New Roman" w:cs="Times New Roman"/>
-          <w:sz w:val="28"/>
-          <w:szCs w:val="28"/>
-        </w:rPr>
-        <w:t>viewed_solution</w:t>
-      </w:r>
-      <w:proofErr w:type="spellEnd"/>
-      <w:r>
-        <w:rPr>
-          <w:rFonts w:ascii="Times New Roman" w:hAnsi="Times New Roman" w:cs="Times New Roman"/>
-          <w:sz w:val="28"/>
-          <w:szCs w:val="28"/>
-        </w:rPr>
-        <w:t xml:space="preserve">, </w:t>
-      </w:r>
-      <w:proofErr w:type="spellStart"/>
-      <w:r>
-        <w:rPr>
-          <w:rFonts w:ascii="Times New Roman" w:hAnsi="Times New Roman" w:cs="Times New Roman"/>
-          <w:sz w:val="28"/>
-          <w:szCs w:val="28"/>
-        </w:rPr>
-        <w:t>created_at</w:t>
-      </w:r>
-      <w:proofErr w:type="spellEnd"/>
-      <w:r>
-        <w:rPr>
-          <w:rFonts w:ascii="Times New Roman" w:hAnsi="Times New Roman" w:cs="Times New Roman"/>
-          <w:sz w:val="28"/>
-          <w:szCs w:val="28"/>
-        </w:rPr>
-        <w:t xml:space="preserve"> </w:t>
-      </w:r>
-    </w:p>
-    <w:p>
-      <w:pPr>
-        <w:pStyle w:val="a1"/>
-        <w:spacing w:line="360" w:lineRule="auto"/>
-        <w:rPr>
-          <w:rFonts w:ascii="Times New Roman" w:hAnsi="Times New Roman" w:cs="Times New Roman"/>
-          <w:sz w:val="28"/>
-          <w:szCs w:val="28"/>
-        </w:rPr>
-      </w:pPr>
-      <w:proofErr w:type="spellStart"/>
-      <w:r>
-        <w:rPr>
-          <w:rFonts w:ascii="Times New Roman" w:hAnsi="Times New Roman" w:cs="Times New Roman"/>
-          <w:sz w:val="28"/>
-          <w:szCs w:val="28"/>
-        </w:rPr>
-        <w:t>matches</w:t>
-      </w:r>
-      <w:proofErr w:type="spellEnd"/>
-      <w:r>
-        <w:rPr>
-          <w:rFonts w:ascii="Times New Roman" w:hAnsi="Times New Roman" w:cs="Times New Roman"/>
-          <w:sz w:val="28"/>
-          <w:szCs w:val="28"/>
-        </w:rPr>
-        <w:t xml:space="preserve"> - </w:t>
-      </w:r>
-      <w:proofErr w:type="spellStart"/>
-      <w:r>
-        <w:rPr>
-          <w:rFonts w:ascii="Times New Roman" w:hAnsi="Times New Roman" w:cs="Times New Roman"/>
-          <w:sz w:val="28"/>
-          <w:szCs w:val="28"/>
-        </w:rPr>
-        <w:t>PvP</w:t>
-      </w:r>
-      <w:proofErr w:type="spellEnd"/>
-      <w:r>
-        <w:rPr>
-          <w:rFonts w:ascii="Times New Roman" w:hAnsi="Times New Roman" w:cs="Times New Roman"/>
-          <w:sz w:val="28"/>
-          <w:szCs w:val="28"/>
-        </w:rPr>
-        <w:t>-матчи</w:t>
-      </w:r>
-    </w:p>
-    <w:p>
-      <w:pPr>
-        <w:pStyle w:val="a1"/>
-        <w:numPr>
-          <w:ilvl w:val="0"/>
-          <w:numId w:val="35"/>
-        </w:numPr>
-        <w:tabs>
-          <w:tab w:val="left" w:pos="709"/>
-        </w:tabs>
-        <w:spacing w:after="0" w:line="360" w:lineRule="auto"/>
-        <w:rPr>
-          <w:rFonts w:ascii="Times New Roman" w:hAnsi="Times New Roman" w:cs="Times New Roman"/>
-          <w:sz w:val="28"/>
-          <w:szCs w:val="28"/>
-        </w:rPr>
-      </w:pPr>
-      <w:proofErr w:type="spellStart"/>
-      <w:r>
-        <w:rPr>
-          <w:rFonts w:ascii="Times New Roman" w:hAnsi="Times New Roman" w:cs="Times New Roman"/>
-          <w:sz w:val="28"/>
-          <w:szCs w:val="28"/>
-        </w:rPr>
-        <w:t>id</w:t>
-      </w:r>
-      <w:proofErr w:type="spellEnd"/>
-      <w:r>
-        <w:rPr>
-          <w:rFonts w:ascii="Times New Roman" w:hAnsi="Times New Roman" w:cs="Times New Roman"/>
-          <w:sz w:val="28"/>
-          <w:szCs w:val="28"/>
-        </w:rPr>
-        <w:t xml:space="preserve">, player1_id, player2_id </w:t>
-      </w:r>
-    </w:p>
-    <w:p>
-      <w:pPr>
-        <w:pStyle w:val="a1"/>
-        <w:numPr>
-          <w:ilvl w:val="0"/>
-          <w:numId w:val="35"/>
-        </w:numPr>
-        <w:tabs>
-          <w:tab w:val="left" w:pos="709"/>
-        </w:tabs>
-        <w:spacing w:after="0" w:line="360" w:lineRule="auto"/>
-        <w:rPr>
-          <w:rFonts w:ascii="Times New Roman" w:hAnsi="Times New Roman" w:cs="Times New Roman"/>
-          <w:sz w:val="28"/>
-          <w:szCs w:val="28"/>
-        </w:rPr>
-      </w:pPr>
-      <w:proofErr w:type="spellStart"/>
-      <w:r>
-        <w:rPr>
-          <w:rFonts w:ascii="Times New Roman" w:hAnsi="Times New Roman" w:cs="Times New Roman"/>
-          <w:sz w:val="28"/>
-          <w:szCs w:val="28"/>
-        </w:rPr>
-        <w:t>task_id</w:t>
-      </w:r>
-      <w:proofErr w:type="spellEnd"/>
-      <w:r>
-        <w:rPr>
-          <w:rFonts w:ascii="Times New Roman" w:hAnsi="Times New Roman" w:cs="Times New Roman"/>
-          <w:sz w:val="28"/>
-          <w:szCs w:val="28"/>
-        </w:rPr>
-        <w:t xml:space="preserve">, </w:t>
-      </w:r>
-      <w:proofErr w:type="spellStart"/>
-      <w:r>
-        <w:rPr>
-          <w:rFonts w:ascii="Times New Roman" w:hAnsi="Times New Roman" w:cs="Times New Roman"/>
-          <w:sz w:val="28"/>
-          <w:szCs w:val="28"/>
-        </w:rPr>
-        <w:t>winner_id</w:t>
-      </w:r>
-      <w:proofErr w:type="spellEnd"/>
-      <w:r>
-        <w:rPr>
-          <w:rFonts w:ascii="Times New Roman" w:hAnsi="Times New Roman" w:cs="Times New Roman"/>
-          <w:sz w:val="28"/>
-          <w:szCs w:val="28"/>
-        </w:rPr>
-        <w:t xml:space="preserve"> </w:t>
-      </w:r>
-    </w:p>
-    <w:p>
-      <w:pPr>
-        <w:pStyle w:val="a1"/>
-        <w:numPr>
-          <w:ilvl w:val="0"/>
-          <w:numId w:val="35"/>
-        </w:numPr>
-        <w:tabs>
-          <w:tab w:val="left" w:pos="709"/>
-        </w:tabs>
-        <w:spacing w:after="0" w:line="360" w:lineRule="auto"/>
-        <w:rPr>
-          <w:rFonts w:ascii="Times New Roman" w:hAnsi="Times New Roman" w:cs="Times New Roman"/>
-          <w:sz w:val="28"/>
-          <w:szCs w:val="28"/>
-        </w:rPr>
-      </w:pPr>
-      <w:r>
-        <w:rPr>
-          <w:rFonts w:ascii="Times New Roman" w:hAnsi="Times New Roman" w:cs="Times New Roman"/>
-          <w:sz w:val="28"/>
-          <w:szCs w:val="28"/>
-        </w:rPr>
-        <w:t xml:space="preserve">player1_score, player2_score </w:t>
-      </w:r>
-    </w:p>
-    <w:p>
-      <w:pPr>
-        <w:pStyle w:val="a1"/>
-        <w:numPr>
-          <w:ilvl w:val="0"/>
-          <w:numId w:val="35"/>
-        </w:numPr>
-        <w:tabs>
-          <w:tab w:val="left" w:pos="709"/>
-        </w:tabs>
-        <w:spacing w:after="0" w:line="360" w:lineRule="auto"/>
-        <w:rPr>
-          <w:rFonts w:ascii="Times New Roman" w:hAnsi="Times New Roman" w:cs="Times New Roman"/>
-          <w:sz w:val="28"/>
-          <w:szCs w:val="28"/>
-          <w:lang w:val="en-US"/>
-        </w:rPr>
-      </w:pPr>
-      <w:r>
-        <w:rPr>
-          <w:rFonts w:ascii="Times New Roman" w:hAnsi="Times New Roman" w:cs="Times New Roman"/>
-          <w:sz w:val="28"/>
-          <w:szCs w:val="28"/>
-          <w:lang w:val="en-US"/>
-        </w:rPr>
-        <w:t xml:space="preserve">status (waiting/active/finished/cancelled) </w:t>
-      </w:r>
-    </w:p>
-    <w:p>
-      <w:pPr>
-        <w:pStyle w:val="a1"/>
-        <w:numPr>
-          <w:ilvl w:val="0"/>
-          <w:numId w:val="35"/>
-        </w:numPr>
-        <w:tabs>
-          <w:tab w:val="left" w:pos="709"/>
-        </w:tabs>
-        <w:spacing w:line="360" w:lineRule="auto"/>
-        <w:rPr>
-          <w:rFonts w:ascii="Times New Roman" w:hAnsi="Times New Roman" w:cs="Times New Roman"/>
-          <w:sz w:val="28"/>
-          <w:szCs w:val="28"/>
-          <w:lang w:val="en-US"/>
-        </w:rPr>
-      </w:pPr>
-      <w:proofErr w:type="spellStart"/>
-      <w:r>
-        <w:rPr>
-          <w:rFonts w:ascii="Times New Roman" w:hAnsi="Times New Roman" w:cs="Times New Roman"/>
-          <w:sz w:val="28"/>
-          <w:szCs w:val="28"/>
-          <w:lang w:val="en-US"/>
-        </w:rPr>
-        <w:lastRenderedPageBreak/>
-        <w:t>started_at</w:t>
-      </w:r>
-      <w:proofErr w:type="spellEnd"/>
-      <w:r>
-        <w:rPr>
-          <w:rFonts w:ascii="Times New Roman" w:hAnsi="Times New Roman" w:cs="Times New Roman"/>
-          <w:sz w:val="28"/>
-          <w:szCs w:val="28"/>
-          <w:lang w:val="en-US"/>
-        </w:rPr>
-        <w:t xml:space="preserve">, </w:t>
-      </w:r>
-      <w:proofErr w:type="spellStart"/>
-      <w:r>
-        <w:rPr>
-          <w:rFonts w:ascii="Times New Roman" w:hAnsi="Times New Roman" w:cs="Times New Roman"/>
-          <w:sz w:val="28"/>
-          <w:szCs w:val="28"/>
-          <w:lang w:val="en-US"/>
-        </w:rPr>
-        <w:t>finished_at</w:t>
-      </w:r>
-      <w:proofErr w:type="spellEnd"/>
-      <w:r>
-        <w:rPr>
-          <w:rFonts w:ascii="Times New Roman" w:hAnsi="Times New Roman" w:cs="Times New Roman"/>
-          <w:sz w:val="28"/>
-          <w:szCs w:val="28"/>
-          <w:lang w:val="en-US"/>
-        </w:rPr>
-        <w:t xml:space="preserve">, </w:t>
-      </w:r>
-      <w:proofErr w:type="spellStart"/>
-      <w:r>
-        <w:rPr>
-          <w:rFonts w:ascii="Times New Roman" w:hAnsi="Times New Roman" w:cs="Times New Roman"/>
-          <w:sz w:val="28"/>
-          <w:szCs w:val="28"/>
-          <w:lang w:val="en-US"/>
-        </w:rPr>
-        <w:t>created_at</w:t>
-      </w:r>
-      <w:proofErr w:type="spellEnd"/>
-      <w:r>
-        <w:rPr>
-          <w:rFonts w:ascii="Times New Roman" w:hAnsi="Times New Roman" w:cs="Times New Roman"/>
-          <w:sz w:val="28"/>
-          <w:szCs w:val="28"/>
-          <w:lang w:val="en-US"/>
-        </w:rPr>
-        <w:t xml:space="preserve"> </w:t>
-      </w:r>
-    </w:p>
-    <w:p>
-      <w:pPr>
-        <w:pStyle w:val="a1"/>
-        <w:spacing w:line="360" w:lineRule="auto"/>
-        <w:rPr>
-          <w:rFonts w:ascii="Times New Roman" w:hAnsi="Times New Roman" w:cs="Times New Roman"/>
-          <w:sz w:val="28"/>
-          <w:szCs w:val="28"/>
-        </w:rPr>
-      </w:pPr>
-      <w:proofErr w:type="spellStart"/>
-      <w:r>
-        <w:rPr>
-          <w:rFonts w:ascii="Times New Roman" w:hAnsi="Times New Roman" w:cs="Times New Roman"/>
-          <w:sz w:val="28"/>
-          <w:szCs w:val="28"/>
-        </w:rPr>
-        <w:t>user_stats</w:t>
-      </w:r>
-      <w:proofErr w:type="spellEnd"/>
-      <w:r>
-        <w:rPr>
-          <w:rFonts w:ascii="Times New Roman" w:hAnsi="Times New Roman" w:cs="Times New Roman"/>
-          <w:sz w:val="28"/>
-          <w:szCs w:val="28"/>
-        </w:rPr>
-        <w:t xml:space="preserve"> - статистика</w:t>
-      </w:r>
-    </w:p>
-    <w:p>
-      <w:pPr>
-        <w:pStyle w:val="a1"/>
-        <w:numPr>
-          <w:ilvl w:val="0"/>
-          <w:numId w:val="36"/>
-        </w:numPr>
-        <w:tabs>
-          <w:tab w:val="left" w:pos="709"/>
-        </w:tabs>
-        <w:spacing w:after="0" w:line="360" w:lineRule="auto"/>
-        <w:rPr>
-          <w:rFonts w:ascii="Times New Roman" w:hAnsi="Times New Roman" w:cs="Times New Roman"/>
-          <w:sz w:val="28"/>
-          <w:szCs w:val="28"/>
-        </w:rPr>
-      </w:pPr>
-      <w:proofErr w:type="spellStart"/>
-      <w:r>
-        <w:rPr>
-          <w:rFonts w:ascii="Times New Roman" w:hAnsi="Times New Roman" w:cs="Times New Roman"/>
-          <w:sz w:val="28"/>
-          <w:szCs w:val="28"/>
-        </w:rPr>
-        <w:t>id</w:t>
-      </w:r>
-      <w:proofErr w:type="spellEnd"/>
-      <w:r>
-        <w:rPr>
-          <w:rFonts w:ascii="Times New Roman" w:hAnsi="Times New Roman" w:cs="Times New Roman"/>
-          <w:sz w:val="28"/>
-          <w:szCs w:val="28"/>
-        </w:rPr>
-        <w:t xml:space="preserve">, </w:t>
-      </w:r>
-      <w:proofErr w:type="spellStart"/>
-      <w:r>
-        <w:rPr>
-          <w:rFonts w:ascii="Times New Roman" w:hAnsi="Times New Roman" w:cs="Times New Roman"/>
-          <w:sz w:val="28"/>
-          <w:szCs w:val="28"/>
-        </w:rPr>
-        <w:t>user_id</w:t>
-      </w:r>
-      <w:proofErr w:type="spellEnd"/>
-      <w:r>
-        <w:rPr>
-          <w:rFonts w:ascii="Times New Roman" w:hAnsi="Times New Roman" w:cs="Times New Roman"/>
-          <w:sz w:val="28"/>
-          <w:szCs w:val="28"/>
-        </w:rPr>
-        <w:t xml:space="preserve"> </w:t>
-      </w:r>
-    </w:p>
-    <w:p>
-      <w:pPr>
-        <w:pStyle w:val="a1"/>
-        <w:numPr>
-          <w:ilvl w:val="0"/>
-          <w:numId w:val="36"/>
-        </w:numPr>
-        <w:tabs>
-          <w:tab w:val="left" w:pos="709"/>
-        </w:tabs>
-        <w:spacing w:after="0" w:line="360" w:lineRule="auto"/>
-        <w:rPr>
-          <w:rFonts w:ascii="Times New Roman" w:hAnsi="Times New Roman" w:cs="Times New Roman"/>
-          <w:sz w:val="28"/>
-          <w:szCs w:val="28"/>
-        </w:rPr>
-      </w:pPr>
-      <w:proofErr w:type="spellStart"/>
-      <w:r>
-        <w:rPr>
-          <w:rFonts w:ascii="Times New Roman" w:hAnsi="Times New Roman" w:cs="Times New Roman"/>
-          <w:sz w:val="28"/>
-          <w:szCs w:val="28"/>
-        </w:rPr>
-        <w:t>total_solved</w:t>
-      </w:r>
-      <w:proofErr w:type="spellEnd"/>
-      <w:r>
-        <w:rPr>
-          <w:rFonts w:ascii="Times New Roman" w:hAnsi="Times New Roman" w:cs="Times New Roman"/>
-          <w:sz w:val="28"/>
-          <w:szCs w:val="28"/>
-        </w:rPr>
-        <w:t xml:space="preserve">, </w:t>
-      </w:r>
-      <w:proofErr w:type="spellStart"/>
-      <w:r>
-        <w:rPr>
-          <w:rFonts w:ascii="Times New Roman" w:hAnsi="Times New Roman" w:cs="Times New Roman"/>
-          <w:sz w:val="28"/>
-          <w:szCs w:val="28"/>
-        </w:rPr>
-        <w:t>correct_answers</w:t>
-      </w:r>
-      <w:proofErr w:type="spellEnd"/>
-      <w:r>
-        <w:rPr>
-          <w:rFonts w:ascii="Times New Roman" w:hAnsi="Times New Roman" w:cs="Times New Roman"/>
-          <w:sz w:val="28"/>
-          <w:szCs w:val="28"/>
-        </w:rPr>
-        <w:t xml:space="preserve"> </w:t>
-      </w:r>
-    </w:p>
-    <w:p>
-      <w:pPr>
-        <w:pStyle w:val="a1"/>
-        <w:numPr>
-          <w:ilvl w:val="0"/>
-          <w:numId w:val="36"/>
-        </w:numPr>
-        <w:tabs>
-          <w:tab w:val="left" w:pos="709"/>
-        </w:tabs>
-        <w:spacing w:after="0" w:line="360" w:lineRule="auto"/>
-        <w:rPr>
-          <w:rFonts w:ascii="Times New Roman" w:hAnsi="Times New Roman" w:cs="Times New Roman"/>
-          <w:sz w:val="28"/>
-          <w:szCs w:val="28"/>
-        </w:rPr>
-      </w:pPr>
-      <w:proofErr w:type="spellStart"/>
-      <w:r>
-        <w:rPr>
-          <w:rFonts w:ascii="Times New Roman" w:hAnsi="Times New Roman" w:cs="Times New Roman"/>
-          <w:sz w:val="28"/>
-          <w:szCs w:val="28"/>
-        </w:rPr>
-        <w:t>total_points</w:t>
-      </w:r>
-      <w:proofErr w:type="spellEnd"/>
-      <w:r>
-        <w:rPr>
-          <w:rFonts w:ascii="Times New Roman" w:hAnsi="Times New Roman" w:cs="Times New Roman"/>
-          <w:sz w:val="28"/>
-          <w:szCs w:val="28"/>
-        </w:rPr>
-        <w:t xml:space="preserve">, </w:t>
-      </w:r>
-      <w:proofErr w:type="spellStart"/>
-      <w:r>
-        <w:rPr>
-          <w:rFonts w:ascii="Times New Roman" w:hAnsi="Times New Roman" w:cs="Times New Roman"/>
-          <w:sz w:val="28"/>
-          <w:szCs w:val="28"/>
-        </w:rPr>
-        <w:t>avg_solve_time</w:t>
-      </w:r>
-      <w:proofErr w:type="spellEnd"/>
-      <w:r>
-        <w:rPr>
-          <w:rFonts w:ascii="Times New Roman" w:hAnsi="Times New Roman" w:cs="Times New Roman"/>
-          <w:sz w:val="28"/>
-          <w:szCs w:val="28"/>
-        </w:rPr>
-        <w:t xml:space="preserve"> </w:t>
-      </w:r>
-    </w:p>
-    <w:p>
-      <w:pPr>
-        <w:pStyle w:val="a1"/>
-        <w:numPr>
-          <w:ilvl w:val="0"/>
-          <w:numId w:val="36"/>
-        </w:numPr>
-        <w:tabs>
-          <w:tab w:val="left" w:pos="709"/>
-        </w:tabs>
-        <w:spacing w:after="0" w:line="360" w:lineRule="auto"/>
-        <w:rPr>
-          <w:rFonts w:ascii="Times New Roman" w:hAnsi="Times New Roman" w:cs="Times New Roman"/>
-          <w:sz w:val="28"/>
-          <w:szCs w:val="28"/>
-        </w:rPr>
-      </w:pPr>
-      <w:proofErr w:type="spellStart"/>
-      <w:r>
-        <w:rPr>
-          <w:rFonts w:ascii="Times New Roman" w:hAnsi="Times New Roman" w:cs="Times New Roman"/>
-          <w:sz w:val="28"/>
-          <w:szCs w:val="28"/>
-        </w:rPr>
-        <w:t>matches_played</w:t>
-      </w:r>
-      <w:proofErr w:type="spellEnd"/>
-      <w:r>
-        <w:rPr>
-          <w:rFonts w:ascii="Times New Roman" w:hAnsi="Times New Roman" w:cs="Times New Roman"/>
-          <w:sz w:val="28"/>
-          <w:szCs w:val="28"/>
-        </w:rPr>
-        <w:t xml:space="preserve">, </w:t>
-      </w:r>
-      <w:proofErr w:type="spellStart"/>
-      <w:r>
-        <w:rPr>
-          <w:rFonts w:ascii="Times New Roman" w:hAnsi="Times New Roman" w:cs="Times New Roman"/>
-          <w:sz w:val="28"/>
-          <w:szCs w:val="28"/>
-        </w:rPr>
-        <w:t>matches_won</w:t>
-      </w:r>
-      <w:proofErr w:type="spellEnd"/>
-      <w:r>
-        <w:rPr>
-          <w:rFonts w:ascii="Times New Roman" w:hAnsi="Times New Roman" w:cs="Times New Roman"/>
-          <w:sz w:val="28"/>
-          <w:szCs w:val="28"/>
-        </w:rPr>
-        <w:t xml:space="preserve"> </w:t>
-      </w:r>
-    </w:p>
-    <w:p>
-      <w:pPr>
-        <w:pStyle w:val="a1"/>
-        <w:numPr>
-          <w:ilvl w:val="0"/>
-          <w:numId w:val="36"/>
-        </w:numPr>
-        <w:tabs>
-          <w:tab w:val="left" w:pos="709"/>
-        </w:tabs>
-        <w:spacing w:after="0" w:line="360" w:lineRule="auto"/>
-        <w:rPr>
-          <w:rFonts w:ascii="Times New Roman" w:hAnsi="Times New Roman" w:cs="Times New Roman"/>
-          <w:sz w:val="28"/>
-          <w:szCs w:val="28"/>
-        </w:rPr>
-      </w:pPr>
-      <w:proofErr w:type="spellStart"/>
-      <w:r>
-        <w:rPr>
-          <w:rFonts w:ascii="Times New Roman" w:hAnsi="Times New Roman" w:cs="Times New Roman"/>
-          <w:sz w:val="28"/>
-          <w:szCs w:val="28"/>
-        </w:rPr>
-        <w:t>current_streak</w:t>
-      </w:r>
-      <w:proofErr w:type="spellEnd"/>
-      <w:r>
-        <w:rPr>
-          <w:rFonts w:ascii="Times New Roman" w:hAnsi="Times New Roman" w:cs="Times New Roman"/>
-          <w:sz w:val="28"/>
-          <w:szCs w:val="28"/>
-        </w:rPr>
-        <w:t xml:space="preserve">, </w:t>
-      </w:r>
-      <w:proofErr w:type="spellStart"/>
-      <w:r>
-        <w:rPr>
-          <w:rFonts w:ascii="Times New Roman" w:hAnsi="Times New Roman" w:cs="Times New Roman"/>
-          <w:sz w:val="28"/>
-          <w:szCs w:val="28"/>
-        </w:rPr>
-        <w:t>best_streak</w:t>
-      </w:r>
-      <w:proofErr w:type="spellEnd"/>
-      <w:r>
-        <w:rPr>
-          <w:rFonts w:ascii="Times New Roman" w:hAnsi="Times New Roman" w:cs="Times New Roman"/>
-          <w:sz w:val="28"/>
-          <w:szCs w:val="28"/>
-        </w:rPr>
-        <w:t xml:space="preserve"> </w:t>
-      </w:r>
-    </w:p>
-    <w:p>
-      <w:pPr>
-        <w:pStyle w:val="a1"/>
-        <w:numPr>
-          <w:ilvl w:val="0"/>
-          <w:numId w:val="36"/>
-        </w:numPr>
-        <w:tabs>
-          <w:tab w:val="left" w:pos="709"/>
-        </w:tabs>
-        <w:spacing w:line="360" w:lineRule="auto"/>
-        <w:rPr>
-          <w:rFonts w:ascii="Times New Roman" w:hAnsi="Times New Roman" w:cs="Times New Roman"/>
-          <w:sz w:val="28"/>
-          <w:szCs w:val="28"/>
-        </w:rPr>
-      </w:pPr>
-      <w:proofErr w:type="spellStart"/>
-      <w:r>
-        <w:rPr>
-          <w:rFonts w:ascii="Times New Roman" w:hAnsi="Times New Roman" w:cs="Times New Roman"/>
-          <w:sz w:val="28"/>
-          <w:szCs w:val="28"/>
-        </w:rPr>
-        <w:t>updated_at</w:t>
-      </w:r>
-      <w:proofErr w:type="spellEnd"/>
-      <w:r>
-        <w:rPr>
-          <w:rFonts w:ascii="Times New Roman" w:hAnsi="Times New Roman" w:cs="Times New Roman"/>
-          <w:sz w:val="28"/>
-          <w:szCs w:val="28"/>
-        </w:rPr>
-        <w:t xml:space="preserve"> </w:t>
+      <w:r>
+        <w:rPr>
+          <w:rFonts w:ascii="Times New Roman" w:hAnsi="Times New Roman" w:cs="Times New Roman"/>
+          <w:sz w:val="28"/>
+          <w:szCs w:val="28"/>
+        </w:rPr>
+        <w:t xml:space="preserve">updated_at </w:t>
       </w:r>
     </w:p>
     <w:p>
@@ -7568,41 +5855,13 @@
           <w:szCs w:val="28"/>
         </w:rPr>
       </w:pPr>
-      <w:proofErr w:type="spellStart"/>
-      <w:r>
-        <w:rPr>
-          <w:rFonts w:ascii="Times New Roman" w:hAnsi="Times New Roman" w:cs="Times New Roman"/>
-          <w:sz w:val="28"/>
-          <w:szCs w:val="28"/>
-        </w:rPr>
-        <w:t>get_current_</w:t>
-      </w:r>
-      <w:proofErr w:type="gramStart"/>
-      <w:r>
-        <w:rPr>
-          <w:rFonts w:ascii="Times New Roman" w:hAnsi="Times New Roman" w:cs="Times New Roman"/>
-          <w:sz w:val="28"/>
-          <w:szCs w:val="28"/>
-        </w:rPr>
-        <w:t>user</w:t>
-      </w:r>
-      <w:proofErr w:type="spellEnd"/>
-      <w:r>
-        <w:rPr>
-          <w:rFonts w:ascii="Times New Roman" w:hAnsi="Times New Roman" w:cs="Times New Roman"/>
-          <w:sz w:val="28"/>
-          <w:szCs w:val="28"/>
-        </w:rPr>
-        <w:t>(</w:t>
-      </w:r>
-      <w:proofErr w:type="gramEnd"/>
-      <w:r>
-        <w:rPr>
-          <w:rFonts w:ascii="Times New Roman" w:hAnsi="Times New Roman" w:cs="Times New Roman"/>
-          <w:sz w:val="28"/>
-          <w:szCs w:val="28"/>
-        </w:rPr>
-        <w:t xml:space="preserve">) - получение текущего пользователя по токену </w:t>
+      <w:r>
+        <w:rPr>
+          <w:rFonts w:ascii="Times New Roman" w:hAnsi="Times New Roman" w:cs="Times New Roman"/>
+          <w:sz w:val="28"/>
+          <w:szCs w:val="28"/>
+        </w:rPr>
+        <w:t xml:space="preserve">get_current_user() - получение текущего пользователя по токену </w:t>
       </w:r>
     </w:p>
     <w:p>
@@ -7622,41 +5881,13 @@
           <w:szCs w:val="28"/>
         </w:rPr>
       </w:pPr>
-      <w:proofErr w:type="spellStart"/>
-      <w:r>
-        <w:rPr>
-          <w:rFonts w:ascii="Times New Roman" w:hAnsi="Times New Roman" w:cs="Times New Roman"/>
-          <w:sz w:val="28"/>
-          <w:szCs w:val="28"/>
-        </w:rPr>
-        <w:t>get_admin_</w:t>
-      </w:r>
-      <w:proofErr w:type="gramStart"/>
-      <w:r>
-        <w:rPr>
-          <w:rFonts w:ascii="Times New Roman" w:hAnsi="Times New Roman" w:cs="Times New Roman"/>
-          <w:sz w:val="28"/>
-          <w:szCs w:val="28"/>
-        </w:rPr>
-        <w:t>user</w:t>
-      </w:r>
-      <w:proofErr w:type="spellEnd"/>
-      <w:r>
-        <w:rPr>
-          <w:rFonts w:ascii="Times New Roman" w:hAnsi="Times New Roman" w:cs="Times New Roman"/>
-          <w:sz w:val="28"/>
-          <w:szCs w:val="28"/>
-        </w:rPr>
-        <w:t>(</w:t>
-      </w:r>
-      <w:proofErr w:type="gramEnd"/>
-      <w:r>
-        <w:rPr>
-          <w:rFonts w:ascii="Times New Roman" w:hAnsi="Times New Roman" w:cs="Times New Roman"/>
-          <w:sz w:val="28"/>
-          <w:szCs w:val="28"/>
-        </w:rPr>
-        <w:t xml:space="preserve">) - проверка прав администратора </w:t>
+      <w:r>
+        <w:rPr>
+          <w:rFonts w:ascii="Times New Roman" w:hAnsi="Times New Roman" w:cs="Times New Roman"/>
+          <w:sz w:val="28"/>
+          <w:szCs w:val="28"/>
+        </w:rPr>
+        <w:t xml:space="preserve">get_admin_user() - проверка прав администратора </w:t>
       </w:r>
     </w:p>
     <w:p>
@@ -7703,43 +5934,7 @@
           <w:sz w:val="28"/>
           <w:szCs w:val="28"/>
         </w:rPr>
-        <w:t>POST /</w:t>
-      </w:r>
-      <w:proofErr w:type="spellStart"/>
-      <w:r>
-        <w:rPr>
-          <w:rFonts w:ascii="Times New Roman" w:hAnsi="Times New Roman" w:cs="Times New Roman"/>
-          <w:sz w:val="28"/>
-          <w:szCs w:val="28"/>
-        </w:rPr>
-        <w:t>auth</w:t>
-      </w:r>
-      <w:proofErr w:type="spellEnd"/>
-      <w:r>
-        <w:rPr>
-          <w:rFonts w:ascii="Times New Roman" w:hAnsi="Times New Roman" w:cs="Times New Roman"/>
-          <w:sz w:val="28"/>
-          <w:szCs w:val="28"/>
-        </w:rPr>
-        <w:t>/</w:t>
-      </w:r>
-      <w:proofErr w:type="spellStart"/>
-      <w:r>
-        <w:rPr>
-          <w:rFonts w:ascii="Times New Roman" w:hAnsi="Times New Roman" w:cs="Times New Roman"/>
-          <w:sz w:val="28"/>
-          <w:szCs w:val="28"/>
-        </w:rPr>
-        <w:t>register</w:t>
-      </w:r>
-      <w:proofErr w:type="spellEnd"/>
-      <w:r>
-        <w:rPr>
-          <w:rFonts w:ascii="Times New Roman" w:hAnsi="Times New Roman" w:cs="Times New Roman"/>
-          <w:sz w:val="28"/>
-          <w:szCs w:val="28"/>
-        </w:rPr>
-        <w:t xml:space="preserve"> - регистрация </w:t>
+        <w:t xml:space="preserve">POST /auth/register - регистрация </w:t>
       </w:r>
     </w:p>
     <w:p>
@@ -7765,43 +5960,7 @@
           <w:sz w:val="28"/>
           <w:szCs w:val="28"/>
         </w:rPr>
-        <w:t>POST /</w:t>
-      </w:r>
-      <w:proofErr w:type="spellStart"/>
-      <w:r>
-        <w:rPr>
-          <w:rFonts w:ascii="Times New Roman" w:hAnsi="Times New Roman" w:cs="Times New Roman"/>
-          <w:sz w:val="28"/>
-          <w:szCs w:val="28"/>
-        </w:rPr>
-        <w:t>auth</w:t>
-      </w:r>
-      <w:proofErr w:type="spellEnd"/>
-      <w:r>
-        <w:rPr>
-          <w:rFonts w:ascii="Times New Roman" w:hAnsi="Times New Roman" w:cs="Times New Roman"/>
-          <w:sz w:val="28"/>
-          <w:szCs w:val="28"/>
-        </w:rPr>
-        <w:t>/</w:t>
-      </w:r>
-      <w:proofErr w:type="spellStart"/>
-      <w:r>
-        <w:rPr>
-          <w:rFonts w:ascii="Times New Roman" w:hAnsi="Times New Roman" w:cs="Times New Roman"/>
-          <w:sz w:val="28"/>
-          <w:szCs w:val="28"/>
-        </w:rPr>
-        <w:t>login</w:t>
-      </w:r>
-      <w:proofErr w:type="spellEnd"/>
-      <w:r>
-        <w:rPr>
-          <w:rFonts w:ascii="Times New Roman" w:hAnsi="Times New Roman" w:cs="Times New Roman"/>
-          <w:sz w:val="28"/>
-          <w:szCs w:val="28"/>
-        </w:rPr>
-        <w:t xml:space="preserve"> - вход </w:t>
+        <w:t xml:space="preserve">POST /auth/login - вход </w:t>
       </w:r>
     </w:p>
     <w:p>
@@ -7827,43 +5986,7 @@
           <w:sz w:val="28"/>
           <w:szCs w:val="28"/>
         </w:rPr>
-        <w:t>GET /</w:t>
-      </w:r>
-      <w:proofErr w:type="spellStart"/>
-      <w:r>
-        <w:rPr>
-          <w:rFonts w:ascii="Times New Roman" w:hAnsi="Times New Roman" w:cs="Times New Roman"/>
-          <w:sz w:val="28"/>
-          <w:szCs w:val="28"/>
-        </w:rPr>
-        <w:t>auth</w:t>
-      </w:r>
-      <w:proofErr w:type="spellEnd"/>
-      <w:r>
-        <w:rPr>
-          <w:rFonts w:ascii="Times New Roman" w:hAnsi="Times New Roman" w:cs="Times New Roman"/>
-          <w:sz w:val="28"/>
-          <w:szCs w:val="28"/>
-        </w:rPr>
-        <w:t>/</w:t>
-      </w:r>
-      <w:proofErr w:type="spellStart"/>
-      <w:r>
-        <w:rPr>
-          <w:rFonts w:ascii="Times New Roman" w:hAnsi="Times New Roman" w:cs="Times New Roman"/>
-          <w:sz w:val="28"/>
-          <w:szCs w:val="28"/>
-        </w:rPr>
-        <w:t>me</w:t>
-      </w:r>
-      <w:proofErr w:type="spellEnd"/>
-      <w:r>
-        <w:rPr>
-          <w:rFonts w:ascii="Times New Roman" w:hAnsi="Times New Roman" w:cs="Times New Roman"/>
-          <w:sz w:val="28"/>
-          <w:szCs w:val="28"/>
-        </w:rPr>
-        <w:t xml:space="preserve"> - получение профиля </w:t>
+        <w:t xml:space="preserve">GET /auth/me - получение профиля </w:t>
       </w:r>
     </w:p>
     <w:p>
@@ -7889,43 +6012,7 @@
           <w:sz w:val="28"/>
           <w:szCs w:val="28"/>
         </w:rPr>
-        <w:t>PUT /</w:t>
-      </w:r>
-      <w:proofErr w:type="spellStart"/>
-      <w:r>
-        <w:rPr>
-          <w:rFonts w:ascii="Times New Roman" w:hAnsi="Times New Roman" w:cs="Times New Roman"/>
-          <w:sz w:val="28"/>
-          <w:szCs w:val="28"/>
-        </w:rPr>
-        <w:t>auth</w:t>
-      </w:r>
-      <w:proofErr w:type="spellEnd"/>
-      <w:r>
-        <w:rPr>
-          <w:rFonts w:ascii="Times New Roman" w:hAnsi="Times New Roman" w:cs="Times New Roman"/>
-          <w:sz w:val="28"/>
-          <w:szCs w:val="28"/>
-        </w:rPr>
-        <w:t>/</w:t>
-      </w:r>
-      <w:proofErr w:type="spellStart"/>
-      <w:r>
-        <w:rPr>
-          <w:rFonts w:ascii="Times New Roman" w:hAnsi="Times New Roman" w:cs="Times New Roman"/>
-          <w:sz w:val="28"/>
-          <w:szCs w:val="28"/>
-        </w:rPr>
-        <w:t>me</w:t>
-      </w:r>
-      <w:proofErr w:type="spellEnd"/>
-      <w:r>
-        <w:rPr>
-          <w:rFonts w:ascii="Times New Roman" w:hAnsi="Times New Roman" w:cs="Times New Roman"/>
-          <w:sz w:val="28"/>
-          <w:szCs w:val="28"/>
-        </w:rPr>
-        <w:t xml:space="preserve"> - обновление профиля </w:t>
+        <w:t xml:space="preserve">PUT /auth/me - обновление профиля </w:t>
       </w:r>
     </w:p>
     <w:p>
@@ -7951,43 +6038,7 @@
           <w:sz w:val="28"/>
           <w:szCs w:val="28"/>
         </w:rPr>
-        <w:t>POST /</w:t>
-      </w:r>
-      <w:proofErr w:type="spellStart"/>
-      <w:r>
-        <w:rPr>
-          <w:rFonts w:ascii="Times New Roman" w:hAnsi="Times New Roman" w:cs="Times New Roman"/>
-          <w:sz w:val="28"/>
-          <w:szCs w:val="28"/>
-        </w:rPr>
-        <w:t>auth</w:t>
-      </w:r>
-      <w:proofErr w:type="spellEnd"/>
-      <w:r>
-        <w:rPr>
-          <w:rFonts w:ascii="Times New Roman" w:hAnsi="Times New Roman" w:cs="Times New Roman"/>
-          <w:sz w:val="28"/>
-          <w:szCs w:val="28"/>
-        </w:rPr>
-        <w:t>/</w:t>
-      </w:r>
-      <w:proofErr w:type="spellStart"/>
-      <w:r>
-        <w:rPr>
-          <w:rFonts w:ascii="Times New Roman" w:hAnsi="Times New Roman" w:cs="Times New Roman"/>
-          <w:sz w:val="28"/>
-          <w:szCs w:val="28"/>
-        </w:rPr>
-        <w:t>make_admin</w:t>
-      </w:r>
-      <w:proofErr w:type="spellEnd"/>
-      <w:r>
-        <w:rPr>
-          <w:rFonts w:ascii="Times New Roman" w:hAnsi="Times New Roman" w:cs="Times New Roman"/>
-          <w:sz w:val="28"/>
-          <w:szCs w:val="28"/>
-        </w:rPr>
-        <w:t xml:space="preserve"> - назначение админом (секретный код) </w:t>
+        <w:t xml:space="preserve">POST /auth/make_admin - назначение админом (секретный код) </w:t>
       </w:r>
     </w:p>
     <w:p>
@@ -8032,25 +6083,7 @@
           <w:sz w:val="28"/>
           <w:szCs w:val="28"/>
         </w:rPr>
-        <w:t xml:space="preserve">Хеширование паролей через </w:t>
-      </w:r>
-      <w:proofErr w:type="spellStart"/>
-      <w:r>
-        <w:rPr>
-          <w:rFonts w:ascii="Times New Roman" w:hAnsi="Times New Roman" w:cs="Times New Roman"/>
-          <w:sz w:val="28"/>
-          <w:szCs w:val="28"/>
-        </w:rPr>
-        <w:t>bcrypt</w:t>
-      </w:r>
-      <w:proofErr w:type="spellEnd"/>
-      <w:r>
-        <w:rPr>
-          <w:rFonts w:ascii="Times New Roman" w:hAnsi="Times New Roman" w:cs="Times New Roman"/>
-          <w:sz w:val="28"/>
-          <w:szCs w:val="28"/>
-        </w:rPr>
-        <w:t xml:space="preserve"> </w:t>
+        <w:t xml:space="preserve">Хеширование паролей через bcrypt </w:t>
       </w:r>
     </w:p>
     <w:p>
@@ -8076,43 +6109,7 @@
           <w:sz w:val="28"/>
           <w:szCs w:val="28"/>
         </w:rPr>
-        <w:t xml:space="preserve">Проверка уникальности </w:t>
-      </w:r>
-      <w:proofErr w:type="spellStart"/>
-      <w:r>
-        <w:rPr>
-          <w:rFonts w:ascii="Times New Roman" w:hAnsi="Times New Roman" w:cs="Times New Roman"/>
-          <w:sz w:val="28"/>
-          <w:szCs w:val="28"/>
-        </w:rPr>
-        <w:t>username</w:t>
-      </w:r>
-      <w:proofErr w:type="spellEnd"/>
-      <w:r>
-        <w:rPr>
-          <w:rFonts w:ascii="Times New Roman" w:hAnsi="Times New Roman" w:cs="Times New Roman"/>
-          <w:sz w:val="28"/>
-          <w:szCs w:val="28"/>
-        </w:rPr>
-        <w:t>/</w:t>
-      </w:r>
-      <w:proofErr w:type="spellStart"/>
-      <w:r>
-        <w:rPr>
-          <w:rFonts w:ascii="Times New Roman" w:hAnsi="Times New Roman" w:cs="Times New Roman"/>
-          <w:sz w:val="28"/>
-          <w:szCs w:val="28"/>
-        </w:rPr>
-        <w:t>email</w:t>
-      </w:r>
-      <w:proofErr w:type="spellEnd"/>
-      <w:r>
-        <w:rPr>
-          <w:rFonts w:ascii="Times New Roman" w:hAnsi="Times New Roman" w:cs="Times New Roman"/>
-          <w:sz w:val="28"/>
-          <w:szCs w:val="28"/>
-        </w:rPr>
-        <w:t xml:space="preserve"> </w:t>
+        <w:t xml:space="preserve">Проверка уникальности username/email </w:t>
       </w:r>
     </w:p>
     <w:p>
@@ -8132,23 +6129,13 @@
           <w:szCs w:val="28"/>
         </w:rPr>
       </w:pPr>
-      <w:proofErr w:type="spellStart"/>
-      <w:r>
-        <w:rPr>
-          <w:rFonts w:ascii="Times New Roman" w:hAnsi="Times New Roman" w:cs="Times New Roman"/>
-          <w:sz w:val="28"/>
-          <w:szCs w:val="28"/>
-        </w:rPr>
-        <w:t>Bearer</w:t>
-      </w:r>
-      <w:proofErr w:type="spellEnd"/>
-      <w:r>
-        <w:rPr>
-          <w:rFonts w:ascii="Times New Roman" w:hAnsi="Times New Roman" w:cs="Times New Roman"/>
-          <w:sz w:val="28"/>
-          <w:szCs w:val="28"/>
-        </w:rPr>
-        <w:t xml:space="preserve">-токены </w:t>
+      <w:r>
+        <w:rPr>
+          <w:rFonts w:ascii="Times New Roman" w:hAnsi="Times New Roman" w:cs="Times New Roman"/>
+          <w:sz w:val="28"/>
+          <w:szCs w:val="28"/>
+        </w:rPr>
+        <w:t xml:space="preserve">Bearer-токены </w:t>
       </w:r>
     </w:p>
     <w:p>
@@ -8174,25 +6161,7 @@
           <w:sz w:val="28"/>
           <w:szCs w:val="28"/>
         </w:rPr>
-        <w:t xml:space="preserve">Валидация через </w:t>
-      </w:r>
-      <w:proofErr w:type="spellStart"/>
-      <w:r>
-        <w:rPr>
-          <w:rFonts w:ascii="Times New Roman" w:hAnsi="Times New Roman" w:cs="Times New Roman"/>
-          <w:sz w:val="28"/>
-          <w:szCs w:val="28"/>
-        </w:rPr>
-        <w:t>Pydantic</w:t>
-      </w:r>
-      <w:proofErr w:type="spellEnd"/>
-      <w:r>
-        <w:rPr>
-          <w:rFonts w:ascii="Times New Roman" w:hAnsi="Times New Roman" w:cs="Times New Roman"/>
-          <w:sz w:val="28"/>
-          <w:szCs w:val="28"/>
-        </w:rPr>
-        <w:t xml:space="preserve"> </w:t>
+        <w:t xml:space="preserve">Валидация через Pydantic </w:t>
       </w:r>
     </w:p>
     <w:p>
@@ -8235,23 +6204,13 @@
           <w:szCs w:val="28"/>
         </w:rPr>
       </w:pPr>
-      <w:proofErr w:type="spellStart"/>
-      <w:r>
-        <w:rPr>
-          <w:rFonts w:ascii="Times New Roman" w:hAnsi="Times New Roman" w:cs="Times New Roman"/>
-          <w:sz w:val="28"/>
-          <w:szCs w:val="28"/>
-        </w:rPr>
-        <w:t>Endpoints</w:t>
-      </w:r>
-      <w:proofErr w:type="spellEnd"/>
-      <w:r>
-        <w:rPr>
-          <w:rFonts w:ascii="Times New Roman" w:hAnsi="Times New Roman" w:cs="Times New Roman"/>
-          <w:sz w:val="28"/>
-          <w:szCs w:val="28"/>
-        </w:rPr>
-        <w:t>:</w:t>
+      <w:r>
+        <w:rPr>
+          <w:rFonts w:ascii="Times New Roman" w:hAnsi="Times New Roman" w:cs="Times New Roman"/>
+          <w:sz w:val="28"/>
+          <w:szCs w:val="28"/>
+        </w:rPr>
+        <w:t>Endpoints:</w:t>
       </w:r>
     </w:p>
     <w:p>
@@ -8277,25 +6236,7 @@
           <w:sz w:val="28"/>
           <w:szCs w:val="28"/>
         </w:rPr>
-        <w:t>GET /</w:t>
-      </w:r>
-      <w:proofErr w:type="spellStart"/>
-      <w:r>
-        <w:rPr>
-          <w:rFonts w:ascii="Times New Roman" w:hAnsi="Times New Roman" w:cs="Times New Roman"/>
-          <w:sz w:val="28"/>
-          <w:szCs w:val="28"/>
-        </w:rPr>
-        <w:t>tasks</w:t>
-      </w:r>
-      <w:proofErr w:type="spellEnd"/>
-      <w:r>
-        <w:rPr>
-          <w:rFonts w:ascii="Times New Roman" w:hAnsi="Times New Roman" w:cs="Times New Roman"/>
-          <w:sz w:val="28"/>
-          <w:szCs w:val="28"/>
-        </w:rPr>
-        <w:t xml:space="preserve"> - список всех задач </w:t>
+        <w:t xml:space="preserve">GET /tasks - список всех задач </w:t>
       </w:r>
     </w:p>
     <w:p>
@@ -8321,43 +6262,7 @@
           <w:sz w:val="28"/>
           <w:szCs w:val="28"/>
         </w:rPr>
-        <w:t>GET /</w:t>
-      </w:r>
-      <w:proofErr w:type="spellStart"/>
-      <w:r>
-        <w:rPr>
-          <w:rFonts w:ascii="Times New Roman" w:hAnsi="Times New Roman" w:cs="Times New Roman"/>
-          <w:sz w:val="28"/>
-          <w:szCs w:val="28"/>
-        </w:rPr>
-        <w:t>tasks</w:t>
-      </w:r>
-      <w:proofErr w:type="spellEnd"/>
-      <w:r>
-        <w:rPr>
-          <w:rFonts w:ascii="Times New Roman" w:hAnsi="Times New Roman" w:cs="Times New Roman"/>
-          <w:sz w:val="28"/>
-          <w:szCs w:val="28"/>
-        </w:rPr>
-        <w:t>/</w:t>
-      </w:r>
-      <w:proofErr w:type="spellStart"/>
-      <w:r>
-        <w:rPr>
-          <w:rFonts w:ascii="Times New Roman" w:hAnsi="Times New Roman" w:cs="Times New Roman"/>
-          <w:sz w:val="28"/>
-          <w:szCs w:val="28"/>
-        </w:rPr>
-        <w:t>filter</w:t>
-      </w:r>
-      <w:proofErr w:type="spellEnd"/>
-      <w:r>
-        <w:rPr>
-          <w:rFonts w:ascii="Times New Roman" w:hAnsi="Times New Roman" w:cs="Times New Roman"/>
-          <w:sz w:val="28"/>
-          <w:szCs w:val="28"/>
-        </w:rPr>
-        <w:t xml:space="preserve"> - фильтрация по предмету/сложности </w:t>
+        <w:t xml:space="preserve">GET /tasks/filter - фильтрация по предмету/сложности </w:t>
       </w:r>
     </w:p>
     <w:p>
@@ -8383,43 +6288,7 @@
           <w:sz w:val="28"/>
           <w:szCs w:val="28"/>
         </w:rPr>
-        <w:t>GET /</w:t>
-      </w:r>
-      <w:proofErr w:type="spellStart"/>
-      <w:r>
-        <w:rPr>
-          <w:rFonts w:ascii="Times New Roman" w:hAnsi="Times New Roman" w:cs="Times New Roman"/>
-          <w:sz w:val="28"/>
-          <w:szCs w:val="28"/>
-        </w:rPr>
-        <w:t>tasks</w:t>
-      </w:r>
-      <w:proofErr w:type="spellEnd"/>
-      <w:r>
-        <w:rPr>
-          <w:rFonts w:ascii="Times New Roman" w:hAnsi="Times New Roman" w:cs="Times New Roman"/>
-          <w:sz w:val="28"/>
-          <w:szCs w:val="28"/>
-        </w:rPr>
-        <w:t>/{</w:t>
-      </w:r>
-      <w:proofErr w:type="spellStart"/>
-      <w:r>
-        <w:rPr>
-          <w:rFonts w:ascii="Times New Roman" w:hAnsi="Times New Roman" w:cs="Times New Roman"/>
-          <w:sz w:val="28"/>
-          <w:szCs w:val="28"/>
-        </w:rPr>
-        <w:t>id</w:t>
-      </w:r>
-      <w:proofErr w:type="spellEnd"/>
-      <w:r>
-        <w:rPr>
-          <w:rFonts w:ascii="Times New Roman" w:hAnsi="Times New Roman" w:cs="Times New Roman"/>
-          <w:sz w:val="28"/>
-          <w:szCs w:val="28"/>
-        </w:rPr>
-        <w:t xml:space="preserve">} - получение задачи </w:t>
+        <w:t xml:space="preserve">GET /tasks/{id} - получение задачи </w:t>
       </w:r>
     </w:p>
     <w:p>
@@ -8445,61 +6314,7 @@
           <w:sz w:val="28"/>
           <w:szCs w:val="28"/>
         </w:rPr>
-        <w:t>POST /</w:t>
-      </w:r>
-      <w:proofErr w:type="spellStart"/>
-      <w:r>
-        <w:rPr>
-          <w:rFonts w:ascii="Times New Roman" w:hAnsi="Times New Roman" w:cs="Times New Roman"/>
-          <w:sz w:val="28"/>
-          <w:szCs w:val="28"/>
-        </w:rPr>
-        <w:t>tasks</w:t>
-      </w:r>
-      <w:proofErr w:type="spellEnd"/>
-      <w:r>
-        <w:rPr>
-          <w:rFonts w:ascii="Times New Roman" w:hAnsi="Times New Roman" w:cs="Times New Roman"/>
-          <w:sz w:val="28"/>
-          <w:szCs w:val="28"/>
-        </w:rPr>
-        <w:t>/{</w:t>
-      </w:r>
-      <w:proofErr w:type="spellStart"/>
-      <w:r>
-        <w:rPr>
-          <w:rFonts w:ascii="Times New Roman" w:hAnsi="Times New Roman" w:cs="Times New Roman"/>
-          <w:sz w:val="28"/>
-          <w:szCs w:val="28"/>
-        </w:rPr>
-        <w:t>id</w:t>
-      </w:r>
-      <w:proofErr w:type="spellEnd"/>
-      <w:r>
-        <w:rPr>
-          <w:rFonts w:ascii="Times New Roman" w:hAnsi="Times New Roman" w:cs="Times New Roman"/>
-          <w:sz w:val="28"/>
-          <w:szCs w:val="28"/>
-        </w:rPr>
-        <w:t>}/</w:t>
-      </w:r>
-      <w:proofErr w:type="spellStart"/>
-      <w:r>
-        <w:rPr>
-          <w:rFonts w:ascii="Times New Roman" w:hAnsi="Times New Roman" w:cs="Times New Roman"/>
-          <w:sz w:val="28"/>
-          <w:szCs w:val="28"/>
-        </w:rPr>
-        <w:t>solve</w:t>
-      </w:r>
-      <w:proofErr w:type="spellEnd"/>
-      <w:r>
-        <w:rPr>
-          <w:rFonts w:ascii="Times New Roman" w:hAnsi="Times New Roman" w:cs="Times New Roman"/>
-          <w:sz w:val="28"/>
-          <w:szCs w:val="28"/>
-        </w:rPr>
-        <w:t xml:space="preserve"> - отправка решения </w:t>
+        <w:t xml:space="preserve">POST /tasks/{id}/solve - отправка решения </w:t>
       </w:r>
     </w:p>
     <w:p>
@@ -8587,25 +6402,7 @@
           <w:sz w:val="28"/>
           <w:szCs w:val="28"/>
         </w:rPr>
-        <w:t>POST /</w:t>
-      </w:r>
-      <w:proofErr w:type="spellStart"/>
-      <w:r>
-        <w:rPr>
-          <w:rFonts w:ascii="Times New Roman" w:hAnsi="Times New Roman" w:cs="Times New Roman"/>
-          <w:sz w:val="28"/>
-          <w:szCs w:val="28"/>
-        </w:rPr>
-        <w:t>tasks</w:t>
-      </w:r>
-      <w:proofErr w:type="spellEnd"/>
-      <w:r>
-        <w:rPr>
-          <w:rFonts w:ascii="Times New Roman" w:hAnsi="Times New Roman" w:cs="Times New Roman"/>
-          <w:sz w:val="28"/>
-          <w:szCs w:val="28"/>
-        </w:rPr>
-        <w:t xml:space="preserve"> - создание задачи (админ) </w:t>
+        <w:t xml:space="preserve">POST /tasks - создание задачи (админ) </w:t>
       </w:r>
     </w:p>
     <w:p>
@@ -8631,43 +6428,7 @@
           <w:sz w:val="28"/>
           <w:szCs w:val="28"/>
         </w:rPr>
-        <w:t>PUT /</w:t>
-      </w:r>
-      <w:proofErr w:type="spellStart"/>
-      <w:r>
-        <w:rPr>
-          <w:rFonts w:ascii="Times New Roman" w:hAnsi="Times New Roman" w:cs="Times New Roman"/>
-          <w:sz w:val="28"/>
-          <w:szCs w:val="28"/>
-        </w:rPr>
-        <w:t>tasks</w:t>
-      </w:r>
-      <w:proofErr w:type="spellEnd"/>
-      <w:r>
-        <w:rPr>
-          <w:rFonts w:ascii="Times New Roman" w:hAnsi="Times New Roman" w:cs="Times New Roman"/>
-          <w:sz w:val="28"/>
-          <w:szCs w:val="28"/>
-        </w:rPr>
-        <w:t>/{</w:t>
-      </w:r>
-      <w:proofErr w:type="spellStart"/>
-      <w:r>
-        <w:rPr>
-          <w:rFonts w:ascii="Times New Roman" w:hAnsi="Times New Roman" w:cs="Times New Roman"/>
-          <w:sz w:val="28"/>
-          <w:szCs w:val="28"/>
-        </w:rPr>
-        <w:t>id</w:t>
-      </w:r>
-      <w:proofErr w:type="spellEnd"/>
-      <w:r>
-        <w:rPr>
-          <w:rFonts w:ascii="Times New Roman" w:hAnsi="Times New Roman" w:cs="Times New Roman"/>
-          <w:sz w:val="28"/>
-          <w:szCs w:val="28"/>
-        </w:rPr>
-        <w:t xml:space="preserve">} - редактирование (админ) </w:t>
+        <w:t xml:space="preserve">PUT /tasks/{id} - редактирование (админ) </w:t>
       </w:r>
     </w:p>
     <w:p>
@@ -8693,43 +6454,7 @@
           <w:sz w:val="28"/>
           <w:szCs w:val="28"/>
         </w:rPr>
-        <w:t>DELETE /</w:t>
-      </w:r>
-      <w:proofErr w:type="spellStart"/>
-      <w:r>
-        <w:rPr>
-          <w:rFonts w:ascii="Times New Roman" w:hAnsi="Times New Roman" w:cs="Times New Roman"/>
-          <w:sz w:val="28"/>
-          <w:szCs w:val="28"/>
-        </w:rPr>
-        <w:t>tasks</w:t>
-      </w:r>
-      <w:proofErr w:type="spellEnd"/>
-      <w:r>
-        <w:rPr>
-          <w:rFonts w:ascii="Times New Roman" w:hAnsi="Times New Roman" w:cs="Times New Roman"/>
-          <w:sz w:val="28"/>
-          <w:szCs w:val="28"/>
-        </w:rPr>
-        <w:t>/{</w:t>
-      </w:r>
-      <w:proofErr w:type="spellStart"/>
-      <w:r>
-        <w:rPr>
-          <w:rFonts w:ascii="Times New Roman" w:hAnsi="Times New Roman" w:cs="Times New Roman"/>
-          <w:sz w:val="28"/>
-          <w:szCs w:val="28"/>
-        </w:rPr>
-        <w:t>id</w:t>
-      </w:r>
-      <w:proofErr w:type="spellEnd"/>
-      <w:r>
-        <w:rPr>
-          <w:rFonts w:ascii="Times New Roman" w:hAnsi="Times New Roman" w:cs="Times New Roman"/>
-          <w:sz w:val="28"/>
-          <w:szCs w:val="28"/>
-        </w:rPr>
-        <w:t xml:space="preserve">} - удаление (админ) </w:t>
+        <w:t xml:space="preserve">DELETE /tasks/{id} - удаление (админ) </w:t>
       </w:r>
     </w:p>
     <w:p>
@@ -8801,25 +6526,7 @@
           <w:sz w:val="28"/>
           <w:szCs w:val="28"/>
         </w:rPr>
-        <w:t>Сравнение с правильным ответом (</w:t>
-      </w:r>
-      <w:proofErr w:type="spellStart"/>
-      <w:r>
-        <w:rPr>
-          <w:rFonts w:ascii="Times New Roman" w:hAnsi="Times New Roman" w:cs="Times New Roman"/>
-          <w:sz w:val="28"/>
-          <w:szCs w:val="28"/>
-        </w:rPr>
-        <w:t>case-insensitive</w:t>
-      </w:r>
-      <w:proofErr w:type="spellEnd"/>
-      <w:r>
-        <w:rPr>
-          <w:rFonts w:ascii="Times New Roman" w:hAnsi="Times New Roman" w:cs="Times New Roman"/>
-          <w:sz w:val="28"/>
-          <w:szCs w:val="28"/>
-        </w:rPr>
-        <w:t xml:space="preserve">) </w:t>
+        <w:t xml:space="preserve">Сравнение с правильным ответом (case-insensitive) </w:t>
       </w:r>
     </w:p>
     <w:p>
@@ -8959,25 +6666,7 @@
           <w:sz w:val="28"/>
           <w:szCs w:val="28"/>
         </w:rPr>
-        <w:t xml:space="preserve">Класс </w:t>
-      </w:r>
-      <w:proofErr w:type="spellStart"/>
-      <w:r>
-        <w:rPr>
-          <w:rFonts w:ascii="Times New Roman" w:hAnsi="Times New Roman" w:cs="Times New Roman"/>
-          <w:sz w:val="28"/>
-          <w:szCs w:val="28"/>
-        </w:rPr>
-        <w:t>MatchManager</w:t>
-      </w:r>
-      <w:proofErr w:type="spellEnd"/>
-      <w:r>
-        <w:rPr>
-          <w:rFonts w:ascii="Times New Roman" w:hAnsi="Times New Roman" w:cs="Times New Roman"/>
-          <w:sz w:val="28"/>
-          <w:szCs w:val="28"/>
-        </w:rPr>
-        <w:t>:</w:t>
+        <w:t>Класс MatchManager:</w:t>
       </w:r>
     </w:p>
     <w:p>
@@ -8997,23 +6686,13 @@
           <w:szCs w:val="28"/>
         </w:rPr>
       </w:pPr>
-      <w:proofErr w:type="spellStart"/>
-      <w:r>
-        <w:rPr>
-          <w:rFonts w:ascii="Times New Roman" w:hAnsi="Times New Roman" w:cs="Times New Roman"/>
-          <w:sz w:val="28"/>
-          <w:szCs w:val="28"/>
-        </w:rPr>
-        <w:t>waiting_players</w:t>
-      </w:r>
-      <w:proofErr w:type="spellEnd"/>
-      <w:r>
-        <w:rPr>
-          <w:rFonts w:ascii="Times New Roman" w:hAnsi="Times New Roman" w:cs="Times New Roman"/>
-          <w:sz w:val="28"/>
-          <w:szCs w:val="28"/>
-        </w:rPr>
-        <w:t xml:space="preserve"> - очередь игроков </w:t>
+      <w:r>
+        <w:rPr>
+          <w:rFonts w:ascii="Times New Roman" w:hAnsi="Times New Roman" w:cs="Times New Roman"/>
+          <w:sz w:val="28"/>
+          <w:szCs w:val="28"/>
+        </w:rPr>
+        <w:t xml:space="preserve">waiting_players - очередь игроков </w:t>
       </w:r>
     </w:p>
     <w:p>
@@ -9033,23 +6712,13 @@
           <w:szCs w:val="28"/>
         </w:rPr>
       </w:pPr>
-      <w:proofErr w:type="spellStart"/>
-      <w:r>
-        <w:rPr>
-          <w:rFonts w:ascii="Times New Roman" w:hAnsi="Times New Roman" w:cs="Times New Roman"/>
-          <w:sz w:val="28"/>
-          <w:szCs w:val="28"/>
-        </w:rPr>
-        <w:t>active_matches</w:t>
-      </w:r>
-      <w:proofErr w:type="spellEnd"/>
-      <w:r>
-        <w:rPr>
-          <w:rFonts w:ascii="Times New Roman" w:hAnsi="Times New Roman" w:cs="Times New Roman"/>
-          <w:sz w:val="28"/>
-          <w:szCs w:val="28"/>
-        </w:rPr>
-        <w:t xml:space="preserve"> - активные матчи </w:t>
+      <w:r>
+        <w:rPr>
+          <w:rFonts w:ascii="Times New Roman" w:hAnsi="Times New Roman" w:cs="Times New Roman"/>
+          <w:sz w:val="28"/>
+          <w:szCs w:val="28"/>
+        </w:rPr>
+        <w:t xml:space="preserve">active_matches - активные матчи </w:t>
       </w:r>
     </w:p>
     <w:p>
@@ -9069,41 +6738,13 @@
           <w:szCs w:val="28"/>
         </w:rPr>
       </w:pPr>
-      <w:proofErr w:type="spellStart"/>
-      <w:r>
-        <w:rPr>
-          <w:rFonts w:ascii="Times New Roman" w:hAnsi="Times New Roman" w:cs="Times New Roman"/>
-          <w:sz w:val="28"/>
-          <w:szCs w:val="28"/>
-        </w:rPr>
-        <w:t>connections</w:t>
-      </w:r>
-      <w:proofErr w:type="spellEnd"/>
-      <w:r>
-        <w:rPr>
-          <w:rFonts w:ascii="Times New Roman" w:hAnsi="Times New Roman" w:cs="Times New Roman"/>
-          <w:sz w:val="28"/>
-          <w:szCs w:val="28"/>
-        </w:rPr>
-        <w:t xml:space="preserve"> - </w:t>
-      </w:r>
-      <w:proofErr w:type="spellStart"/>
-      <w:r>
-        <w:rPr>
-          <w:rFonts w:ascii="Times New Roman" w:hAnsi="Times New Roman" w:cs="Times New Roman"/>
-          <w:sz w:val="28"/>
-          <w:szCs w:val="28"/>
-        </w:rPr>
-        <w:t>WebSocket</w:t>
-      </w:r>
-      <w:proofErr w:type="spellEnd"/>
-      <w:r>
-        <w:rPr>
-          <w:rFonts w:ascii="Times New Roman" w:hAnsi="Times New Roman" w:cs="Times New Roman"/>
-          <w:sz w:val="28"/>
-          <w:szCs w:val="28"/>
-        </w:rPr>
-        <w:t xml:space="preserve"> соединения </w:t>
+      <w:r>
+        <w:rPr>
+          <w:rFonts w:ascii="Times New Roman" w:hAnsi="Times New Roman" w:cs="Times New Roman"/>
+          <w:sz w:val="28"/>
+          <w:szCs w:val="28"/>
+        </w:rPr>
+        <w:t xml:space="preserve">connections - WebSocket соединения </w:t>
       </w:r>
     </w:p>
     <w:p>
@@ -9142,51 +6783,13 @@
           <w:szCs w:val="28"/>
         </w:rPr>
       </w:pPr>
-      <w:proofErr w:type="spellStart"/>
-      <w:proofErr w:type="gramStart"/>
-      <w:r>
-        <w:rPr>
-          <w:rFonts w:ascii="Times New Roman" w:hAnsi="Times New Roman" w:cs="Times New Roman"/>
-          <w:sz w:val="28"/>
-          <w:szCs w:val="28"/>
-        </w:rPr>
-        <w:t>connect</w:t>
-      </w:r>
-      <w:proofErr w:type="spellEnd"/>
-      <w:r>
-        <w:rPr>
-          <w:rFonts w:ascii="Times New Roman" w:hAnsi="Times New Roman" w:cs="Times New Roman"/>
-          <w:sz w:val="28"/>
-          <w:szCs w:val="28"/>
-        </w:rPr>
-        <w:t>(</w:t>
-      </w:r>
-      <w:proofErr w:type="gramEnd"/>
-      <w:r>
-        <w:rPr>
-          <w:rFonts w:ascii="Times New Roman" w:hAnsi="Times New Roman" w:cs="Times New Roman"/>
-          <w:sz w:val="28"/>
-          <w:szCs w:val="28"/>
-        </w:rPr>
-        <w:t xml:space="preserve">) - подключение </w:t>
-      </w:r>
-      <w:proofErr w:type="spellStart"/>
-      <w:r>
-        <w:rPr>
-          <w:rFonts w:ascii="Times New Roman" w:hAnsi="Times New Roman" w:cs="Times New Roman"/>
-          <w:sz w:val="28"/>
-          <w:szCs w:val="28"/>
-        </w:rPr>
-        <w:t>WebSocket</w:t>
-      </w:r>
-      <w:proofErr w:type="spellEnd"/>
-      <w:r>
-        <w:rPr>
-          <w:rFonts w:ascii="Times New Roman" w:hAnsi="Times New Roman" w:cs="Times New Roman"/>
-          <w:sz w:val="28"/>
-          <w:szCs w:val="28"/>
-        </w:rPr>
-        <w:t xml:space="preserve"> </w:t>
+      <w:r>
+        <w:rPr>
+          <w:rFonts w:ascii="Times New Roman" w:hAnsi="Times New Roman" w:cs="Times New Roman"/>
+          <w:sz w:val="28"/>
+          <w:szCs w:val="28"/>
+        </w:rPr>
+        <w:t xml:space="preserve">connect() - подключение WebSocket </w:t>
       </w:r>
     </w:p>
     <w:p>
@@ -9206,33 +6809,13 @@
           <w:szCs w:val="28"/>
         </w:rPr>
       </w:pPr>
-      <w:proofErr w:type="spellStart"/>
-      <w:proofErr w:type="gramStart"/>
-      <w:r>
-        <w:rPr>
-          <w:rFonts w:ascii="Times New Roman" w:hAnsi="Times New Roman" w:cs="Times New Roman"/>
-          <w:sz w:val="28"/>
-          <w:szCs w:val="28"/>
-        </w:rPr>
-        <w:t>disconnect</w:t>
-      </w:r>
-      <w:proofErr w:type="spellEnd"/>
-      <w:r>
-        <w:rPr>
-          <w:rFonts w:ascii="Times New Roman" w:hAnsi="Times New Roman" w:cs="Times New Roman"/>
-          <w:sz w:val="28"/>
-          <w:szCs w:val="28"/>
-        </w:rPr>
-        <w:t>(</w:t>
-      </w:r>
-      <w:proofErr w:type="gramEnd"/>
-      <w:r>
-        <w:rPr>
-          <w:rFonts w:ascii="Times New Roman" w:hAnsi="Times New Roman" w:cs="Times New Roman"/>
-          <w:sz w:val="28"/>
-          <w:szCs w:val="28"/>
-        </w:rPr>
-        <w:t xml:space="preserve">) - отключение </w:t>
+      <w:r>
+        <w:rPr>
+          <w:rFonts w:ascii="Times New Roman" w:hAnsi="Times New Roman" w:cs="Times New Roman"/>
+          <w:sz w:val="28"/>
+          <w:szCs w:val="28"/>
+        </w:rPr>
+        <w:t xml:space="preserve">disconnect() - отключение </w:t>
       </w:r>
     </w:p>
     <w:p>
@@ -9252,41 +6835,13 @@
           <w:szCs w:val="28"/>
         </w:rPr>
       </w:pPr>
-      <w:proofErr w:type="spellStart"/>
-      <w:r>
-        <w:rPr>
-          <w:rFonts w:ascii="Times New Roman" w:hAnsi="Times New Roman" w:cs="Times New Roman"/>
-          <w:sz w:val="28"/>
-          <w:szCs w:val="28"/>
-        </w:rPr>
-        <w:t>add_to_</w:t>
-      </w:r>
-      <w:proofErr w:type="gramStart"/>
-      <w:r>
-        <w:rPr>
-          <w:rFonts w:ascii="Times New Roman" w:hAnsi="Times New Roman" w:cs="Times New Roman"/>
-          <w:sz w:val="28"/>
-          <w:szCs w:val="28"/>
-        </w:rPr>
-        <w:t>queue</w:t>
-      </w:r>
-      <w:proofErr w:type="spellEnd"/>
-      <w:r>
-        <w:rPr>
-          <w:rFonts w:ascii="Times New Roman" w:hAnsi="Times New Roman" w:cs="Times New Roman"/>
-          <w:sz w:val="28"/>
-          <w:szCs w:val="28"/>
-        </w:rPr>
-        <w:t>(</w:t>
-      </w:r>
-      <w:proofErr w:type="gramEnd"/>
-      <w:r>
-        <w:rPr>
-          <w:rFonts w:ascii="Times New Roman" w:hAnsi="Times New Roman" w:cs="Times New Roman"/>
-          <w:sz w:val="28"/>
-          <w:szCs w:val="28"/>
-        </w:rPr>
-        <w:t xml:space="preserve">) - добавление в очередь </w:t>
+      <w:r>
+        <w:rPr>
+          <w:rFonts w:ascii="Times New Roman" w:hAnsi="Times New Roman" w:cs="Times New Roman"/>
+          <w:sz w:val="28"/>
+          <w:szCs w:val="28"/>
+        </w:rPr>
+        <w:t xml:space="preserve">add_to_queue() - добавление в очередь </w:t>
       </w:r>
     </w:p>
     <w:p>
@@ -9306,41 +6861,13 @@
           <w:szCs w:val="28"/>
         </w:rPr>
       </w:pPr>
-      <w:proofErr w:type="spellStart"/>
-      <w:r>
-        <w:rPr>
-          <w:rFonts w:ascii="Times New Roman" w:hAnsi="Times New Roman" w:cs="Times New Roman"/>
-          <w:sz w:val="28"/>
-          <w:szCs w:val="28"/>
-        </w:rPr>
-        <w:t>find_</w:t>
-      </w:r>
-      <w:proofErr w:type="gramStart"/>
-      <w:r>
-        <w:rPr>
-          <w:rFonts w:ascii="Times New Roman" w:hAnsi="Times New Roman" w:cs="Times New Roman"/>
-          <w:sz w:val="28"/>
-          <w:szCs w:val="28"/>
-        </w:rPr>
-        <w:t>match</w:t>
-      </w:r>
-      <w:proofErr w:type="spellEnd"/>
-      <w:r>
-        <w:rPr>
-          <w:rFonts w:ascii="Times New Roman" w:hAnsi="Times New Roman" w:cs="Times New Roman"/>
-          <w:sz w:val="28"/>
-          <w:szCs w:val="28"/>
-        </w:rPr>
-        <w:t>(</w:t>
-      </w:r>
-      <w:proofErr w:type="gramEnd"/>
-      <w:r>
-        <w:rPr>
-          <w:rFonts w:ascii="Times New Roman" w:hAnsi="Times New Roman" w:cs="Times New Roman"/>
-          <w:sz w:val="28"/>
-          <w:szCs w:val="28"/>
-        </w:rPr>
-        <w:t xml:space="preserve">) - поиск соперника </w:t>
+      <w:r>
+        <w:rPr>
+          <w:rFonts w:ascii="Times New Roman" w:hAnsi="Times New Roman" w:cs="Times New Roman"/>
+          <w:sz w:val="28"/>
+          <w:szCs w:val="28"/>
+        </w:rPr>
+        <w:t xml:space="preserve">find_match() - поиск соперника </w:t>
       </w:r>
     </w:p>
     <w:p>
@@ -9360,41 +6887,13 @@
           <w:szCs w:val="28"/>
         </w:rPr>
       </w:pPr>
-      <w:proofErr w:type="spellStart"/>
-      <w:r>
-        <w:rPr>
-          <w:rFonts w:ascii="Times New Roman" w:hAnsi="Times New Roman" w:cs="Times New Roman"/>
-          <w:sz w:val="28"/>
-          <w:szCs w:val="28"/>
-        </w:rPr>
-        <w:t>create_</w:t>
-      </w:r>
-      <w:proofErr w:type="gramStart"/>
-      <w:r>
-        <w:rPr>
-          <w:rFonts w:ascii="Times New Roman" w:hAnsi="Times New Roman" w:cs="Times New Roman"/>
-          <w:sz w:val="28"/>
-          <w:szCs w:val="28"/>
-        </w:rPr>
-        <w:t>match</w:t>
-      </w:r>
-      <w:proofErr w:type="spellEnd"/>
-      <w:r>
-        <w:rPr>
-          <w:rFonts w:ascii="Times New Roman" w:hAnsi="Times New Roman" w:cs="Times New Roman"/>
-          <w:sz w:val="28"/>
-          <w:szCs w:val="28"/>
-        </w:rPr>
-        <w:t>(</w:t>
-      </w:r>
-      <w:proofErr w:type="gramEnd"/>
-      <w:r>
-        <w:rPr>
-          <w:rFonts w:ascii="Times New Roman" w:hAnsi="Times New Roman" w:cs="Times New Roman"/>
-          <w:sz w:val="28"/>
-          <w:szCs w:val="28"/>
-        </w:rPr>
-        <w:t xml:space="preserve">) - создание матча </w:t>
+      <w:r>
+        <w:rPr>
+          <w:rFonts w:ascii="Times New Roman" w:hAnsi="Times New Roman" w:cs="Times New Roman"/>
+          <w:sz w:val="28"/>
+          <w:szCs w:val="28"/>
+        </w:rPr>
+        <w:t xml:space="preserve">create_match() - создание матча </w:t>
       </w:r>
     </w:p>
     <w:p>
@@ -9414,41 +6913,13 @@
           <w:szCs w:val="28"/>
         </w:rPr>
       </w:pPr>
-      <w:proofErr w:type="spellStart"/>
-      <w:r>
-        <w:rPr>
-          <w:rFonts w:ascii="Times New Roman" w:hAnsi="Times New Roman" w:cs="Times New Roman"/>
-          <w:sz w:val="28"/>
-          <w:szCs w:val="28"/>
-        </w:rPr>
-        <w:t>submit_</w:t>
-      </w:r>
-      <w:proofErr w:type="gramStart"/>
-      <w:r>
-        <w:rPr>
-          <w:rFonts w:ascii="Times New Roman" w:hAnsi="Times New Roman" w:cs="Times New Roman"/>
-          <w:sz w:val="28"/>
-          <w:szCs w:val="28"/>
-        </w:rPr>
-        <w:t>answer</w:t>
-      </w:r>
-      <w:proofErr w:type="spellEnd"/>
-      <w:r>
-        <w:rPr>
-          <w:rFonts w:ascii="Times New Roman" w:hAnsi="Times New Roman" w:cs="Times New Roman"/>
-          <w:sz w:val="28"/>
-          <w:szCs w:val="28"/>
-        </w:rPr>
-        <w:t>(</w:t>
-      </w:r>
-      <w:proofErr w:type="gramEnd"/>
-      <w:r>
-        <w:rPr>
-          <w:rFonts w:ascii="Times New Roman" w:hAnsi="Times New Roman" w:cs="Times New Roman"/>
-          <w:sz w:val="28"/>
-          <w:szCs w:val="28"/>
-        </w:rPr>
-        <w:t xml:space="preserve">) - отправка ответа </w:t>
+      <w:r>
+        <w:rPr>
+          <w:rFonts w:ascii="Times New Roman" w:hAnsi="Times New Roman" w:cs="Times New Roman"/>
+          <w:sz w:val="28"/>
+          <w:szCs w:val="28"/>
+        </w:rPr>
+        <w:t xml:space="preserve">submit_answer() - отправка ответа </w:t>
       </w:r>
     </w:p>
     <w:p>
@@ -9468,41 +6939,13 @@
           <w:szCs w:val="28"/>
         </w:rPr>
       </w:pPr>
-      <w:proofErr w:type="spellStart"/>
-      <w:r>
-        <w:rPr>
-          <w:rFonts w:ascii="Times New Roman" w:hAnsi="Times New Roman" w:cs="Times New Roman"/>
-          <w:sz w:val="28"/>
-          <w:szCs w:val="28"/>
-        </w:rPr>
-        <w:t>finish_</w:t>
-      </w:r>
-      <w:proofErr w:type="gramStart"/>
-      <w:r>
-        <w:rPr>
-          <w:rFonts w:ascii="Times New Roman" w:hAnsi="Times New Roman" w:cs="Times New Roman"/>
-          <w:sz w:val="28"/>
-          <w:szCs w:val="28"/>
-        </w:rPr>
-        <w:t>match</w:t>
-      </w:r>
-      <w:proofErr w:type="spellEnd"/>
-      <w:r>
-        <w:rPr>
-          <w:rFonts w:ascii="Times New Roman" w:hAnsi="Times New Roman" w:cs="Times New Roman"/>
-          <w:sz w:val="28"/>
-          <w:szCs w:val="28"/>
-        </w:rPr>
-        <w:t>(</w:t>
-      </w:r>
-      <w:proofErr w:type="gramEnd"/>
-      <w:r>
-        <w:rPr>
-          <w:rFonts w:ascii="Times New Roman" w:hAnsi="Times New Roman" w:cs="Times New Roman"/>
-          <w:sz w:val="28"/>
-          <w:szCs w:val="28"/>
-        </w:rPr>
-        <w:t xml:space="preserve">) - завершение </w:t>
+      <w:r>
+        <w:rPr>
+          <w:rFonts w:ascii="Times New Roman" w:hAnsi="Times New Roman" w:cs="Times New Roman"/>
+          <w:sz w:val="28"/>
+          <w:szCs w:val="28"/>
+        </w:rPr>
+        <w:t xml:space="preserve">finish_match() - завершение </w:t>
       </w:r>
     </w:p>
     <w:p>
@@ -9515,41 +6958,13 @@
           <w:szCs w:val="28"/>
         </w:rPr>
       </w:pPr>
-      <w:proofErr w:type="spellStart"/>
-      <w:r>
-        <w:rPr>
-          <w:rFonts w:ascii="Times New Roman" w:hAnsi="Times New Roman" w:cs="Times New Roman"/>
-          <w:sz w:val="28"/>
-          <w:szCs w:val="28"/>
-        </w:rPr>
-        <w:t>WebSocket</w:t>
-      </w:r>
-      <w:proofErr w:type="spellEnd"/>
-      <w:r>
-        <w:rPr>
-          <w:rFonts w:ascii="Times New Roman" w:hAnsi="Times New Roman" w:cs="Times New Roman"/>
-          <w:sz w:val="28"/>
-          <w:szCs w:val="28"/>
-        </w:rPr>
-        <w:t xml:space="preserve"> </w:t>
-      </w:r>
-      <w:proofErr w:type="spellStart"/>
-      <w:r>
-        <w:rPr>
-          <w:rFonts w:ascii="Times New Roman" w:hAnsi="Times New Roman" w:cs="Times New Roman"/>
-          <w:sz w:val="28"/>
-          <w:szCs w:val="28"/>
-        </w:rPr>
-        <w:t>endpoint</w:t>
-      </w:r>
-      <w:proofErr w:type="spellEnd"/>
-      <w:r>
-        <w:rPr>
-          <w:rFonts w:ascii="Times New Roman" w:hAnsi="Times New Roman" w:cs="Times New Roman"/>
-          <w:sz w:val="28"/>
-          <w:szCs w:val="28"/>
-        </w:rPr>
-        <w:t>:</w:t>
+      <w:r>
+        <w:rPr>
+          <w:rFonts w:ascii="Times New Roman" w:hAnsi="Times New Roman" w:cs="Times New Roman"/>
+          <w:sz w:val="28"/>
+          <w:szCs w:val="28"/>
+        </w:rPr>
+        <w:t>WebSocket endpoint:</w:t>
       </w:r>
     </w:p>
     <w:p>
@@ -9577,10 +6992,16 @@
           <w:szCs w:val="28"/>
           <w:lang w:val="en-US"/>
         </w:rPr>
-        <w:t>/</w:t>
-      </w:r>
-      <w:proofErr w:type="spellStart"/>
-      <w:proofErr w:type="gramStart"/>
+        <w:t xml:space="preserve">/ws/pvp/{user_id} - WebSocket </w:t>
+      </w:r>
+      <w:r>
+        <w:rPr>
+          <w:rFonts w:ascii="Times New Roman" w:hAnsi="Times New Roman" w:cs="Times New Roman"/>
+          <w:sz w:val="28"/>
+          <w:szCs w:val="28"/>
+        </w:rPr>
+        <w:t>для</w:t>
+      </w:r>
       <w:r>
         <w:rPr>
           <w:rFonts w:ascii="Times New Roman" w:hAnsi="Times New Roman" w:cs="Times New Roman"/>
@@ -9588,74 +7009,6 @@
           <w:szCs w:val="28"/>
           <w:lang w:val="en-US"/>
         </w:rPr>
-        <w:t>ws</w:t>
-      </w:r>
-      <w:proofErr w:type="spellEnd"/>
-      <w:proofErr w:type="gramEnd"/>
-      <w:r>
-        <w:rPr>
-          <w:rFonts w:ascii="Times New Roman" w:hAnsi="Times New Roman" w:cs="Times New Roman"/>
-          <w:sz w:val="28"/>
-          <w:szCs w:val="28"/>
-          <w:lang w:val="en-US"/>
-        </w:rPr>
-        <w:t>/</w:t>
-      </w:r>
-      <w:proofErr w:type="spellStart"/>
-      <w:r>
-        <w:rPr>
-          <w:rFonts w:ascii="Times New Roman" w:hAnsi="Times New Roman" w:cs="Times New Roman"/>
-          <w:sz w:val="28"/>
-          <w:szCs w:val="28"/>
-          <w:lang w:val="en-US"/>
-        </w:rPr>
-        <w:t>pvp</w:t>
-      </w:r>
-      <w:proofErr w:type="spellEnd"/>
-      <w:r>
-        <w:rPr>
-          <w:rFonts w:ascii="Times New Roman" w:hAnsi="Times New Roman" w:cs="Times New Roman"/>
-          <w:sz w:val="28"/>
-          <w:szCs w:val="28"/>
-          <w:lang w:val="en-US"/>
-        </w:rPr>
-        <w:t>/{</w:t>
-      </w:r>
-      <w:proofErr w:type="spellStart"/>
-      <w:r>
-        <w:rPr>
-          <w:rFonts w:ascii="Times New Roman" w:hAnsi="Times New Roman" w:cs="Times New Roman"/>
-          <w:sz w:val="28"/>
-          <w:szCs w:val="28"/>
-          <w:lang w:val="en-US"/>
-        </w:rPr>
-        <w:t>user_id</w:t>
-      </w:r>
-      <w:proofErr w:type="spellEnd"/>
-      <w:r>
-        <w:rPr>
-          <w:rFonts w:ascii="Times New Roman" w:hAnsi="Times New Roman" w:cs="Times New Roman"/>
-          <w:sz w:val="28"/>
-          <w:szCs w:val="28"/>
-          <w:lang w:val="en-US"/>
-        </w:rPr>
-        <w:t xml:space="preserve">} - WebSocket </w:t>
-      </w:r>
-      <w:r>
-        <w:rPr>
-          <w:rFonts w:ascii="Times New Roman" w:hAnsi="Times New Roman" w:cs="Times New Roman"/>
-          <w:sz w:val="28"/>
-          <w:szCs w:val="28"/>
-        </w:rPr>
-        <w:t>для</w:t>
-      </w:r>
-      <w:r>
-        <w:rPr>
-          <w:rFonts w:ascii="Times New Roman" w:hAnsi="Times New Roman" w:cs="Times New Roman"/>
-          <w:sz w:val="28"/>
-          <w:szCs w:val="28"/>
-          <w:lang w:val="en-US"/>
-        </w:rPr>
         <w:t xml:space="preserve"> PvP </w:t>
       </w:r>
     </w:p>
@@ -9695,23 +7048,13 @@
           <w:szCs w:val="28"/>
         </w:rPr>
       </w:pPr>
-      <w:proofErr w:type="spellStart"/>
-      <w:r>
-        <w:rPr>
-          <w:rFonts w:ascii="Times New Roman" w:hAnsi="Times New Roman" w:cs="Times New Roman"/>
-          <w:sz w:val="28"/>
-          <w:szCs w:val="28"/>
-        </w:rPr>
-        <w:t>find_match</w:t>
-      </w:r>
-      <w:proofErr w:type="spellEnd"/>
-      <w:r>
-        <w:rPr>
-          <w:rFonts w:ascii="Times New Roman" w:hAnsi="Times New Roman" w:cs="Times New Roman"/>
-          <w:sz w:val="28"/>
-          <w:szCs w:val="28"/>
-        </w:rPr>
-        <w:t xml:space="preserve"> - поиск соперника </w:t>
+      <w:r>
+        <w:rPr>
+          <w:rFonts w:ascii="Times New Roman" w:hAnsi="Times New Roman" w:cs="Times New Roman"/>
+          <w:sz w:val="28"/>
+          <w:szCs w:val="28"/>
+        </w:rPr>
+        <w:t xml:space="preserve">find_match - поиск соперника </w:t>
       </w:r>
     </w:p>
     <w:p>
@@ -9731,23 +7074,13 @@
           <w:szCs w:val="28"/>
         </w:rPr>
       </w:pPr>
-      <w:proofErr w:type="spellStart"/>
-      <w:r>
-        <w:rPr>
-          <w:rFonts w:ascii="Times New Roman" w:hAnsi="Times New Roman" w:cs="Times New Roman"/>
-          <w:sz w:val="28"/>
-          <w:szCs w:val="28"/>
-        </w:rPr>
-        <w:t>match_found</w:t>
-      </w:r>
-      <w:proofErr w:type="spellEnd"/>
-      <w:r>
-        <w:rPr>
-          <w:rFonts w:ascii="Times New Roman" w:hAnsi="Times New Roman" w:cs="Times New Roman"/>
-          <w:sz w:val="28"/>
-          <w:szCs w:val="28"/>
-        </w:rPr>
-        <w:t xml:space="preserve"> - матч найден </w:t>
+      <w:r>
+        <w:rPr>
+          <w:rFonts w:ascii="Times New Roman" w:hAnsi="Times New Roman" w:cs="Times New Roman"/>
+          <w:sz w:val="28"/>
+          <w:szCs w:val="28"/>
+        </w:rPr>
+        <w:t xml:space="preserve">match_found - матч найден </w:t>
       </w:r>
     </w:p>
     <w:p>
@@ -9767,23 +7100,13 @@
           <w:szCs w:val="28"/>
         </w:rPr>
       </w:pPr>
-      <w:proofErr w:type="spellStart"/>
-      <w:r>
-        <w:rPr>
-          <w:rFonts w:ascii="Times New Roman" w:hAnsi="Times New Roman" w:cs="Times New Roman"/>
-          <w:sz w:val="28"/>
-          <w:szCs w:val="28"/>
-        </w:rPr>
-        <w:t>submit_answer</w:t>
-      </w:r>
-      <w:proofErr w:type="spellEnd"/>
-      <w:r>
-        <w:rPr>
-          <w:rFonts w:ascii="Times New Roman" w:hAnsi="Times New Roman" w:cs="Times New Roman"/>
-          <w:sz w:val="28"/>
-          <w:szCs w:val="28"/>
-        </w:rPr>
-        <w:t xml:space="preserve"> - отправка ответа </w:t>
+      <w:r>
+        <w:rPr>
+          <w:rFonts w:ascii="Times New Roman" w:hAnsi="Times New Roman" w:cs="Times New Roman"/>
+          <w:sz w:val="28"/>
+          <w:szCs w:val="28"/>
+        </w:rPr>
+        <w:t xml:space="preserve">submit_answer - отправка ответа </w:t>
       </w:r>
     </w:p>
     <w:p>
@@ -9803,23 +7126,13 @@
           <w:szCs w:val="28"/>
         </w:rPr>
       </w:pPr>
-      <w:proofErr w:type="spellStart"/>
-      <w:r>
-        <w:rPr>
-          <w:rFonts w:ascii="Times New Roman" w:hAnsi="Times New Roman" w:cs="Times New Roman"/>
-          <w:sz w:val="28"/>
-          <w:szCs w:val="28"/>
-        </w:rPr>
-        <w:t>answer_result</w:t>
-      </w:r>
-      <w:proofErr w:type="spellEnd"/>
-      <w:r>
-        <w:rPr>
-          <w:rFonts w:ascii="Times New Roman" w:hAnsi="Times New Roman" w:cs="Times New Roman"/>
-          <w:sz w:val="28"/>
-          <w:szCs w:val="28"/>
-        </w:rPr>
-        <w:t xml:space="preserve"> - результат ответа </w:t>
+      <w:r>
+        <w:rPr>
+          <w:rFonts w:ascii="Times New Roman" w:hAnsi="Times New Roman" w:cs="Times New Roman"/>
+          <w:sz w:val="28"/>
+          <w:szCs w:val="28"/>
+        </w:rPr>
+        <w:t xml:space="preserve">answer_result - результат ответа </w:t>
       </w:r>
     </w:p>
     <w:p>
@@ -9839,7 +7152,6 @@
           <w:szCs w:val="28"/>
         </w:rPr>
       </w:pPr>
-      <w:proofErr w:type="spellStart"/>
       <w:r>
         <w:rPr>
           <w:rFonts w:ascii="Times New Roman" w:hAnsi="Times New Roman" w:cs="Times New Roman"/>
@@ -9847,16 +7159,7 @@
           <w:szCs w:val="28"/>
         </w:rPr>
         <w:lastRenderedPageBreak/>
-        <w:t>match_finished</w:t>
-      </w:r>
-      <w:proofErr w:type="spellEnd"/>
-      <w:r>
-        <w:rPr>
-          <w:rFonts w:ascii="Times New Roman" w:hAnsi="Times New Roman" w:cs="Times New Roman"/>
-          <w:sz w:val="28"/>
-          <w:szCs w:val="28"/>
-        </w:rPr>
-        <w:t xml:space="preserve"> - матч завершен </w:t>
+        <w:t xml:space="preserve">match_finished - матч завершен </w:t>
       </w:r>
     </w:p>
     <w:p>
@@ -9899,23 +7202,13 @@
           <w:szCs w:val="28"/>
         </w:rPr>
       </w:pPr>
-      <w:proofErr w:type="spellStart"/>
-      <w:r>
-        <w:rPr>
-          <w:rFonts w:ascii="Times New Roman" w:hAnsi="Times New Roman" w:cs="Times New Roman"/>
-          <w:sz w:val="28"/>
-          <w:szCs w:val="28"/>
-        </w:rPr>
-        <w:t>Endpoints</w:t>
-      </w:r>
-      <w:proofErr w:type="spellEnd"/>
-      <w:r>
-        <w:rPr>
-          <w:rFonts w:ascii="Times New Roman" w:hAnsi="Times New Roman" w:cs="Times New Roman"/>
-          <w:sz w:val="28"/>
-          <w:szCs w:val="28"/>
-        </w:rPr>
-        <w:t>:</w:t>
+      <w:r>
+        <w:rPr>
+          <w:rFonts w:ascii="Times New Roman" w:hAnsi="Times New Roman" w:cs="Times New Roman"/>
+          <w:sz w:val="28"/>
+          <w:szCs w:val="28"/>
+        </w:rPr>
+        <w:t>Endpoints:</w:t>
       </w:r>
     </w:p>
     <w:p>
@@ -9941,61 +7234,7 @@
           <w:sz w:val="28"/>
           <w:szCs w:val="28"/>
         </w:rPr>
-        <w:t>GET /</w:t>
-      </w:r>
-      <w:proofErr w:type="spellStart"/>
-      <w:r>
-        <w:rPr>
-          <w:rFonts w:ascii="Times New Roman" w:hAnsi="Times New Roman" w:cs="Times New Roman"/>
-          <w:sz w:val="28"/>
-          <w:szCs w:val="28"/>
-        </w:rPr>
-        <w:t>users</w:t>
-      </w:r>
-      <w:proofErr w:type="spellEnd"/>
-      <w:r>
-        <w:rPr>
-          <w:rFonts w:ascii="Times New Roman" w:hAnsi="Times New Roman" w:cs="Times New Roman"/>
-          <w:sz w:val="28"/>
-          <w:szCs w:val="28"/>
-        </w:rPr>
-        <w:t>/{</w:t>
-      </w:r>
-      <w:proofErr w:type="spellStart"/>
-      <w:r>
-        <w:rPr>
-          <w:rFonts w:ascii="Times New Roman" w:hAnsi="Times New Roman" w:cs="Times New Roman"/>
-          <w:sz w:val="28"/>
-          <w:szCs w:val="28"/>
-        </w:rPr>
-        <w:t>id</w:t>
-      </w:r>
-      <w:proofErr w:type="spellEnd"/>
-      <w:r>
-        <w:rPr>
-          <w:rFonts w:ascii="Times New Roman" w:hAnsi="Times New Roman" w:cs="Times New Roman"/>
-          <w:sz w:val="28"/>
-          <w:szCs w:val="28"/>
-        </w:rPr>
-        <w:t>}/</w:t>
-      </w:r>
-      <w:proofErr w:type="spellStart"/>
-      <w:r>
-        <w:rPr>
-          <w:rFonts w:ascii="Times New Roman" w:hAnsi="Times New Roman" w:cs="Times New Roman"/>
-          <w:sz w:val="28"/>
-          <w:szCs w:val="28"/>
-        </w:rPr>
-        <w:t>stats</w:t>
-      </w:r>
-      <w:proofErr w:type="spellEnd"/>
-      <w:r>
-        <w:rPr>
-          <w:rFonts w:ascii="Times New Roman" w:hAnsi="Times New Roman" w:cs="Times New Roman"/>
-          <w:sz w:val="28"/>
-          <w:szCs w:val="28"/>
-        </w:rPr>
-        <w:t xml:space="preserve"> - общая статистика </w:t>
+        <w:t xml:space="preserve">GET /users/{id}/stats - общая статистика </w:t>
       </w:r>
     </w:p>
     <w:p>
@@ -10021,61 +7260,7 @@
           <w:sz w:val="28"/>
           <w:szCs w:val="28"/>
         </w:rPr>
-        <w:t>GET /</w:t>
-      </w:r>
-      <w:proofErr w:type="spellStart"/>
-      <w:r>
-        <w:rPr>
-          <w:rFonts w:ascii="Times New Roman" w:hAnsi="Times New Roman" w:cs="Times New Roman"/>
-          <w:sz w:val="28"/>
-          <w:szCs w:val="28"/>
-        </w:rPr>
-        <w:t>users</w:t>
-      </w:r>
-      <w:proofErr w:type="spellEnd"/>
-      <w:r>
-        <w:rPr>
-          <w:rFonts w:ascii="Times New Roman" w:hAnsi="Times New Roman" w:cs="Times New Roman"/>
-          <w:sz w:val="28"/>
-          <w:szCs w:val="28"/>
-        </w:rPr>
-        <w:t>/{</w:t>
-      </w:r>
-      <w:proofErr w:type="spellStart"/>
-      <w:r>
-        <w:rPr>
-          <w:rFonts w:ascii="Times New Roman" w:hAnsi="Times New Roman" w:cs="Times New Roman"/>
-          <w:sz w:val="28"/>
-          <w:szCs w:val="28"/>
-        </w:rPr>
-        <w:t>id</w:t>
-      </w:r>
-      <w:proofErr w:type="spellEnd"/>
-      <w:r>
-        <w:rPr>
-          <w:rFonts w:ascii="Times New Roman" w:hAnsi="Times New Roman" w:cs="Times New Roman"/>
-          <w:sz w:val="28"/>
-          <w:szCs w:val="28"/>
-        </w:rPr>
-        <w:t>}/</w:t>
-      </w:r>
-      <w:proofErr w:type="spellStart"/>
-      <w:r>
-        <w:rPr>
-          <w:rFonts w:ascii="Times New Roman" w:hAnsi="Times New Roman" w:cs="Times New Roman"/>
-          <w:sz w:val="28"/>
-          <w:szCs w:val="28"/>
-        </w:rPr>
-        <w:t>analytics</w:t>
-      </w:r>
-      <w:proofErr w:type="spellEnd"/>
-      <w:r>
-        <w:rPr>
-          <w:rFonts w:ascii="Times New Roman" w:hAnsi="Times New Roman" w:cs="Times New Roman"/>
-          <w:sz w:val="28"/>
-          <w:szCs w:val="28"/>
-        </w:rPr>
-        <w:t xml:space="preserve"> - детальная аналитика </w:t>
+        <w:t xml:space="preserve">GET /users/{id}/analytics - детальная аналитика </w:t>
       </w:r>
     </w:p>
     <w:p>
@@ -10101,61 +7286,7 @@
           <w:sz w:val="28"/>
           <w:szCs w:val="28"/>
         </w:rPr>
-        <w:t>GET /</w:t>
-      </w:r>
-      <w:proofErr w:type="spellStart"/>
-      <w:r>
-        <w:rPr>
-          <w:rFonts w:ascii="Times New Roman" w:hAnsi="Times New Roman" w:cs="Times New Roman"/>
-          <w:sz w:val="28"/>
-          <w:szCs w:val="28"/>
-        </w:rPr>
-        <w:t>users</w:t>
-      </w:r>
-      <w:proofErr w:type="spellEnd"/>
-      <w:r>
-        <w:rPr>
-          <w:rFonts w:ascii="Times New Roman" w:hAnsi="Times New Roman" w:cs="Times New Roman"/>
-          <w:sz w:val="28"/>
-          <w:szCs w:val="28"/>
-        </w:rPr>
-        <w:t>/{</w:t>
-      </w:r>
-      <w:proofErr w:type="spellStart"/>
-      <w:r>
-        <w:rPr>
-          <w:rFonts w:ascii="Times New Roman" w:hAnsi="Times New Roman" w:cs="Times New Roman"/>
-          <w:sz w:val="28"/>
-          <w:szCs w:val="28"/>
-        </w:rPr>
-        <w:t>id</w:t>
-      </w:r>
-      <w:proofErr w:type="spellEnd"/>
-      <w:r>
-        <w:rPr>
-          <w:rFonts w:ascii="Times New Roman" w:hAnsi="Times New Roman" w:cs="Times New Roman"/>
-          <w:sz w:val="28"/>
-          <w:szCs w:val="28"/>
-        </w:rPr>
-        <w:t>}/</w:t>
-      </w:r>
-      <w:proofErr w:type="spellStart"/>
-      <w:r>
-        <w:rPr>
-          <w:rFonts w:ascii="Times New Roman" w:hAnsi="Times New Roman" w:cs="Times New Roman"/>
-          <w:sz w:val="28"/>
-          <w:szCs w:val="28"/>
-        </w:rPr>
-        <w:t>achievements</w:t>
-      </w:r>
-      <w:proofErr w:type="spellEnd"/>
-      <w:r>
-        <w:rPr>
-          <w:rFonts w:ascii="Times New Roman" w:hAnsi="Times New Roman" w:cs="Times New Roman"/>
-          <w:sz w:val="28"/>
-          <w:szCs w:val="28"/>
-        </w:rPr>
-        <w:t xml:space="preserve"> - достижения </w:t>
+        <w:t xml:space="preserve">GET /users/{id}/achievements - достижения </w:t>
       </w:r>
     </w:p>
     <w:p>
@@ -10181,61 +7312,7 @@
           <w:sz w:val="28"/>
           <w:szCs w:val="28"/>
         </w:rPr>
-        <w:t>GET /</w:t>
-      </w:r>
-      <w:proofErr w:type="spellStart"/>
-      <w:r>
-        <w:rPr>
-          <w:rFonts w:ascii="Times New Roman" w:hAnsi="Times New Roman" w:cs="Times New Roman"/>
-          <w:sz w:val="28"/>
-          <w:szCs w:val="28"/>
-        </w:rPr>
-        <w:t>users</w:t>
-      </w:r>
-      <w:proofErr w:type="spellEnd"/>
-      <w:r>
-        <w:rPr>
-          <w:rFonts w:ascii="Times New Roman" w:hAnsi="Times New Roman" w:cs="Times New Roman"/>
-          <w:sz w:val="28"/>
-          <w:szCs w:val="28"/>
-        </w:rPr>
-        <w:t>/{</w:t>
-      </w:r>
-      <w:proofErr w:type="spellStart"/>
-      <w:r>
-        <w:rPr>
-          <w:rFonts w:ascii="Times New Roman" w:hAnsi="Times New Roman" w:cs="Times New Roman"/>
-          <w:sz w:val="28"/>
-          <w:szCs w:val="28"/>
-        </w:rPr>
-        <w:t>id</w:t>
-      </w:r>
-      <w:proofErr w:type="spellEnd"/>
-      <w:r>
-        <w:rPr>
-          <w:rFonts w:ascii="Times New Roman" w:hAnsi="Times New Roman" w:cs="Times New Roman"/>
-          <w:sz w:val="28"/>
-          <w:szCs w:val="28"/>
-        </w:rPr>
-        <w:t>}/</w:t>
-      </w:r>
-      <w:proofErr w:type="spellStart"/>
-      <w:r>
-        <w:rPr>
-          <w:rFonts w:ascii="Times New Roman" w:hAnsi="Times New Roman" w:cs="Times New Roman"/>
-          <w:sz w:val="28"/>
-          <w:szCs w:val="28"/>
-        </w:rPr>
-        <w:t>solutions</w:t>
-      </w:r>
-      <w:proofErr w:type="spellEnd"/>
-      <w:r>
-        <w:rPr>
-          <w:rFonts w:ascii="Times New Roman" w:hAnsi="Times New Roman" w:cs="Times New Roman"/>
-          <w:sz w:val="28"/>
-          <w:szCs w:val="28"/>
-        </w:rPr>
-        <w:t xml:space="preserve"> - последние решения </w:t>
+        <w:t xml:space="preserve">GET /users/{id}/solutions - последние решения </w:t>
       </w:r>
     </w:p>
     <w:p>
@@ -10261,25 +7338,7 @@
           <w:sz w:val="28"/>
           <w:szCs w:val="28"/>
         </w:rPr>
-        <w:t>GET /</w:t>
-      </w:r>
-      <w:proofErr w:type="spellStart"/>
-      <w:r>
-        <w:rPr>
-          <w:rFonts w:ascii="Times New Roman" w:hAnsi="Times New Roman" w:cs="Times New Roman"/>
-          <w:sz w:val="28"/>
-          <w:szCs w:val="28"/>
-        </w:rPr>
-        <w:t>leaderboard</w:t>
-      </w:r>
-      <w:proofErr w:type="spellEnd"/>
-      <w:r>
-        <w:rPr>
-          <w:rFonts w:ascii="Times New Roman" w:hAnsi="Times New Roman" w:cs="Times New Roman"/>
-          <w:sz w:val="28"/>
-          <w:szCs w:val="28"/>
-        </w:rPr>
-        <w:t xml:space="preserve"> - таблица лидеров </w:t>
+        <w:t xml:space="preserve">GET /leaderboard - таблица лидеров </w:t>
       </w:r>
     </w:p>
     <w:p>
@@ -10484,23 +7543,13 @@
           <w:szCs w:val="28"/>
         </w:rPr>
       </w:pPr>
-      <w:proofErr w:type="spellStart"/>
-      <w:r>
-        <w:rPr>
-          <w:rFonts w:ascii="Times New Roman" w:hAnsi="Times New Roman" w:cs="Times New Roman"/>
-          <w:sz w:val="28"/>
-          <w:szCs w:val="28"/>
-        </w:rPr>
-        <w:t>Endpoints</w:t>
-      </w:r>
-      <w:proofErr w:type="spellEnd"/>
-      <w:r>
-        <w:rPr>
-          <w:rFonts w:ascii="Times New Roman" w:hAnsi="Times New Roman" w:cs="Times New Roman"/>
-          <w:sz w:val="28"/>
-          <w:szCs w:val="28"/>
-        </w:rPr>
-        <w:t>:</w:t>
+      <w:r>
+        <w:rPr>
+          <w:rFonts w:ascii="Times New Roman" w:hAnsi="Times New Roman" w:cs="Times New Roman"/>
+          <w:sz w:val="28"/>
+          <w:szCs w:val="28"/>
+        </w:rPr>
+        <w:t>Endpoints:</w:t>
       </w:r>
     </w:p>
     <w:p>
@@ -10526,43 +7575,7 @@
           <w:sz w:val="28"/>
           <w:szCs w:val="28"/>
         </w:rPr>
-        <w:t>GET /</w:t>
-      </w:r>
-      <w:proofErr w:type="spellStart"/>
-      <w:r>
-        <w:rPr>
-          <w:rFonts w:ascii="Times New Roman" w:hAnsi="Times New Roman" w:cs="Times New Roman"/>
-          <w:sz w:val="28"/>
-          <w:szCs w:val="28"/>
-        </w:rPr>
-        <w:t>admin</w:t>
-      </w:r>
-      <w:proofErr w:type="spellEnd"/>
-      <w:r>
-        <w:rPr>
-          <w:rFonts w:ascii="Times New Roman" w:hAnsi="Times New Roman" w:cs="Times New Roman"/>
-          <w:sz w:val="28"/>
-          <w:szCs w:val="28"/>
-        </w:rPr>
-        <w:t>/</w:t>
-      </w:r>
-      <w:proofErr w:type="spellStart"/>
-      <w:r>
-        <w:rPr>
-          <w:rFonts w:ascii="Times New Roman" w:hAnsi="Times New Roman" w:cs="Times New Roman"/>
-          <w:sz w:val="28"/>
-          <w:szCs w:val="28"/>
-        </w:rPr>
-        <w:t>users</w:t>
-      </w:r>
-      <w:proofErr w:type="spellEnd"/>
-      <w:r>
-        <w:rPr>
-          <w:rFonts w:ascii="Times New Roman" w:hAnsi="Times New Roman" w:cs="Times New Roman"/>
-          <w:sz w:val="28"/>
-          <w:szCs w:val="28"/>
-        </w:rPr>
-        <w:t xml:space="preserve"> - список пользователей </w:t>
+        <w:t xml:space="preserve">GET /admin/users - список пользователей </w:t>
       </w:r>
     </w:p>
     <w:p>
@@ -10714,9 +7727,16 @@
           <w:szCs w:val="28"/>
           <w:lang w:val="en-US"/>
         </w:rPr>
-        <w:t>DELETE /admin/tasks/</w:t>
-      </w:r>
-      <w:proofErr w:type="spellStart"/>
+        <w:t xml:space="preserve">DELETE /admin/tasks/delete_all - </w:t>
+      </w:r>
+      <w:r>
+        <w:rPr>
+          <w:rFonts w:ascii="Times New Roman" w:hAnsi="Times New Roman" w:cs="Times New Roman"/>
+          <w:sz w:val="28"/>
+          <w:szCs w:val="28"/>
+        </w:rPr>
+        <w:t>удаление</w:t>
+      </w:r>
       <w:r>
         <w:rPr>
           <w:rFonts w:ascii="Times New Roman" w:hAnsi="Times New Roman" w:cs="Times New Roman"/>
@@ -10724,9 +7744,16 @@
           <w:szCs w:val="28"/>
           <w:lang w:val="en-US"/>
         </w:rPr>
-        <w:t>delete_all</w:t>
-      </w:r>
-      <w:proofErr w:type="spellEnd"/>
+        <w:t xml:space="preserve"> </w:t>
+      </w:r>
+      <w:r>
+        <w:rPr>
+          <w:rFonts w:ascii="Times New Roman" w:hAnsi="Times New Roman" w:cs="Times New Roman"/>
+          <w:sz w:val="28"/>
+          <w:szCs w:val="28"/>
+        </w:rPr>
+        <w:t>всех</w:t>
+      </w:r>
       <w:r>
         <w:rPr>
           <w:rFonts w:ascii="Times New Roman" w:hAnsi="Times New Roman" w:cs="Times New Roman"/>
@@ -10734,15 +7761,15 @@
           <w:szCs w:val="28"/>
           <w:lang w:val="en-US"/>
         </w:rPr>
-        <w:t xml:space="preserve"> - </w:t>
-      </w:r>
-      <w:r>
-        <w:rPr>
-          <w:rFonts w:ascii="Times New Roman" w:hAnsi="Times New Roman" w:cs="Times New Roman"/>
-          <w:sz w:val="28"/>
-          <w:szCs w:val="28"/>
-        </w:rPr>
-        <w:t>удаление</w:t>
+        <w:t xml:space="preserve"> </w:t>
+      </w:r>
+      <w:r>
+        <w:rPr>
+          <w:rFonts w:ascii="Times New Roman" w:hAnsi="Times New Roman" w:cs="Times New Roman"/>
+          <w:sz w:val="28"/>
+          <w:szCs w:val="28"/>
+        </w:rPr>
+        <w:t>задач</w:t>
       </w:r>
       <w:r>
         <w:rPr>
@@ -10753,40 +7780,6 @@
         </w:rPr>
         <w:t xml:space="preserve"> </w:t>
       </w:r>
-      <w:r>
-        <w:rPr>
-          <w:rFonts w:ascii="Times New Roman" w:hAnsi="Times New Roman" w:cs="Times New Roman"/>
-          <w:sz w:val="28"/>
-          <w:szCs w:val="28"/>
-        </w:rPr>
-        <w:t>всех</w:t>
-      </w:r>
-      <w:r>
-        <w:rPr>
-          <w:rFonts w:ascii="Times New Roman" w:hAnsi="Times New Roman" w:cs="Times New Roman"/>
-          <w:sz w:val="28"/>
-          <w:szCs w:val="28"/>
-          <w:lang w:val="en-US"/>
-        </w:rPr>
-        <w:t xml:space="preserve"> </w:t>
-      </w:r>
-      <w:r>
-        <w:rPr>
-          <w:rFonts w:ascii="Times New Roman" w:hAnsi="Times New Roman" w:cs="Times New Roman"/>
-          <w:sz w:val="28"/>
-          <w:szCs w:val="28"/>
-        </w:rPr>
-        <w:t>задач</w:t>
-      </w:r>
-      <w:r>
-        <w:rPr>
-          <w:rFonts w:ascii="Times New Roman" w:hAnsi="Times New Roman" w:cs="Times New Roman"/>
-          <w:sz w:val="28"/>
-          <w:szCs w:val="28"/>
-          <w:lang w:val="en-US"/>
-        </w:rPr>
-        <w:t xml:space="preserve"> </w:t>
-      </w:r>
     </w:p>
     <w:p>
       <w:pPr>
@@ -10811,25 +7804,7 @@
           <w:sz w:val="28"/>
           <w:szCs w:val="28"/>
         </w:rPr>
-        <w:t>GET /</w:t>
-      </w:r>
-      <w:proofErr w:type="spellStart"/>
-      <w:r>
-        <w:rPr>
-          <w:rFonts w:ascii="Times New Roman" w:hAnsi="Times New Roman" w:cs="Times New Roman"/>
-          <w:sz w:val="28"/>
-          <w:szCs w:val="28"/>
-        </w:rPr>
-        <w:t>stats</w:t>
-      </w:r>
-      <w:proofErr w:type="spellEnd"/>
-      <w:r>
-        <w:rPr>
-          <w:rFonts w:ascii="Times New Roman" w:hAnsi="Times New Roman" w:cs="Times New Roman"/>
-          <w:sz w:val="28"/>
-          <w:szCs w:val="28"/>
-        </w:rPr>
-        <w:t xml:space="preserve"> - статистика платформы </w:t>
+        <w:t xml:space="preserve">GET /stats - статистика платформы </w:t>
       </w:r>
     </w:p>
     <w:p>
@@ -10900,43 +7875,7 @@
           <w:sz w:val="28"/>
           <w:szCs w:val="28"/>
         </w:rPr>
-        <w:t xml:space="preserve">Проверка через </w:t>
-      </w:r>
-      <w:proofErr w:type="spellStart"/>
-      <w:r>
-        <w:rPr>
-          <w:rFonts w:ascii="Times New Roman" w:hAnsi="Times New Roman" w:cs="Times New Roman"/>
-          <w:sz w:val="28"/>
-          <w:szCs w:val="28"/>
-        </w:rPr>
-        <w:t>get_admin_</w:t>
-      </w:r>
-      <w:proofErr w:type="gramStart"/>
-      <w:r>
-        <w:rPr>
-          <w:rFonts w:ascii="Times New Roman" w:hAnsi="Times New Roman" w:cs="Times New Roman"/>
-          <w:sz w:val="28"/>
-          <w:szCs w:val="28"/>
-        </w:rPr>
-        <w:t>user</w:t>
-      </w:r>
-      <w:proofErr w:type="spellEnd"/>
-      <w:r>
-        <w:rPr>
-          <w:rFonts w:ascii="Times New Roman" w:hAnsi="Times New Roman" w:cs="Times New Roman"/>
-          <w:sz w:val="28"/>
-          <w:szCs w:val="28"/>
-        </w:rPr>
-        <w:t>(</w:t>
-      </w:r>
-      <w:proofErr w:type="gramEnd"/>
-      <w:r>
-        <w:rPr>
-          <w:rFonts w:ascii="Times New Roman" w:hAnsi="Times New Roman" w:cs="Times New Roman"/>
-          <w:sz w:val="28"/>
-          <w:szCs w:val="28"/>
-        </w:rPr>
-        <w:t xml:space="preserve">) </w:t>
+        <w:t xml:space="preserve">Проверка через get_admin_user() </w:t>
       </w:r>
     </w:p>
     <w:p>
@@ -10984,23 +7923,13 @@
           <w:szCs w:val="28"/>
         </w:rPr>
       </w:pPr>
-      <w:proofErr w:type="spellStart"/>
-      <w:r>
-        <w:rPr>
-          <w:rFonts w:ascii="Times New Roman" w:hAnsi="Times New Roman" w:cs="Times New Roman"/>
-          <w:sz w:val="28"/>
-          <w:szCs w:val="28"/>
-        </w:rPr>
-        <w:t>Predprof-Wibecoding</w:t>
-      </w:r>
-      <w:proofErr w:type="spellEnd"/>
-      <w:r>
-        <w:rPr>
-          <w:rFonts w:ascii="Times New Roman" w:hAnsi="Times New Roman" w:cs="Times New Roman"/>
-          <w:sz w:val="28"/>
-          <w:szCs w:val="28"/>
-        </w:rPr>
-        <w:t>/</w:t>
+      <w:r>
+        <w:rPr>
+          <w:rFonts w:ascii="Times New Roman" w:hAnsi="Times New Roman" w:cs="Times New Roman"/>
+          <w:sz w:val="28"/>
+          <w:szCs w:val="28"/>
+        </w:rPr>
+        <w:t>Predprof-Wibecoding/</w:t>
       </w:r>
       <w:r>
         <w:rPr>
@@ -11009,25 +7938,7 @@
           <w:szCs w:val="28"/>
         </w:rPr>
         <w:br/>
-        <w:t xml:space="preserve">├── </w:t>
-      </w:r>
-      <w:proofErr w:type="spellStart"/>
-      <w:r>
-        <w:rPr>
-          <w:rFonts w:ascii="Times New Roman" w:hAnsi="Times New Roman" w:cs="Times New Roman"/>
-          <w:sz w:val="28"/>
-          <w:szCs w:val="28"/>
-        </w:rPr>
-        <w:t>backend</w:t>
-      </w:r>
-      <w:proofErr w:type="spellEnd"/>
-      <w:r>
-        <w:rPr>
-          <w:rFonts w:ascii="Times New Roman" w:hAnsi="Times New Roman" w:cs="Times New Roman"/>
-          <w:sz w:val="28"/>
-          <w:szCs w:val="28"/>
-        </w:rPr>
-        <w:t>/</w:t>
+        <w:t>├── backend/</w:t>
       </w:r>
       <w:r>
         <w:rPr>
@@ -11036,25 +7947,7 @@
           <w:szCs w:val="28"/>
         </w:rPr>
         <w:br/>
-        <w:t xml:space="preserve">│   ├── </w:t>
-      </w:r>
-      <w:proofErr w:type="spellStart"/>
-      <w:r>
-        <w:rPr>
-          <w:rFonts w:ascii="Times New Roman" w:hAnsi="Times New Roman" w:cs="Times New Roman"/>
-          <w:sz w:val="28"/>
-          <w:szCs w:val="28"/>
-        </w:rPr>
-        <w:t>app</w:t>
-      </w:r>
-      <w:proofErr w:type="spellEnd"/>
-      <w:r>
-        <w:rPr>
-          <w:rFonts w:ascii="Times New Roman" w:hAnsi="Times New Roman" w:cs="Times New Roman"/>
-          <w:sz w:val="28"/>
-          <w:szCs w:val="28"/>
-        </w:rPr>
-        <w:t>/</w:t>
+        <w:t>│   ├── app/</w:t>
       </w:r>
       <w:r>
         <w:rPr>
@@ -11089,18 +7982,8 @@
           <w:szCs w:val="28"/>
         </w:rPr>
         <w:br/>
-        <w:t xml:space="preserve">│   │   ├── main.py              # API </w:t>
-      </w:r>
-      <w:proofErr w:type="spellStart"/>
-      <w:r>
-        <w:rPr>
-          <w:rFonts w:ascii="Times New Roman" w:hAnsi="Times New Roman" w:cs="Times New Roman"/>
-          <w:sz w:val="28"/>
-          <w:szCs w:val="28"/>
-        </w:rPr>
-        <w:t>endpoints</w:t>
-      </w:r>
-      <w:proofErr w:type="spellEnd"/>
+        <w:t>│   │   ├── main.py              # API endpoints</w:t>
+      </w:r>
       <w:r>
         <w:rPr>
           <w:rFonts w:ascii="Times New Roman" w:hAnsi="Times New Roman" w:cs="Times New Roman"/>
@@ -11117,25 +8000,7 @@
           <w:szCs w:val="28"/>
         </w:rPr>
         <w:br/>
-        <w:t xml:space="preserve">│   │   ├── schemas.py           # </w:t>
-      </w:r>
-      <w:proofErr w:type="spellStart"/>
-      <w:r>
-        <w:rPr>
-          <w:rFonts w:ascii="Times New Roman" w:hAnsi="Times New Roman" w:cs="Times New Roman"/>
-          <w:sz w:val="28"/>
-          <w:szCs w:val="28"/>
-        </w:rPr>
-        <w:t>Pydantic</w:t>
-      </w:r>
-      <w:proofErr w:type="spellEnd"/>
-      <w:r>
-        <w:rPr>
-          <w:rFonts w:ascii="Times New Roman" w:hAnsi="Times New Roman" w:cs="Times New Roman"/>
-          <w:sz w:val="28"/>
-          <w:szCs w:val="28"/>
-        </w:rPr>
-        <w:t xml:space="preserve"> схемы</w:t>
+        <w:t>│   │   ├── schemas.py           # Pydantic схемы</w:t>
       </w:r>
       <w:r>
         <w:rPr>
@@ -11153,25 +8018,7 @@
           <w:szCs w:val="28"/>
         </w:rPr>
         <w:br/>
-        <w:t xml:space="preserve">│   │   └── pvp_manager.py       # </w:t>
-      </w:r>
-      <w:proofErr w:type="spellStart"/>
-      <w:r>
-        <w:rPr>
-          <w:rFonts w:ascii="Times New Roman" w:hAnsi="Times New Roman" w:cs="Times New Roman"/>
-          <w:sz w:val="28"/>
-          <w:szCs w:val="28"/>
-        </w:rPr>
-        <w:t>PvP</w:t>
-      </w:r>
-      <w:proofErr w:type="spellEnd"/>
-      <w:r>
-        <w:rPr>
-          <w:rFonts w:ascii="Times New Roman" w:hAnsi="Times New Roman" w:cs="Times New Roman"/>
-          <w:sz w:val="28"/>
-          <w:szCs w:val="28"/>
-        </w:rPr>
-        <w:t xml:space="preserve"> менеджер</w:t>
+        <w:t>│   │   └── pvp_manager.py       # PvP менеджер</w:t>
       </w:r>
       <w:r>
         <w:rPr>
@@ -11189,18 +8036,8 @@
           <w:szCs w:val="28"/>
         </w:rPr>
         <w:br/>
-        <w:t xml:space="preserve">│   └── </w:t>
-      </w:r>
-      <w:proofErr w:type="spellStart"/>
-      <w:r>
-        <w:rPr>
-          <w:rFonts w:ascii="Times New Roman" w:hAnsi="Times New Roman" w:cs="Times New Roman"/>
-          <w:sz w:val="28"/>
-          <w:szCs w:val="28"/>
-        </w:rPr>
-        <w:t>olimpiada.db</w:t>
-      </w:r>
-      <w:proofErr w:type="spellEnd"/>
+        <w:t>│   └── olimpiada.db</w:t>
+      </w:r>
       <w:r>
         <w:rPr>
           <w:rFonts w:ascii="Times New Roman" w:hAnsi="Times New Roman" w:cs="Times New Roman"/>
@@ -11208,25 +8045,7 @@
           <w:szCs w:val="28"/>
         </w:rPr>
         <w:br/>
-        <w:t xml:space="preserve">├── </w:t>
-      </w:r>
-      <w:proofErr w:type="spellStart"/>
-      <w:r>
-        <w:rPr>
-          <w:rFonts w:ascii="Times New Roman" w:hAnsi="Times New Roman" w:cs="Times New Roman"/>
-          <w:sz w:val="28"/>
-          <w:szCs w:val="28"/>
-        </w:rPr>
-        <w:t>frontend</w:t>
-      </w:r>
-      <w:proofErr w:type="spellEnd"/>
-      <w:r>
-        <w:rPr>
-          <w:rFonts w:ascii="Times New Roman" w:hAnsi="Times New Roman" w:cs="Times New Roman"/>
-          <w:sz w:val="28"/>
-          <w:szCs w:val="28"/>
-        </w:rPr>
-        <w:t>/</w:t>
+        <w:t>├── frontend/</w:t>
       </w:r>
       <w:r>
         <w:rPr>
@@ -11378,18 +8197,8 @@
           <w:szCs w:val="28"/>
         </w:rPr>
         <w:lastRenderedPageBreak/>
-        <w:t xml:space="preserve">├── </w:t>
-      </w:r>
-      <w:proofErr w:type="spellStart"/>
-      <w:r>
-        <w:rPr>
-          <w:rFonts w:ascii="Times New Roman" w:hAnsi="Times New Roman" w:cs="Times New Roman"/>
-          <w:sz w:val="28"/>
-          <w:szCs w:val="28"/>
-        </w:rPr>
-        <w:t>tasks.json</w:t>
-      </w:r>
-      <w:proofErr w:type="spellEnd"/>
+        <w:t>├── tasks.json</w:t>
+      </w:r>
       <w:r>
         <w:rPr>
           <w:rFonts w:ascii="Times New Roman" w:hAnsi="Times New Roman" w:cs="Times New Roman"/>
@@ -11449,25 +8258,7 @@
           <w:sz w:val="28"/>
           <w:szCs w:val="28"/>
         </w:rPr>
-        <w:t xml:space="preserve">backend/app/main.py - основной файл с API </w:t>
-      </w:r>
-      <w:proofErr w:type="spellStart"/>
-      <w:r>
-        <w:rPr>
-          <w:rFonts w:ascii="Times New Roman" w:hAnsi="Times New Roman" w:cs="Times New Roman"/>
-          <w:sz w:val="28"/>
-          <w:szCs w:val="28"/>
-        </w:rPr>
-        <w:t>endpoints</w:t>
-      </w:r>
-      <w:proofErr w:type="spellEnd"/>
-      <w:r>
-        <w:rPr>
-          <w:rFonts w:ascii="Times New Roman" w:hAnsi="Times New Roman" w:cs="Times New Roman"/>
-          <w:sz w:val="28"/>
-          <w:szCs w:val="28"/>
-        </w:rPr>
-        <w:t xml:space="preserve"> (800+ строк)</w:t>
+        <w:t>backend/app/main.py - основной файл с API endpoints (800+ строк)</w:t>
       </w:r>
       <w:r>
         <w:rPr>
@@ -11476,18 +8267,8 @@
           <w:szCs w:val="28"/>
         </w:rPr>
         <w:br/>
-        <w:t xml:space="preserve">backend/app/database.py - модели БД через </w:t>
-      </w:r>
-      <w:proofErr w:type="spellStart"/>
-      <w:r>
-        <w:rPr>
-          <w:rFonts w:ascii="Times New Roman" w:hAnsi="Times New Roman" w:cs="Times New Roman"/>
-          <w:sz w:val="28"/>
-          <w:szCs w:val="28"/>
-        </w:rPr>
-        <w:t>SQLAlchemy</w:t>
-      </w:r>
-      <w:proofErr w:type="spellEnd"/>
+        <w:t>backend/app/database.py - модели БД через SQLAlchemy</w:t>
+      </w:r>
       <w:r>
         <w:rPr>
           <w:rFonts w:ascii="Times New Roman" w:hAnsi="Times New Roman" w:cs="Times New Roman"/>
@@ -11495,25 +8276,7 @@
           <w:szCs w:val="28"/>
         </w:rPr>
         <w:br/>
-        <w:t xml:space="preserve">backend/app/pvp_manager.py - менеджер </w:t>
-      </w:r>
-      <w:proofErr w:type="spellStart"/>
-      <w:r>
-        <w:rPr>
-          <w:rFonts w:ascii="Times New Roman" w:hAnsi="Times New Roman" w:cs="Times New Roman"/>
-          <w:sz w:val="28"/>
-          <w:szCs w:val="28"/>
-        </w:rPr>
-        <w:t>PvP</w:t>
-      </w:r>
-      <w:proofErr w:type="spellEnd"/>
-      <w:r>
-        <w:rPr>
-          <w:rFonts w:ascii="Times New Roman" w:hAnsi="Times New Roman" w:cs="Times New Roman"/>
-          <w:sz w:val="28"/>
-          <w:szCs w:val="28"/>
-        </w:rPr>
-        <w:t>-матчей</w:t>
+        <w:t>backend/app/pvp_manager.py - менеджер PvP-матчей</w:t>
       </w:r>
       <w:r>
         <w:rPr>
@@ -11522,24 +8285,7 @@
           <w:szCs w:val="28"/>
         </w:rPr>
         <w:br/>
-      </w:r>
-      <w:proofErr w:type="spellStart"/>
-      <w:r>
-        <w:rPr>
-          <w:rFonts w:ascii="Times New Roman" w:hAnsi="Times New Roman" w:cs="Times New Roman"/>
-          <w:sz w:val="28"/>
-          <w:szCs w:val="28"/>
-        </w:rPr>
-        <w:t>frontend</w:t>
-      </w:r>
-      <w:proofErr w:type="spellEnd"/>
-      <w:r>
-        <w:rPr>
-          <w:rFonts w:ascii="Times New Roman" w:hAnsi="Times New Roman" w:cs="Times New Roman"/>
-          <w:sz w:val="28"/>
-          <w:szCs w:val="28"/>
-        </w:rPr>
-        <w:t>/auth.js - модуль авторизации на клиенте</w:t>
+        <w:t>frontend/auth.js - модуль авторизации на клиенте</w:t>
       </w:r>
       <w:r>
         <w:rPr>
@@ -11548,26 +8294,7 @@
           <w:szCs w:val="28"/>
         </w:rPr>
         <w:br/>
-      </w:r>
-      <w:proofErr w:type="spellStart"/>
-      <w:proofErr w:type="gramStart"/>
-      <w:r>
-        <w:rPr>
-          <w:rFonts w:ascii="Times New Roman" w:hAnsi="Times New Roman" w:cs="Times New Roman"/>
-          <w:sz w:val="28"/>
-          <w:szCs w:val="28"/>
-        </w:rPr>
-        <w:t>tasks.json</w:t>
-      </w:r>
-      <w:proofErr w:type="spellEnd"/>
-      <w:proofErr w:type="gramEnd"/>
-      <w:r>
-        <w:rPr>
-          <w:rFonts w:ascii="Times New Roman" w:hAnsi="Times New Roman" w:cs="Times New Roman"/>
-          <w:sz w:val="28"/>
-          <w:szCs w:val="28"/>
-        </w:rPr>
-        <w:t xml:space="preserve"> - банк из 100 задач</w:t>
+        <w:t>tasks.json - банк из 100 задач</w:t>
       </w:r>
     </w:p>
     <w:p>
@@ -11628,23 +8355,13 @@
           <w:szCs w:val="28"/>
         </w:rPr>
       </w:pPr>
-      <w:proofErr w:type="spellStart"/>
-      <w:r>
-        <w:rPr>
-          <w:rFonts w:ascii="Times New Roman" w:hAnsi="Times New Roman" w:cs="Times New Roman"/>
-          <w:sz w:val="28"/>
-          <w:szCs w:val="28"/>
-        </w:rPr>
-        <w:t>FastAPI</w:t>
-      </w:r>
-      <w:proofErr w:type="spellEnd"/>
-      <w:r>
-        <w:rPr>
-          <w:rFonts w:ascii="Times New Roman" w:hAnsi="Times New Roman" w:cs="Times New Roman"/>
-          <w:sz w:val="28"/>
-          <w:szCs w:val="28"/>
-        </w:rPr>
-        <w:t xml:space="preserve"> 0.104.1 </w:t>
+      <w:r>
+        <w:rPr>
+          <w:rFonts w:ascii="Times New Roman" w:hAnsi="Times New Roman" w:cs="Times New Roman"/>
+          <w:sz w:val="28"/>
+          <w:szCs w:val="28"/>
+        </w:rPr>
+        <w:t xml:space="preserve">FastAPI 0.104.1 </w:t>
       </w:r>
     </w:p>
     <w:p>
@@ -11664,23 +8381,13 @@
           <w:szCs w:val="28"/>
         </w:rPr>
       </w:pPr>
-      <w:proofErr w:type="spellStart"/>
-      <w:r>
-        <w:rPr>
-          <w:rFonts w:ascii="Times New Roman" w:hAnsi="Times New Roman" w:cs="Times New Roman"/>
-          <w:sz w:val="28"/>
-          <w:szCs w:val="28"/>
-        </w:rPr>
-        <w:t>SQLAlchemy</w:t>
-      </w:r>
-      <w:proofErr w:type="spellEnd"/>
-      <w:r>
-        <w:rPr>
-          <w:rFonts w:ascii="Times New Roman" w:hAnsi="Times New Roman" w:cs="Times New Roman"/>
-          <w:sz w:val="28"/>
-          <w:szCs w:val="28"/>
-        </w:rPr>
-        <w:t xml:space="preserve"> 1.4.53 </w:t>
+      <w:r>
+        <w:rPr>
+          <w:rFonts w:ascii="Times New Roman" w:hAnsi="Times New Roman" w:cs="Times New Roman"/>
+          <w:sz w:val="28"/>
+          <w:szCs w:val="28"/>
+        </w:rPr>
+        <w:t xml:space="preserve">SQLAlchemy 1.4.53 </w:t>
       </w:r>
     </w:p>
     <w:p>
@@ -11700,23 +8407,13 @@
           <w:szCs w:val="28"/>
         </w:rPr>
       </w:pPr>
-      <w:proofErr w:type="spellStart"/>
-      <w:r>
-        <w:rPr>
-          <w:rFonts w:ascii="Times New Roman" w:hAnsi="Times New Roman" w:cs="Times New Roman"/>
-          <w:sz w:val="28"/>
-          <w:szCs w:val="28"/>
-        </w:rPr>
-        <w:t>bcrypt</w:t>
-      </w:r>
-      <w:proofErr w:type="spellEnd"/>
-      <w:r>
-        <w:rPr>
-          <w:rFonts w:ascii="Times New Roman" w:hAnsi="Times New Roman" w:cs="Times New Roman"/>
-          <w:sz w:val="28"/>
-          <w:szCs w:val="28"/>
-        </w:rPr>
-        <w:t xml:space="preserve"> 4.0.1 </w:t>
+      <w:r>
+        <w:rPr>
+          <w:rFonts w:ascii="Times New Roman" w:hAnsi="Times New Roman" w:cs="Times New Roman"/>
+          <w:sz w:val="28"/>
+          <w:szCs w:val="28"/>
+        </w:rPr>
+        <w:t xml:space="preserve">bcrypt 4.0.1 </w:t>
       </w:r>
     </w:p>
     <w:p>
@@ -11736,23 +8433,13 @@
           <w:szCs w:val="28"/>
         </w:rPr>
       </w:pPr>
-      <w:proofErr w:type="spellStart"/>
-      <w:r>
-        <w:rPr>
-          <w:rFonts w:ascii="Times New Roman" w:hAnsi="Times New Roman" w:cs="Times New Roman"/>
-          <w:sz w:val="28"/>
-          <w:szCs w:val="28"/>
-        </w:rPr>
-        <w:t>WebSocket</w:t>
-      </w:r>
-      <w:proofErr w:type="spellEnd"/>
-      <w:r>
-        <w:rPr>
-          <w:rFonts w:ascii="Times New Roman" w:hAnsi="Times New Roman" w:cs="Times New Roman"/>
-          <w:sz w:val="28"/>
-          <w:szCs w:val="28"/>
-        </w:rPr>
-        <w:t xml:space="preserve"> 12.0 </w:t>
+      <w:r>
+        <w:rPr>
+          <w:rFonts w:ascii="Times New Roman" w:hAnsi="Times New Roman" w:cs="Times New Roman"/>
+          <w:sz w:val="28"/>
+          <w:szCs w:val="28"/>
+        </w:rPr>
+        <w:t xml:space="preserve">WebSocket 12.0 </w:t>
       </w:r>
     </w:p>
     <w:p>
@@ -11778,25 +8465,7 @@
           <w:sz w:val="28"/>
           <w:szCs w:val="28"/>
         </w:rPr>
-        <w:t xml:space="preserve">HTML5, JavaScript, </w:t>
-      </w:r>
-      <w:proofErr w:type="spellStart"/>
-      <w:r>
-        <w:rPr>
-          <w:rFonts w:ascii="Times New Roman" w:hAnsi="Times New Roman" w:cs="Times New Roman"/>
-          <w:sz w:val="28"/>
-          <w:szCs w:val="28"/>
-        </w:rPr>
-        <w:t>Tailwind</w:t>
-      </w:r>
-      <w:proofErr w:type="spellEnd"/>
-      <w:r>
-        <w:rPr>
-          <w:rFonts w:ascii="Times New Roman" w:hAnsi="Times New Roman" w:cs="Times New Roman"/>
-          <w:sz w:val="28"/>
-          <w:szCs w:val="28"/>
-        </w:rPr>
-        <w:t xml:space="preserve"> CSS </w:t>
+        <w:t xml:space="preserve">HTML5, JavaScript, Tailwind CSS </w:t>
       </w:r>
     </w:p>
     <w:p>
@@ -11842,31 +8511,7 @@
           <w:sz w:val="28"/>
           <w:szCs w:val="28"/>
         </w:rPr>
-        <w:t>Ссылка на</w:t>
-      </w:r>
-      <w:r>
-        <w:rPr>
-          <w:rFonts w:ascii="Times New Roman" w:hAnsi="Times New Roman" w:cs="Times New Roman"/>
-          <w:sz w:val="28"/>
-          <w:szCs w:val="28"/>
-        </w:rPr>
-        <w:t xml:space="preserve"> </w:t>
-      </w:r>
-      <w:r>
-        <w:rPr>
-          <w:rFonts w:ascii="Times New Roman" w:hAnsi="Times New Roman" w:cs="Times New Roman"/>
-          <w:sz w:val="28"/>
-          <w:szCs w:val="28"/>
-        </w:rPr>
-        <w:t>видеоролик:</w:t>
-      </w:r>
-      <w:r>
-        <w:rPr>
-          <w:rFonts w:ascii="Times New Roman" w:hAnsi="Times New Roman" w:cs="Times New Roman"/>
-          <w:sz w:val="28"/>
-          <w:szCs w:val="28"/>
-        </w:rPr>
-        <w:t xml:space="preserve"> </w:t>
+        <w:t xml:space="preserve">Ссылка на видеоролик: </w:t>
       </w:r>
       <w:r>
         <w:rPr>
@@ -11938,18 +8583,8 @@
           <w:sz w:val="28"/>
           <w:szCs w:val="28"/>
         </w:rPr>
-        <w:t>10.1 Linux/</w:t>
-      </w:r>
-      <w:proofErr w:type="spellStart"/>
-      <w:r>
-        <w:rPr>
-          <w:rFonts w:ascii="Times New Roman" w:hAnsi="Times New Roman" w:cs="Times New Roman"/>
-          <w:sz w:val="28"/>
-          <w:szCs w:val="28"/>
-        </w:rPr>
-        <w:t>macOS</w:t>
-      </w:r>
-      <w:proofErr w:type="spellEnd"/>
+        <w:t>10.1 Linux/macOS</w:t>
+      </w:r>
     </w:p>
     <w:p>
       <w:pPr>
@@ -11965,34 +8600,14 @@
           <w:szCs w:val="28"/>
         </w:rPr>
       </w:pPr>
-      <w:proofErr w:type="spellStart"/>
-      <w:r>
-        <w:rPr>
-          <w:rFonts w:ascii="Times New Roman" w:hAnsi="Times New Roman" w:cs="Times New Roman"/>
-          <w:sz w:val="28"/>
-          <w:szCs w:val="28"/>
-        </w:rPr>
-        <w:t>cd</w:t>
-      </w:r>
-      <w:proofErr w:type="spellEnd"/>
-      <w:r>
-        <w:rPr>
-          <w:rFonts w:ascii="Times New Roman" w:hAnsi="Times New Roman" w:cs="Times New Roman"/>
-          <w:sz w:val="28"/>
-          <w:szCs w:val="28"/>
-        </w:rPr>
-        <w:t xml:space="preserve"> </w:t>
-      </w:r>
-      <w:proofErr w:type="spellStart"/>
-      <w:r>
-        <w:rPr>
-          <w:rFonts w:ascii="Times New Roman" w:hAnsi="Times New Roman" w:cs="Times New Roman"/>
-          <w:sz w:val="28"/>
-          <w:szCs w:val="28"/>
-        </w:rPr>
-        <w:t>Predprof-Wibecoding</w:t>
-      </w:r>
-      <w:proofErr w:type="spellEnd"/>
+      <w:r>
+        <w:rPr>
+          <w:rFonts w:ascii="Times New Roman" w:hAnsi="Times New Roman" w:cs="Times New Roman"/>
+          <w:sz w:val="28"/>
+          <w:szCs w:val="28"/>
+        </w:rPr>
+        <w:t>cd Predprof-Wibecoding</w:t>
+      </w:r>
     </w:p>
     <w:p>
       <w:pPr>
@@ -12009,7 +8624,6 @@
           <w:lang w:val="en-US"/>
         </w:rPr>
       </w:pPr>
-      <w:proofErr w:type="spellStart"/>
       <w:r>
         <w:rPr>
           <w:rFonts w:ascii="Times New Roman" w:hAnsi="Times New Roman" w:cs="Times New Roman"/>
@@ -12017,47 +8631,167 @@
           <w:szCs w:val="28"/>
           <w:lang w:val="en-US"/>
         </w:rPr>
-        <w:t>chmod</w:t>
-      </w:r>
-      <w:proofErr w:type="spellEnd"/>
-      <w:r>
+        <w:t>chmod +x run.sh</w:t>
+      </w:r>
+    </w:p>
+    <w:p>
+      <w:pPr>
+        <w:pStyle w:val="a1"/>
+        <w:numPr>
+          <w:ilvl w:val="0"/>
+          <w:numId w:val="70"/>
+        </w:numPr>
+        <w:spacing w:line="360" w:lineRule="auto"/>
         <w:rPr>
           <w:rFonts w:ascii="Times New Roman" w:hAnsi="Times New Roman" w:cs="Times New Roman"/>
           <w:sz w:val="28"/>
           <w:szCs w:val="28"/>
           <w:lang w:val="en-US"/>
         </w:rPr>
-        <w:t xml:space="preserve"> +x run.sh</w:t>
-      </w:r>
-    </w:p>
-    <w:p>
-      <w:pPr>
-        <w:pStyle w:val="a1"/>
-        <w:numPr>
-          <w:ilvl w:val="0"/>
-          <w:numId w:val="70"/>
-        </w:numPr>
+      </w:pPr>
+      <w:r>
+        <w:rPr>
+          <w:rFonts w:ascii="Times New Roman" w:hAnsi="Times New Roman" w:cs="Times New Roman"/>
+          <w:sz w:val="28"/>
+          <w:szCs w:val="28"/>
+          <w:lang w:val="en-US"/>
+        </w:rPr>
+        <w:t>./run.sh</w:t>
+      </w:r>
+    </w:p>
+    <w:p>
+      <w:pPr>
+        <w:pStyle w:val="a1"/>
         <w:spacing w:line="360" w:lineRule="auto"/>
         <w:rPr>
           <w:rFonts w:ascii="Times New Roman" w:hAnsi="Times New Roman" w:cs="Times New Roman"/>
           <w:sz w:val="28"/>
           <w:szCs w:val="28"/>
-          <w:lang w:val="en-US"/>
-        </w:rPr>
-      </w:pPr>
-      <w:r>
-        <w:rPr>
-          <w:rFonts w:ascii="Times New Roman" w:hAnsi="Times New Roman" w:cs="Times New Roman"/>
-          <w:sz w:val="28"/>
-          <w:szCs w:val="28"/>
-          <w:lang w:val="en-US"/>
-        </w:rPr>
-        <w:t>./run.sh</w:t>
-      </w:r>
-    </w:p>
-    <w:p>
-      <w:pPr>
-        <w:pStyle w:val="a1"/>
+        </w:rPr>
+      </w:pPr>
+      <w:r>
+        <w:rPr>
+          <w:rFonts w:ascii="Times New Roman" w:hAnsi="Times New Roman" w:cs="Times New Roman"/>
+          <w:sz w:val="28"/>
+          <w:szCs w:val="28"/>
+        </w:rPr>
+        <w:t>Скрипт автоматически:</w:t>
+      </w:r>
+    </w:p>
+    <w:p>
+      <w:pPr>
+        <w:pStyle w:val="a1"/>
+        <w:numPr>
+          <w:ilvl w:val="0"/>
+          <w:numId w:val="53"/>
+        </w:numPr>
+        <w:tabs>
+          <w:tab w:val="left" w:pos="709"/>
+        </w:tabs>
+        <w:spacing w:after="0" w:line="360" w:lineRule="auto"/>
+        <w:rPr>
+          <w:rFonts w:ascii="Times New Roman" w:hAnsi="Times New Roman" w:cs="Times New Roman"/>
+          <w:sz w:val="28"/>
+          <w:szCs w:val="28"/>
+        </w:rPr>
+      </w:pPr>
+      <w:r>
+        <w:rPr>
+          <w:rFonts w:ascii="Times New Roman" w:hAnsi="Times New Roman" w:cs="Times New Roman"/>
+          <w:sz w:val="28"/>
+          <w:szCs w:val="28"/>
+        </w:rPr>
+        <w:t xml:space="preserve">Создаст venv в ../.venv </w:t>
+      </w:r>
+    </w:p>
+    <w:p>
+      <w:pPr>
+        <w:pStyle w:val="a1"/>
+        <w:numPr>
+          <w:ilvl w:val="0"/>
+          <w:numId w:val="53"/>
+        </w:numPr>
+        <w:tabs>
+          <w:tab w:val="left" w:pos="709"/>
+        </w:tabs>
+        <w:spacing w:after="0" w:line="360" w:lineRule="auto"/>
+        <w:rPr>
+          <w:rFonts w:ascii="Times New Roman" w:hAnsi="Times New Roman" w:cs="Times New Roman"/>
+          <w:sz w:val="28"/>
+          <w:szCs w:val="28"/>
+        </w:rPr>
+      </w:pPr>
+      <w:r>
+        <w:rPr>
+          <w:rFonts w:ascii="Times New Roman" w:hAnsi="Times New Roman" w:cs="Times New Roman"/>
+          <w:sz w:val="28"/>
+          <w:szCs w:val="28"/>
+        </w:rPr>
+        <w:t xml:space="preserve">Установит зависимости </w:t>
+      </w:r>
+    </w:p>
+    <w:p>
+      <w:pPr>
+        <w:pStyle w:val="a1"/>
+        <w:numPr>
+          <w:ilvl w:val="0"/>
+          <w:numId w:val="53"/>
+        </w:numPr>
+        <w:tabs>
+          <w:tab w:val="left" w:pos="709"/>
+        </w:tabs>
+        <w:spacing w:after="0" w:line="360" w:lineRule="auto"/>
+        <w:rPr>
+          <w:rFonts w:ascii="Times New Roman" w:hAnsi="Times New Roman" w:cs="Times New Roman"/>
+          <w:sz w:val="28"/>
+          <w:szCs w:val="28"/>
+        </w:rPr>
+      </w:pPr>
+      <w:r>
+        <w:rPr>
+          <w:rFonts w:ascii="Times New Roman" w:hAnsi="Times New Roman" w:cs="Times New Roman"/>
+          <w:sz w:val="28"/>
+          <w:szCs w:val="28"/>
+        </w:rPr>
+        <w:t xml:space="preserve">Создаст БД </w:t>
+      </w:r>
+    </w:p>
+    <w:p>
+      <w:pPr>
+        <w:pStyle w:val="a1"/>
+        <w:numPr>
+          <w:ilvl w:val="0"/>
+          <w:numId w:val="53"/>
+        </w:numPr>
+        <w:tabs>
+          <w:tab w:val="left" w:pos="709"/>
+        </w:tabs>
+        <w:spacing w:after="0" w:line="360" w:lineRule="auto"/>
+        <w:rPr>
+          <w:rFonts w:ascii="Times New Roman" w:hAnsi="Times New Roman" w:cs="Times New Roman"/>
+          <w:sz w:val="28"/>
+          <w:szCs w:val="28"/>
+        </w:rPr>
+      </w:pPr>
+      <w:r>
+        <w:rPr>
+          <w:rFonts w:ascii="Times New Roman" w:hAnsi="Times New Roman" w:cs="Times New Roman"/>
+          <w:sz w:val="28"/>
+          <w:szCs w:val="28"/>
+        </w:rPr>
+        <w:t xml:space="preserve">Запустит backend (порт 8000) </w:t>
+      </w:r>
+    </w:p>
+    <w:p>
+      <w:pPr>
+        <w:pStyle w:val="a1"/>
+        <w:numPr>
+          <w:ilvl w:val="0"/>
+          <w:numId w:val="53"/>
+        </w:numPr>
+        <w:tabs>
+          <w:tab w:val="left" w:pos="709"/>
+        </w:tabs>
         <w:spacing w:line="360" w:lineRule="auto"/>
         <w:rPr>
           <w:rFonts w:ascii="Times New Roman" w:hAnsi="Times New Roman" w:cs="Times New Roman"/>
@@ -12071,219 +8805,7 @@
           <w:sz w:val="28"/>
           <w:szCs w:val="28"/>
         </w:rPr>
-        <w:t>Скрипт автоматически:</w:t>
-      </w:r>
-    </w:p>
-    <w:p>
-      <w:pPr>
-        <w:pStyle w:val="a1"/>
-        <w:numPr>
-          <w:ilvl w:val="0"/>
-          <w:numId w:val="53"/>
-        </w:numPr>
-        <w:tabs>
-          <w:tab w:val="left" w:pos="709"/>
-        </w:tabs>
-        <w:spacing w:after="0" w:line="360" w:lineRule="auto"/>
-        <w:rPr>
-          <w:rFonts w:ascii="Times New Roman" w:hAnsi="Times New Roman" w:cs="Times New Roman"/>
-          <w:sz w:val="28"/>
-          <w:szCs w:val="28"/>
-        </w:rPr>
-      </w:pPr>
-      <w:r>
-        <w:rPr>
-          <w:rFonts w:ascii="Times New Roman" w:hAnsi="Times New Roman" w:cs="Times New Roman"/>
-          <w:sz w:val="28"/>
-          <w:szCs w:val="28"/>
-        </w:rPr>
-        <w:t xml:space="preserve">Создаст </w:t>
-      </w:r>
-      <w:proofErr w:type="spellStart"/>
-      <w:r>
-        <w:rPr>
-          <w:rFonts w:ascii="Times New Roman" w:hAnsi="Times New Roman" w:cs="Times New Roman"/>
-          <w:sz w:val="28"/>
-          <w:szCs w:val="28"/>
-        </w:rPr>
-        <w:t>venv</w:t>
-      </w:r>
-      <w:proofErr w:type="spellEnd"/>
-      <w:r>
-        <w:rPr>
-          <w:rFonts w:ascii="Times New Roman" w:hAnsi="Times New Roman" w:cs="Times New Roman"/>
-          <w:sz w:val="28"/>
-          <w:szCs w:val="28"/>
-        </w:rPr>
-        <w:t xml:space="preserve"> в</w:t>
-      </w:r>
-      <w:proofErr w:type="gramStart"/>
-      <w:r>
-        <w:rPr>
-          <w:rFonts w:ascii="Times New Roman" w:hAnsi="Times New Roman" w:cs="Times New Roman"/>
-          <w:sz w:val="28"/>
-          <w:szCs w:val="28"/>
-        </w:rPr>
-        <w:t xml:space="preserve"> ../.</w:t>
-      </w:r>
-      <w:proofErr w:type="spellStart"/>
-      <w:r>
-        <w:rPr>
-          <w:rFonts w:ascii="Times New Roman" w:hAnsi="Times New Roman" w:cs="Times New Roman"/>
-          <w:sz w:val="28"/>
-          <w:szCs w:val="28"/>
-        </w:rPr>
-        <w:t>venv</w:t>
-      </w:r>
-      <w:proofErr w:type="spellEnd"/>
-      <w:proofErr w:type="gramEnd"/>
-      <w:r>
-        <w:rPr>
-          <w:rFonts w:ascii="Times New Roman" w:hAnsi="Times New Roman" w:cs="Times New Roman"/>
-          <w:sz w:val="28"/>
-          <w:szCs w:val="28"/>
-        </w:rPr>
-        <w:t xml:space="preserve"> </w:t>
-      </w:r>
-    </w:p>
-    <w:p>
-      <w:pPr>
-        <w:pStyle w:val="a1"/>
-        <w:numPr>
-          <w:ilvl w:val="0"/>
-          <w:numId w:val="53"/>
-        </w:numPr>
-        <w:tabs>
-          <w:tab w:val="left" w:pos="709"/>
-        </w:tabs>
-        <w:spacing w:after="0" w:line="360" w:lineRule="auto"/>
-        <w:rPr>
-          <w:rFonts w:ascii="Times New Roman" w:hAnsi="Times New Roman" w:cs="Times New Roman"/>
-          <w:sz w:val="28"/>
-          <w:szCs w:val="28"/>
-        </w:rPr>
-      </w:pPr>
-      <w:r>
-        <w:rPr>
-          <w:rFonts w:ascii="Times New Roman" w:hAnsi="Times New Roman" w:cs="Times New Roman"/>
-          <w:sz w:val="28"/>
-          <w:szCs w:val="28"/>
-        </w:rPr>
-        <w:t xml:space="preserve">Установит зависимости </w:t>
-      </w:r>
-    </w:p>
-    <w:p>
-      <w:pPr>
-        <w:pStyle w:val="a1"/>
-        <w:numPr>
-          <w:ilvl w:val="0"/>
-          <w:numId w:val="53"/>
-        </w:numPr>
-        <w:tabs>
-          <w:tab w:val="left" w:pos="709"/>
-        </w:tabs>
-        <w:spacing w:after="0" w:line="360" w:lineRule="auto"/>
-        <w:rPr>
-          <w:rFonts w:ascii="Times New Roman" w:hAnsi="Times New Roman" w:cs="Times New Roman"/>
-          <w:sz w:val="28"/>
-          <w:szCs w:val="28"/>
-        </w:rPr>
-      </w:pPr>
-      <w:r>
-        <w:rPr>
-          <w:rFonts w:ascii="Times New Roman" w:hAnsi="Times New Roman" w:cs="Times New Roman"/>
-          <w:sz w:val="28"/>
-          <w:szCs w:val="28"/>
-        </w:rPr>
-        <w:t xml:space="preserve">Создаст БД </w:t>
-      </w:r>
-    </w:p>
-    <w:p>
-      <w:pPr>
-        <w:pStyle w:val="a1"/>
-        <w:numPr>
-          <w:ilvl w:val="0"/>
-          <w:numId w:val="53"/>
-        </w:numPr>
-        <w:tabs>
-          <w:tab w:val="left" w:pos="709"/>
-        </w:tabs>
-        <w:spacing w:after="0" w:line="360" w:lineRule="auto"/>
-        <w:rPr>
-          <w:rFonts w:ascii="Times New Roman" w:hAnsi="Times New Roman" w:cs="Times New Roman"/>
-          <w:sz w:val="28"/>
-          <w:szCs w:val="28"/>
-        </w:rPr>
-      </w:pPr>
-      <w:r>
-        <w:rPr>
-          <w:rFonts w:ascii="Times New Roman" w:hAnsi="Times New Roman" w:cs="Times New Roman"/>
-          <w:sz w:val="28"/>
-          <w:szCs w:val="28"/>
-        </w:rPr>
-        <w:t xml:space="preserve">Запустит </w:t>
-      </w:r>
-      <w:proofErr w:type="spellStart"/>
-      <w:r>
-        <w:rPr>
-          <w:rFonts w:ascii="Times New Roman" w:hAnsi="Times New Roman" w:cs="Times New Roman"/>
-          <w:sz w:val="28"/>
-          <w:szCs w:val="28"/>
-        </w:rPr>
-        <w:t>backend</w:t>
-      </w:r>
-      <w:proofErr w:type="spellEnd"/>
-      <w:r>
-        <w:rPr>
-          <w:rFonts w:ascii="Times New Roman" w:hAnsi="Times New Roman" w:cs="Times New Roman"/>
-          <w:sz w:val="28"/>
-          <w:szCs w:val="28"/>
-        </w:rPr>
-        <w:t xml:space="preserve"> (порт 8000) </w:t>
-      </w:r>
-    </w:p>
-    <w:p>
-      <w:pPr>
-        <w:pStyle w:val="a1"/>
-        <w:numPr>
-          <w:ilvl w:val="0"/>
-          <w:numId w:val="53"/>
-        </w:numPr>
-        <w:tabs>
-          <w:tab w:val="left" w:pos="709"/>
-        </w:tabs>
-        <w:spacing w:line="360" w:lineRule="auto"/>
-        <w:rPr>
-          <w:rFonts w:ascii="Times New Roman" w:hAnsi="Times New Roman" w:cs="Times New Roman"/>
-          <w:sz w:val="28"/>
-          <w:szCs w:val="28"/>
-        </w:rPr>
-      </w:pPr>
-      <w:r>
-        <w:rPr>
-          <w:rFonts w:ascii="Times New Roman" w:hAnsi="Times New Roman" w:cs="Times New Roman"/>
-          <w:sz w:val="28"/>
-          <w:szCs w:val="28"/>
-        </w:rPr>
-        <w:t xml:space="preserve">Запустит </w:t>
-      </w:r>
-      <w:proofErr w:type="spellStart"/>
-      <w:r>
-        <w:rPr>
-          <w:rFonts w:ascii="Times New Roman" w:hAnsi="Times New Roman" w:cs="Times New Roman"/>
-          <w:sz w:val="28"/>
-          <w:szCs w:val="28"/>
-        </w:rPr>
-        <w:t>frontend</w:t>
-      </w:r>
-      <w:proofErr w:type="spellEnd"/>
-      <w:r>
-        <w:rPr>
-          <w:rFonts w:ascii="Times New Roman" w:hAnsi="Times New Roman" w:cs="Times New Roman"/>
-          <w:sz w:val="28"/>
-          <w:szCs w:val="28"/>
-        </w:rPr>
-        <w:t xml:space="preserve"> (порт 3000) </w:t>
+        <w:t xml:space="preserve">Запустит frontend (порт 3000) </w:t>
       </w:r>
     </w:p>
     <w:p>
@@ -12315,34 +8837,14 @@
           <w:szCs w:val="28"/>
         </w:rPr>
       </w:pPr>
-      <w:proofErr w:type="spellStart"/>
-      <w:r>
-        <w:rPr>
-          <w:rFonts w:ascii="Times New Roman" w:hAnsi="Times New Roman" w:cs="Times New Roman"/>
-          <w:sz w:val="28"/>
-          <w:szCs w:val="28"/>
-        </w:rPr>
-        <w:t>cd</w:t>
-      </w:r>
-      <w:proofErr w:type="spellEnd"/>
-      <w:r>
-        <w:rPr>
-          <w:rFonts w:ascii="Times New Roman" w:hAnsi="Times New Roman" w:cs="Times New Roman"/>
-          <w:sz w:val="28"/>
-          <w:szCs w:val="28"/>
-        </w:rPr>
-        <w:t xml:space="preserve"> </w:t>
-      </w:r>
-      <w:proofErr w:type="spellStart"/>
-      <w:r>
-        <w:rPr>
-          <w:rFonts w:ascii="Times New Roman" w:hAnsi="Times New Roman" w:cs="Times New Roman"/>
-          <w:sz w:val="28"/>
-          <w:szCs w:val="28"/>
-        </w:rPr>
-        <w:t>Predprof-Wibecoding</w:t>
-      </w:r>
-      <w:proofErr w:type="spellEnd"/>
+      <w:r>
+        <w:rPr>
+          <w:rFonts w:ascii="Times New Roman" w:hAnsi="Times New Roman" w:cs="Times New Roman"/>
+          <w:sz w:val="28"/>
+          <w:szCs w:val="28"/>
+        </w:rPr>
+        <w:t>cd Predprof-Wibecoding</w:t>
+      </w:r>
     </w:p>
     <w:p>
       <w:pPr>
@@ -12399,23 +8901,13 @@
           <w:szCs w:val="28"/>
         </w:rPr>
       </w:pPr>
-      <w:proofErr w:type="spellStart"/>
-      <w:r>
-        <w:rPr>
-          <w:rFonts w:ascii="Times New Roman" w:hAnsi="Times New Roman" w:cs="Times New Roman"/>
-          <w:sz w:val="28"/>
-          <w:szCs w:val="28"/>
-        </w:rPr>
-        <w:t>Frontend</w:t>
-      </w:r>
-      <w:proofErr w:type="spellEnd"/>
-      <w:r>
-        <w:rPr>
-          <w:rFonts w:ascii="Times New Roman" w:hAnsi="Times New Roman" w:cs="Times New Roman"/>
-          <w:sz w:val="28"/>
-          <w:szCs w:val="28"/>
-        </w:rPr>
-        <w:t xml:space="preserve">: </w:t>
+      <w:r>
+        <w:rPr>
+          <w:rFonts w:ascii="Times New Roman" w:hAnsi="Times New Roman" w:cs="Times New Roman"/>
+          <w:sz w:val="28"/>
+          <w:szCs w:val="28"/>
+        </w:rPr>
+        <w:t xml:space="preserve">Frontend: </w:t>
       </w:r>
       <w:hyperlink r:id="rId7" w:tgtFrame="_blank">
         <w:r>
@@ -12454,23 +8946,13 @@
           <w:szCs w:val="28"/>
         </w:rPr>
       </w:pPr>
-      <w:proofErr w:type="spellStart"/>
-      <w:r>
-        <w:rPr>
-          <w:rFonts w:ascii="Times New Roman" w:hAnsi="Times New Roman" w:cs="Times New Roman"/>
-          <w:sz w:val="28"/>
-          <w:szCs w:val="28"/>
-        </w:rPr>
-        <w:t>Backend</w:t>
-      </w:r>
-      <w:proofErr w:type="spellEnd"/>
-      <w:r>
-        <w:rPr>
-          <w:rFonts w:ascii="Times New Roman" w:hAnsi="Times New Roman" w:cs="Times New Roman"/>
-          <w:sz w:val="28"/>
-          <w:szCs w:val="28"/>
-        </w:rPr>
-        <w:t xml:space="preserve"> API: </w:t>
+      <w:r>
+        <w:rPr>
+          <w:rFonts w:ascii="Times New Roman" w:hAnsi="Times New Roman" w:cs="Times New Roman"/>
+          <w:sz w:val="28"/>
+          <w:szCs w:val="28"/>
+        </w:rPr>
+        <w:t xml:space="preserve">Backend API: </w:t>
       </w:r>
       <w:hyperlink r:id="rId8" w:tgtFrame="_blank">
         <w:r>
@@ -12515,25 +8997,7 @@
           <w:sz w:val="28"/>
           <w:szCs w:val="28"/>
         </w:rPr>
-        <w:t xml:space="preserve">API </w:t>
-      </w:r>
-      <w:proofErr w:type="spellStart"/>
-      <w:r>
-        <w:rPr>
-          <w:rFonts w:ascii="Times New Roman" w:hAnsi="Times New Roman" w:cs="Times New Roman"/>
-          <w:sz w:val="28"/>
-          <w:szCs w:val="28"/>
-        </w:rPr>
-        <w:t>Docs</w:t>
-      </w:r>
-      <w:proofErr w:type="spellEnd"/>
-      <w:r>
-        <w:rPr>
-          <w:rFonts w:ascii="Times New Roman" w:hAnsi="Times New Roman" w:cs="Times New Roman"/>
-          <w:sz w:val="28"/>
-          <w:szCs w:val="28"/>
-        </w:rPr>
-        <w:t xml:space="preserve">: </w:t>
+        <w:t xml:space="preserve">API Docs: </w:t>
       </w:r>
       <w:hyperlink r:id="rId9" w:tgtFrame="_blank">
         <w:r>
@@ -12588,27 +9052,7 @@
           <w:szCs w:val="28"/>
           <w:lang w:val="en-US"/>
         </w:rPr>
-        <w:t>POST /auth/</w:t>
-      </w:r>
-      <w:proofErr w:type="spellStart"/>
-      <w:r>
-        <w:rPr>
-          <w:rFonts w:ascii="Times New Roman" w:hAnsi="Times New Roman" w:cs="Times New Roman"/>
-          <w:sz w:val="28"/>
-          <w:szCs w:val="28"/>
-          <w:lang w:val="en-US"/>
-        </w:rPr>
-        <w:t>make_admin</w:t>
-      </w:r>
-      <w:proofErr w:type="spellEnd"/>
-      <w:r>
-        <w:rPr>
-          <w:rFonts w:ascii="Times New Roman" w:hAnsi="Times New Roman" w:cs="Times New Roman"/>
-          <w:sz w:val="28"/>
-          <w:szCs w:val="28"/>
-          <w:lang w:val="en-US"/>
-        </w:rPr>
-        <w:t xml:space="preserve"> </w:t>
+        <w:t xml:space="preserve">POST /auth/make_admin </w:t>
       </w:r>
       <w:r>
         <w:rPr>
@@ -12747,18 +9191,8 @@
           <w:szCs w:val="28"/>
         </w:rPr>
         <w:br/>
-        <w:t xml:space="preserve">  Регистрация и авторизация с </w:t>
-      </w:r>
-      <w:proofErr w:type="spellStart"/>
-      <w:r>
-        <w:rPr>
-          <w:rFonts w:ascii="Times New Roman" w:hAnsi="Times New Roman" w:cs="Times New Roman"/>
-          <w:sz w:val="28"/>
-          <w:szCs w:val="28"/>
-        </w:rPr>
-        <w:t>bcrypt</w:t>
-      </w:r>
-      <w:proofErr w:type="spellEnd"/>
+        <w:t xml:space="preserve">  Регистрация и авторизация с bcrypt</w:t>
+      </w:r>
       <w:r>
         <w:rPr>
           <w:rFonts w:ascii="Times New Roman" w:hAnsi="Times New Roman" w:cs="Times New Roman"/>
@@ -12775,54 +9209,8 @@
           <w:szCs w:val="28"/>
         </w:rPr>
         <w:br/>
-        <w:t xml:space="preserve">  </w:t>
-      </w:r>
-      <w:proofErr w:type="spellStart"/>
-      <w:r>
-        <w:rPr>
-          <w:rFonts w:ascii="Times New Roman" w:hAnsi="Times New Roman" w:cs="Times New Roman"/>
-          <w:sz w:val="28"/>
-          <w:szCs w:val="28"/>
-        </w:rPr>
-        <w:t>PvP</w:t>
-      </w:r>
-      <w:proofErr w:type="spellEnd"/>
-      <w:r>
-        <w:rPr>
-          <w:rFonts w:ascii="Times New Roman" w:hAnsi="Times New Roman" w:cs="Times New Roman"/>
-          <w:sz w:val="28"/>
-          <w:szCs w:val="28"/>
-        </w:rPr>
-        <w:t xml:space="preserve">-режим с </w:t>
-      </w:r>
-      <w:proofErr w:type="spellStart"/>
-      <w:r>
-        <w:rPr>
-          <w:rFonts w:ascii="Times New Roman" w:hAnsi="Times New Roman" w:cs="Times New Roman"/>
-          <w:sz w:val="28"/>
-          <w:szCs w:val="28"/>
-        </w:rPr>
-        <w:t>WebSocket</w:t>
-      </w:r>
-      <w:proofErr w:type="spellEnd"/>
-      <w:r>
-        <w:rPr>
-          <w:rFonts w:ascii="Times New Roman" w:hAnsi="Times New Roman" w:cs="Times New Roman"/>
-          <w:sz w:val="28"/>
-          <w:szCs w:val="28"/>
-        </w:rPr>
-        <w:t xml:space="preserve"> и рейтингом </w:t>
-      </w:r>
-      <w:proofErr w:type="spellStart"/>
-      <w:r>
-        <w:rPr>
-          <w:rFonts w:ascii="Times New Roman" w:hAnsi="Times New Roman" w:cs="Times New Roman"/>
-          <w:sz w:val="28"/>
-          <w:szCs w:val="28"/>
-        </w:rPr>
-        <w:t>Elo</w:t>
-      </w:r>
-      <w:proofErr w:type="spellEnd"/>
+        <w:t xml:space="preserve">  PvP-режим с WebSocket и рейтингом Elo</w:t>
+      </w:r>
       <w:r>
         <w:rPr>
           <w:rFonts w:ascii="Times New Roman" w:hAnsi="Times New Roman" w:cs="Times New Roman"/>
@@ -12963,43 +9351,7 @@
           <w:sz w:val="28"/>
           <w:szCs w:val="28"/>
         </w:rPr>
-        <w:t>Real-</w:t>
-      </w:r>
-      <w:proofErr w:type="spellStart"/>
-      <w:r>
-        <w:rPr>
-          <w:rFonts w:ascii="Times New Roman" w:hAnsi="Times New Roman" w:cs="Times New Roman"/>
-          <w:sz w:val="28"/>
-          <w:szCs w:val="28"/>
-        </w:rPr>
-        <w:t>time</w:t>
-      </w:r>
-      <w:proofErr w:type="spellEnd"/>
-      <w:r>
-        <w:rPr>
-          <w:rFonts w:ascii="Times New Roman" w:hAnsi="Times New Roman" w:cs="Times New Roman"/>
-          <w:sz w:val="28"/>
-          <w:szCs w:val="28"/>
-        </w:rPr>
-        <w:t xml:space="preserve"> </w:t>
-      </w:r>
-      <w:proofErr w:type="spellStart"/>
-      <w:r>
-        <w:rPr>
-          <w:rFonts w:ascii="Times New Roman" w:hAnsi="Times New Roman" w:cs="Times New Roman"/>
-          <w:sz w:val="28"/>
-          <w:szCs w:val="28"/>
-        </w:rPr>
-        <w:t>PvP</w:t>
-      </w:r>
-      <w:proofErr w:type="spellEnd"/>
-      <w:r>
-        <w:rPr>
-          <w:rFonts w:ascii="Times New Roman" w:hAnsi="Times New Roman" w:cs="Times New Roman"/>
-          <w:sz w:val="28"/>
-          <w:szCs w:val="28"/>
-        </w:rPr>
-        <w:t xml:space="preserve">-матчи </w:t>
+        <w:t xml:space="preserve">Real-time PvP-матчи </w:t>
       </w:r>
     </w:p>
     <w:p>
